--- a/claude_docs/Guia_Despliegue_Azure_Students.docx
+++ b/claude_docs/Guia_Despliegue_Azure_Students.docx
@@ -11,6 +11,7 @@
       <w:pPr>
         <w:jc w:val="center"/>
       </w:pPr>
+      <w:proofErr w:type="spellStart"/>
       <w:r>
         <w:rPr>
           <w:b/>
@@ -21,6 +22,7 @@
         </w:rPr>
         <w:t>TrazaDoc</w:t>
       </w:r>
+      <w:proofErr w:type="spellEnd"/>
     </w:p>
     <w:p>
       <w:pPr>
@@ -32,8 +34,17 @@
           <w:sz w:val="36"/>
           <w:szCs w:val="36"/>
         </w:rPr>
-        <w:t>Guía de despliegue en Azure for Students</w:t>
-      </w:r>
+        <w:t xml:space="preserve">Guía de despliegue en Azure for </w:t>
+      </w:r>
+      <w:proofErr w:type="spellStart"/>
+      <w:r>
+        <w:rPr>
+          <w:sz w:val="36"/>
+          <w:szCs w:val="36"/>
+        </w:rPr>
+        <w:t>Students</w:t>
+      </w:r>
+      <w:proofErr w:type="spellEnd"/>
     </w:p>
     <w:p>
       <w:pPr>
@@ -58,7 +69,21 @@
         <w:rPr>
           <w:color w:val="4B5563"/>
         </w:rPr>
-        <w:t>Sistema de gestión documental con trazabilidad en Hyperledger Fabric</w:t>
+        <w:t xml:space="preserve">Sistema de gestión documental con trazabilidad en </w:t>
+      </w:r>
+      <w:proofErr w:type="spellStart"/>
+      <w:r>
+        <w:rPr>
+          <w:color w:val="4B5563"/>
+        </w:rPr>
+        <w:t>Hyperledger</w:t>
+      </w:r>
+      <w:proofErr w:type="spellEnd"/>
+      <w:r>
+        <w:rPr>
+          <w:color w:val="4B5563"/>
+        </w:rPr>
+        <w:t xml:space="preserve"> Fabric</w:t>
       </w:r>
     </w:p>
     <w:p>
@@ -98,7 +123,6 @@
         <w:alias w:val="Contenido"/>
         <w:id w:val="603379523"/>
       </w:sdtPr>
-      <w:sdtEndPr/>
       <w:sdtContent>
         <w:p>
           <w:pPr>
@@ -3036,7 +3060,15 @@
         <w:spacing w:after="120"/>
       </w:pPr>
       <w:r>
-        <w:t>Al terminar esta guía, TrazaDoc quedará funcionando en un servidor de Microsoft Azure, con una dirección pública que cualquier persona puede abrir desde su navegador, por ejemplo:</w:t>
+        <w:t xml:space="preserve">Al terminar esta guía, </w:t>
+      </w:r>
+      <w:proofErr w:type="spellStart"/>
+      <w:r>
+        <w:t>TrazaDoc</w:t>
+      </w:r>
+      <w:proofErr w:type="spellEnd"/>
+      <w:r>
+        <w:t xml:space="preserve"> quedará funcionando en un servidor de Microsoft Azure, con una dirección pública que cualquier persona puede abrir desde su navegador, por ejemplo:</w:t>
       </w:r>
     </w:p>
     <w:p>
@@ -3072,7 +3104,15 @@
         <w:t>máquina virtual</w:t>
       </w:r>
       <w:r>
-        <w:t xml:space="preserve"> (un computador en la nube) con Linux. Dentro de ella corren los mismos contenedores Docker que usas en tu PC: la red blockchain (Hyperledger Fabric), MongoDB, el backend, el frontend y un componente nuevo llamado </w:t>
+        <w:t xml:space="preserve"> (un computador en la nube) con Linux. Dentro de ella corren los mismos contenedores Docker que usas en tu PC: la red blockchain (</w:t>
+      </w:r>
+      <w:proofErr w:type="spellStart"/>
+      <w:r>
+        <w:t>Hyperledger</w:t>
+      </w:r>
+      <w:proofErr w:type="spellEnd"/>
+      <w:r>
+        <w:t xml:space="preserve"> Fabric), MongoDB, el backend, el frontend y un componente nuevo llamado </w:t>
       </w:r>
       <w:r>
         <w:rPr>
@@ -3110,7 +3150,43 @@
           <w:sz w:val="18"/>
           <w:szCs w:val="18"/>
         </w:rPr>
-        <w:t>Navegador ──HTTPS──&gt; Caddy (certificado gratuito Let's Encrypt)</w:t>
+        <w:t xml:space="preserve">Navegador ──HTTPS──&gt; Caddy (certificado gratuito </w:t>
+      </w:r>
+      <w:proofErr w:type="spellStart"/>
+      <w:r>
+        <w:rPr>
+          <w:rFonts w:ascii="Consolas" w:eastAsia="Consolas" w:hAnsi="Consolas" w:cs="Consolas"/>
+          <w:sz w:val="18"/>
+          <w:szCs w:val="18"/>
+        </w:rPr>
+        <w:t>Let's</w:t>
+      </w:r>
+      <w:proofErr w:type="spellEnd"/>
+      <w:r>
+        <w:rPr>
+          <w:rFonts w:ascii="Consolas" w:eastAsia="Consolas" w:hAnsi="Consolas" w:cs="Consolas"/>
+          <w:sz w:val="18"/>
+          <w:szCs w:val="18"/>
+        </w:rPr>
+        <w:t xml:space="preserve"> </w:t>
+      </w:r>
+      <w:proofErr w:type="spellStart"/>
+      <w:r>
+        <w:rPr>
+          <w:rFonts w:ascii="Consolas" w:eastAsia="Consolas" w:hAnsi="Consolas" w:cs="Consolas"/>
+          <w:sz w:val="18"/>
+          <w:szCs w:val="18"/>
+        </w:rPr>
+        <w:t>Encrypt</w:t>
+      </w:r>
+      <w:proofErr w:type="spellEnd"/>
+      <w:r>
+        <w:rPr>
+          <w:rFonts w:ascii="Consolas" w:eastAsia="Consolas" w:hAnsi="Consolas" w:cs="Consolas"/>
+          <w:sz w:val="18"/>
+          <w:szCs w:val="18"/>
+        </w:rPr>
+        <w:t>)</w:t>
       </w:r>
     </w:p>
     <w:p>
@@ -3236,12 +3312,6 @@
         <w:gridCol w:w="6318"/>
       </w:tblGrid>
       <w:tr>
-        <w:tblPrEx>
-          <w:tblCellMar>
-            <w:top w:w="0" w:type="dxa"/>
-            <w:bottom w:w="0" w:type="dxa"/>
-          </w:tblCellMar>
-        </w:tblPrEx>
         <w:trPr>
           <w:tblHeader/>
         </w:trPr>
@@ -3303,12 +3373,6 @@
         </w:tc>
       </w:tr>
       <w:tr>
-        <w:tblPrEx>
-          <w:tblCellMar>
-            <w:top w:w="0" w:type="dxa"/>
-            <w:bottom w:w="0" w:type="dxa"/>
-          </w:tblCellMar>
-        </w:tblPrEx>
         <w:tc>
           <w:tcPr>
             <w:tcW w:w="3402" w:type="dxa"/>
@@ -3355,12 +3419,6 @@
         </w:tc>
       </w:tr>
       <w:tr>
-        <w:tblPrEx>
-          <w:tblCellMar>
-            <w:top w:w="0" w:type="dxa"/>
-            <w:bottom w:w="0" w:type="dxa"/>
-          </w:tblCellMar>
-        </w:tblPrEx>
         <w:tc>
           <w:tcPr>
             <w:tcW w:w="3402" w:type="dxa"/>
@@ -3408,18 +3466,20 @@
               <w:t>0 pesos</w:t>
             </w:r>
             <w:r>
-              <w:t>: se paga con el crédito de Azure for Students (100 USD), sin tarjeta de crédito</w:t>
+              <w:t xml:space="preserve">: se paga con el crédito de Azure for </w:t>
+            </w:r>
+            <w:proofErr w:type="spellStart"/>
+            <w:r>
+              <w:t>Students</w:t>
+            </w:r>
+            <w:proofErr w:type="spellEnd"/>
+            <w:r>
+              <w:t xml:space="preserve"> (100 USD), sin tarjeta de crédito</w:t>
             </w:r>
           </w:p>
         </w:tc>
       </w:tr>
       <w:tr>
-        <w:tblPrEx>
-          <w:tblCellMar>
-            <w:top w:w="0" w:type="dxa"/>
-            <w:bottom w:w="0" w:type="dxa"/>
-          </w:tblCellMar>
-        </w:tblPrEx>
         <w:tc>
           <w:tcPr>
             <w:tcW w:w="3402" w:type="dxa"/>
@@ -3466,12 +3526,6 @@
         </w:tc>
       </w:tr>
       <w:tr>
-        <w:tblPrEx>
-          <w:tblCellMar>
-            <w:top w:w="0" w:type="dxa"/>
-            <w:bottom w:w="0" w:type="dxa"/>
-          </w:tblCellMar>
-        </w:tblPrEx>
         <w:tc>
           <w:tcPr>
             <w:tcW w:w="3402" w:type="dxa"/>
@@ -3564,7 +3618,15 @@
         <w:t>correo institucional</w:t>
       </w:r>
       <w:r>
-        <w:t xml:space="preserve"> de estudiante (para activar Azure for Students).</w:t>
+        <w:t xml:space="preserve"> de estudiante (para activar Azure for </w:t>
+      </w:r>
+      <w:proofErr w:type="spellStart"/>
+      <w:r>
+        <w:t>Students</w:t>
+      </w:r>
+      <w:proofErr w:type="spellEnd"/>
+      <w:r>
+        <w:t>).</w:t>
       </w:r>
     </w:p>
     <w:p>
@@ -3589,6 +3651,7 @@
       <w:r>
         <w:t xml:space="preserve"> (ya trae el comando </w:t>
       </w:r>
+      <w:proofErr w:type="spellStart"/>
       <w:r>
         <w:rPr>
           <w:rFonts w:ascii="Consolas" w:eastAsia="Consolas" w:hAnsi="Consolas" w:cs="Consolas"/>
@@ -3598,6 +3661,7 @@
         </w:rPr>
         <w:t>ssh</w:t>
       </w:r>
+      <w:proofErr w:type="spellEnd"/>
       <w:r>
         <w:t>).</w:t>
       </w:r>
@@ -3624,6 +3688,7 @@
       <w:r>
         <w:t xml:space="preserve"> que ya usas en tu PC (están en </w:t>
       </w:r>
+      <w:proofErr w:type="spellStart"/>
       <w:r>
         <w:rPr>
           <w:rFonts w:ascii="Consolas" w:eastAsia="Consolas" w:hAnsi="Consolas" w:cs="Consolas"/>
@@ -3631,8 +3696,31 @@
           <w:sz w:val="19"/>
           <w:szCs w:val="19"/>
         </w:rPr>
-        <w:t>docker/.env</w:t>
-      </w:r>
+        <w:t>docker</w:t>
+      </w:r>
+      <w:proofErr w:type="spellEnd"/>
+      <w:proofErr w:type="gramStart"/>
+      <w:r>
+        <w:rPr>
+          <w:rFonts w:ascii="Consolas" w:eastAsia="Consolas" w:hAnsi="Consolas" w:cs="Consolas"/>
+          <w:color w:val="9D174D"/>
+          <w:sz w:val="19"/>
+          <w:szCs w:val="19"/>
+        </w:rPr>
+        <w:t>/.</w:t>
+      </w:r>
+      <w:proofErr w:type="spellStart"/>
+      <w:r>
+        <w:rPr>
+          <w:rFonts w:ascii="Consolas" w:eastAsia="Consolas" w:hAnsi="Consolas" w:cs="Consolas"/>
+          <w:color w:val="9D174D"/>
+          <w:sz w:val="19"/>
+          <w:szCs w:val="19"/>
+        </w:rPr>
+        <w:t>env</w:t>
+      </w:r>
+      <w:proofErr w:type="spellEnd"/>
+      <w:proofErr w:type="gramEnd"/>
       <w:r>
         <w:t xml:space="preserve"> del proyecto).</w:t>
       </w:r>
@@ -3689,13 +3777,41 @@
         <w:spacing w:before="60"/>
         <w:ind w:left="200"/>
       </w:pPr>
+      <w:proofErr w:type="spellStart"/>
       <w:r>
         <w:rPr>
           <w:rFonts w:ascii="Consolas" w:eastAsia="Consolas" w:hAnsi="Consolas" w:cs="Consolas"/>
           <w:sz w:val="18"/>
           <w:szCs w:val="18"/>
         </w:rPr>
-        <w:t>git add -A</w:t>
+        <w:t>git</w:t>
+      </w:r>
+      <w:proofErr w:type="spellEnd"/>
+      <w:r>
+        <w:rPr>
+          <w:rFonts w:ascii="Consolas" w:eastAsia="Consolas" w:hAnsi="Consolas" w:cs="Consolas"/>
+          <w:sz w:val="18"/>
+          <w:szCs w:val="18"/>
+        </w:rPr>
+        <w:t xml:space="preserve"> </w:t>
+      </w:r>
+      <w:proofErr w:type="spellStart"/>
+      <w:r>
+        <w:rPr>
+          <w:rFonts w:ascii="Consolas" w:eastAsia="Consolas" w:hAnsi="Consolas" w:cs="Consolas"/>
+          <w:sz w:val="18"/>
+          <w:szCs w:val="18"/>
+        </w:rPr>
+        <w:t>add</w:t>
+      </w:r>
+      <w:proofErr w:type="spellEnd"/>
+      <w:r>
+        <w:rPr>
+          <w:rFonts w:ascii="Consolas" w:eastAsia="Consolas" w:hAnsi="Consolas" w:cs="Consolas"/>
+          <w:sz w:val="18"/>
+          <w:szCs w:val="18"/>
+        </w:rPr>
+        <w:t xml:space="preserve"> -A</w:t>
       </w:r>
     </w:p>
     <w:p>
@@ -3706,13 +3822,41 @@
         <w:shd w:val="clear" w:color="auto" w:fill="F3F4F6"/>
         <w:ind w:left="200"/>
       </w:pPr>
+      <w:proofErr w:type="spellStart"/>
       <w:r>
         <w:rPr>
           <w:rFonts w:ascii="Consolas" w:eastAsia="Consolas" w:hAnsi="Consolas" w:cs="Consolas"/>
           <w:sz w:val="18"/>
           <w:szCs w:val="18"/>
         </w:rPr>
-        <w:t>git commit -m "Preparar despliegue en Azure"</w:t>
+        <w:t>git</w:t>
+      </w:r>
+      <w:proofErr w:type="spellEnd"/>
+      <w:r>
+        <w:rPr>
+          <w:rFonts w:ascii="Consolas" w:eastAsia="Consolas" w:hAnsi="Consolas" w:cs="Consolas"/>
+          <w:sz w:val="18"/>
+          <w:szCs w:val="18"/>
+        </w:rPr>
+        <w:t xml:space="preserve"> </w:t>
+      </w:r>
+      <w:proofErr w:type="spellStart"/>
+      <w:r>
+        <w:rPr>
+          <w:rFonts w:ascii="Consolas" w:eastAsia="Consolas" w:hAnsi="Consolas" w:cs="Consolas"/>
+          <w:sz w:val="18"/>
+          <w:szCs w:val="18"/>
+        </w:rPr>
+        <w:t>commit</w:t>
+      </w:r>
+      <w:proofErr w:type="spellEnd"/>
+      <w:r>
+        <w:rPr>
+          <w:rFonts w:ascii="Consolas" w:eastAsia="Consolas" w:hAnsi="Consolas" w:cs="Consolas"/>
+          <w:sz w:val="18"/>
+          <w:szCs w:val="18"/>
+        </w:rPr>
+        <w:t xml:space="preserve"> -m "Preparar despliegue en Azure"</w:t>
       </w:r>
     </w:p>
     <w:p>
@@ -3724,14 +3868,34 @@
         <w:spacing w:after="160"/>
         <w:ind w:left="200"/>
       </w:pPr>
+      <w:proofErr w:type="spellStart"/>
       <w:r>
         <w:rPr>
           <w:rFonts w:ascii="Consolas" w:eastAsia="Consolas" w:hAnsi="Consolas" w:cs="Consolas"/>
           <w:sz w:val="18"/>
           <w:szCs w:val="18"/>
         </w:rPr>
-        <w:t>git push</w:t>
-      </w:r>
+        <w:t>git</w:t>
+      </w:r>
+      <w:proofErr w:type="spellEnd"/>
+      <w:r>
+        <w:rPr>
+          <w:rFonts w:ascii="Consolas" w:eastAsia="Consolas" w:hAnsi="Consolas" w:cs="Consolas"/>
+          <w:sz w:val="18"/>
+          <w:szCs w:val="18"/>
+        </w:rPr>
+        <w:t xml:space="preserve"> </w:t>
+      </w:r>
+      <w:proofErr w:type="spellStart"/>
+      <w:r>
+        <w:rPr>
+          <w:rFonts w:ascii="Consolas" w:eastAsia="Consolas" w:hAnsi="Consolas" w:cs="Consolas"/>
+          <w:sz w:val="18"/>
+          <w:szCs w:val="18"/>
+        </w:rPr>
+        <w:t>push</w:t>
+      </w:r>
+      <w:proofErr w:type="spellEnd"/>
     </w:p>
     <w:p>
       <w:pPr>
@@ -3763,6 +3927,7 @@
       <w:r>
         <w:t xml:space="preserve">El archivo </w:t>
       </w:r>
+      <w:proofErr w:type="spellStart"/>
       <w:r>
         <w:rPr>
           <w:rFonts w:ascii="Consolas" w:eastAsia="Consolas" w:hAnsi="Consolas" w:cs="Consolas"/>
@@ -3770,8 +3935,31 @@
           <w:sz w:val="19"/>
           <w:szCs w:val="19"/>
         </w:rPr>
-        <w:t>docker/.env</w:t>
-      </w:r>
+        <w:t>docker</w:t>
+      </w:r>
+      <w:proofErr w:type="spellEnd"/>
+      <w:proofErr w:type="gramStart"/>
+      <w:r>
+        <w:rPr>
+          <w:rFonts w:ascii="Consolas" w:eastAsia="Consolas" w:hAnsi="Consolas" w:cs="Consolas"/>
+          <w:color w:val="9D174D"/>
+          <w:sz w:val="19"/>
+          <w:szCs w:val="19"/>
+        </w:rPr>
+        <w:t>/.</w:t>
+      </w:r>
+      <w:proofErr w:type="spellStart"/>
+      <w:r>
+        <w:rPr>
+          <w:rFonts w:ascii="Consolas" w:eastAsia="Consolas" w:hAnsi="Consolas" w:cs="Consolas"/>
+          <w:color w:val="9D174D"/>
+          <w:sz w:val="19"/>
+          <w:szCs w:val="19"/>
+        </w:rPr>
+        <w:t>env</w:t>
+      </w:r>
+      <w:proofErr w:type="spellEnd"/>
+      <w:proofErr w:type="gramEnd"/>
       <w:r>
         <w:t xml:space="preserve"> </w:t>
       </w:r>
@@ -3818,12 +4006,6 @@
         <w:gridCol w:w="6804"/>
       </w:tblGrid>
       <w:tr>
-        <w:tblPrEx>
-          <w:tblCellMar>
-            <w:top w:w="0" w:type="dxa"/>
-            <w:bottom w:w="0" w:type="dxa"/>
-          </w:tblCellMar>
-        </w:tblPrEx>
         <w:trPr>
           <w:tblHeader/>
         </w:trPr>
@@ -3885,12 +4067,6 @@
         </w:tc>
       </w:tr>
       <w:tr>
-        <w:tblPrEx>
-          <w:tblCellMar>
-            <w:top w:w="0" w:type="dxa"/>
-            <w:bottom w:w="0" w:type="dxa"/>
-          </w:tblCellMar>
-        </w:tblPrEx>
         <w:tc>
           <w:tcPr>
             <w:tcW w:w="2916" w:type="dxa"/>
@@ -3937,12 +4113,6 @@
         </w:tc>
       </w:tr>
       <w:tr>
-        <w:tblPrEx>
-          <w:tblCellMar>
-            <w:top w:w="0" w:type="dxa"/>
-            <w:bottom w:w="0" w:type="dxa"/>
-          </w:tblCellMar>
-        </w:tblPrEx>
         <w:tc>
           <w:tcPr>
             <w:tcW w:w="2916" w:type="dxa"/>
@@ -3989,12 +4159,6 @@
         </w:tc>
       </w:tr>
       <w:tr>
-        <w:tblPrEx>
-          <w:tblCellMar>
-            <w:top w:w="0" w:type="dxa"/>
-            <w:bottom w:w="0" w:type="dxa"/>
-          </w:tblCellMar>
-        </w:tblPrEx>
         <w:tc>
           <w:tcPr>
             <w:tcW w:w="2916" w:type="dxa"/>
@@ -4041,12 +4205,6 @@
         </w:tc>
       </w:tr>
       <w:tr>
-        <w:tblPrEx>
-          <w:tblCellMar>
-            <w:top w:w="0" w:type="dxa"/>
-            <w:bottom w:w="0" w:type="dxa"/>
-          </w:tblCellMar>
-        </w:tblPrEx>
         <w:tc>
           <w:tcPr>
             <w:tcW w:w="2916" w:type="dxa"/>
@@ -4105,12 +4263,6 @@
         </w:tc>
       </w:tr>
       <w:tr>
-        <w:tblPrEx>
-          <w:tblCellMar>
-            <w:top w:w="0" w:type="dxa"/>
-            <w:bottom w:w="0" w:type="dxa"/>
-          </w:tblCellMar>
-        </w:tblPrEx>
         <w:tc>
           <w:tcPr>
             <w:tcW w:w="2916" w:type="dxa"/>
@@ -4157,12 +4309,6 @@
         </w:tc>
       </w:tr>
       <w:tr>
-        <w:tblPrEx>
-          <w:tblCellMar>
-            <w:top w:w="0" w:type="dxa"/>
-            <w:bottom w:w="0" w:type="dxa"/>
-          </w:tblCellMar>
-        </w:tblPrEx>
         <w:tc>
           <w:tcPr>
             <w:tcW w:w="2916" w:type="dxa"/>
@@ -4209,12 +4355,6 @@
         </w:tc>
       </w:tr>
       <w:tr>
-        <w:tblPrEx>
-          <w:tblCellMar>
-            <w:top w:w="0" w:type="dxa"/>
-            <w:bottom w:w="0" w:type="dxa"/>
-          </w:tblCellMar>
-        </w:tblPrEx>
         <w:tc>
           <w:tcPr>
             <w:tcW w:w="2916" w:type="dxa"/>
@@ -4261,12 +4401,6 @@
         </w:tc>
       </w:tr>
       <w:tr>
-        <w:tblPrEx>
-          <w:tblCellMar>
-            <w:top w:w="0" w:type="dxa"/>
-            <w:bottom w:w="0" w:type="dxa"/>
-          </w:tblCellMar>
-        </w:tblPrEx>
         <w:tc>
           <w:tcPr>
             <w:tcW w:w="2916" w:type="dxa"/>
@@ -4334,7 +4468,15 @@
         <w:spacing w:after="120"/>
       </w:pPr>
       <w:r>
-        <w:t xml:space="preserve">Azure for Students te regala </w:t>
+        <w:t xml:space="preserve">Azure for </w:t>
+      </w:r>
+      <w:proofErr w:type="spellStart"/>
+      <w:r>
+        <w:t>Students</w:t>
+      </w:r>
+      <w:proofErr w:type="spellEnd"/>
+      <w:r>
+        <w:t xml:space="preserve"> te regala </w:t>
       </w:r>
       <w:r>
         <w:rPr>
@@ -4428,12 +4570,6 @@
         <w:gridCol w:w="3402"/>
       </w:tblGrid>
       <w:tr>
-        <w:tblPrEx>
-          <w:tblCellMar>
-            <w:top w:w="0" w:type="dxa"/>
-            <w:bottom w:w="0" w:type="dxa"/>
-          </w:tblCellMar>
-        </w:tblPrEx>
         <w:trPr>
           <w:tblHeader/>
         </w:trPr>
@@ -4523,12 +4659,6 @@
         </w:tc>
       </w:tr>
       <w:tr>
-        <w:tblPrEx>
-          <w:tblCellMar>
-            <w:top w:w="0" w:type="dxa"/>
-            <w:bottom w:w="0" w:type="dxa"/>
-          </w:tblCellMar>
-        </w:tblPrEx>
         <w:tc>
           <w:tcPr>
             <w:tcW w:w="3694" w:type="dxa"/>
@@ -4597,12 +4727,6 @@
         </w:tc>
       </w:tr>
       <w:tr>
-        <w:tblPrEx>
-          <w:tblCellMar>
-            <w:top w:w="0" w:type="dxa"/>
-            <w:bottom w:w="0" w:type="dxa"/>
-          </w:tblCellMar>
-        </w:tblPrEx>
         <w:tc>
           <w:tcPr>
             <w:tcW w:w="3694" w:type="dxa"/>
@@ -4671,12 +4795,6 @@
         </w:tc>
       </w:tr>
       <w:tr>
-        <w:tblPrEx>
-          <w:tblCellMar>
-            <w:top w:w="0" w:type="dxa"/>
-            <w:bottom w:w="0" w:type="dxa"/>
-          </w:tblCellMar>
-        </w:tblPrEx>
         <w:tc>
           <w:tcPr>
             <w:tcW w:w="3694" w:type="dxa"/>
@@ -4745,12 +4863,6 @@
         </w:tc>
       </w:tr>
       <w:tr>
-        <w:tblPrEx>
-          <w:tblCellMar>
-            <w:top w:w="0" w:type="dxa"/>
-            <w:bottom w:w="0" w:type="dxa"/>
-          </w:tblCellMar>
-        </w:tblPrEx>
         <w:tc>
           <w:tcPr>
             <w:tcW w:w="3694" w:type="dxa"/>
@@ -4827,12 +4939,6 @@
         </w:tc>
       </w:tr>
       <w:tr>
-        <w:tblPrEx>
-          <w:tblCellMar>
-            <w:top w:w="0" w:type="dxa"/>
-            <w:bottom w:w="0" w:type="dxa"/>
-          </w:tblCellMar>
-        </w:tblPrEx>
         <w:tc>
           <w:tcPr>
             <w:tcW w:w="3694" w:type="dxa"/>
@@ -5039,9 +5145,14 @@
       </w:pPr>
       <w:bookmarkStart w:id="11" w:name="_Toc243830031"/>
       <w:r>
-        <w:t>4. Paso 1: Activar Azure for Students</w:t>
+        <w:t xml:space="preserve">4. Paso 1: Activar Azure for </w:t>
+      </w:r>
+      <w:proofErr w:type="spellStart"/>
+      <w:r>
+        <w:t>Students</w:t>
       </w:r>
       <w:bookmarkEnd w:id="11"/>
+      <w:proofErr w:type="spellEnd"/>
     </w:p>
     <w:p>
       <w:pPr>
@@ -5075,7 +5186,15 @@
         <w:t>Comenzar gratis</w:t>
       </w:r>
       <w:r>
-        <w:t xml:space="preserve"> (Start free).</w:t>
+        <w:t xml:space="preserve"> (</w:t>
+      </w:r>
+      <w:proofErr w:type="spellStart"/>
+      <w:r>
+        <w:t>Start</w:t>
+      </w:r>
+      <w:proofErr w:type="spellEnd"/>
+      <w:r>
+        <w:t xml:space="preserve"> free).</w:t>
       </w:r>
     </w:p>
     <w:p>
@@ -5179,8 +5298,17 @@
           <w:b/>
           <w:bCs/>
         </w:rPr>
-        <w:t>Azure for Students</w:t>
-      </w:r>
+        <w:t xml:space="preserve">Azure for </w:t>
+      </w:r>
+      <w:proofErr w:type="spellStart"/>
+      <w:r>
+        <w:rPr>
+          <w:b/>
+          <w:bCs/>
+        </w:rPr>
+        <w:t>Students</w:t>
+      </w:r>
+      <w:proofErr w:type="spellEnd"/>
       <w:r>
         <w:t xml:space="preserve"> con estado </w:t>
       </w:r>
@@ -5274,6 +5402,7 @@
       <w:r>
         <w:t xml:space="preserve"> (centros de datos), y la lista cambia de una persona a otra. Si eliges una región no permitida, Azure muestra el error </w:t>
       </w:r>
+      <w:proofErr w:type="spellStart"/>
       <w:r>
         <w:rPr>
           <w:rFonts w:ascii="Consolas" w:eastAsia="Consolas" w:hAnsi="Consolas" w:cs="Consolas"/>
@@ -5283,6 +5412,7 @@
         </w:rPr>
         <w:t>RequestDisallowedByAzure</w:t>
       </w:r>
+      <w:proofErr w:type="spellEnd"/>
       <w:r>
         <w:t>. Para evitarlo, revisa tu lista antes:</w:t>
       </w:r>
@@ -5330,7 +5460,15 @@
         <w:t>Asignaciones</w:t>
       </w:r>
       <w:r>
-        <w:t xml:space="preserve"> (Assignments).</w:t>
+        <w:t xml:space="preserve"> (</w:t>
+      </w:r>
+      <w:proofErr w:type="spellStart"/>
+      <w:r>
+        <w:t>Assignments</w:t>
+      </w:r>
+      <w:proofErr w:type="spellEnd"/>
+      <w:r>
+        <w:t>).</w:t>
       </w:r>
     </w:p>
     <w:p>
@@ -5345,13 +5483,63 @@
       <w:r>
         <w:t xml:space="preserve">Abre la asignación llamada </w:t>
       </w:r>
+      <w:proofErr w:type="spellStart"/>
       <w:r>
         <w:rPr>
           <w:b/>
           <w:bCs/>
         </w:rPr>
-        <w:t>Allowed resource deployment regions</w:t>
-      </w:r>
+        <w:t>Allowed</w:t>
+      </w:r>
+      <w:proofErr w:type="spellEnd"/>
+      <w:r>
+        <w:rPr>
+          <w:b/>
+          <w:bCs/>
+        </w:rPr>
+        <w:t xml:space="preserve"> </w:t>
+      </w:r>
+      <w:proofErr w:type="spellStart"/>
+      <w:r>
+        <w:rPr>
+          <w:b/>
+          <w:bCs/>
+        </w:rPr>
+        <w:t>resource</w:t>
+      </w:r>
+      <w:proofErr w:type="spellEnd"/>
+      <w:r>
+        <w:rPr>
+          <w:b/>
+          <w:bCs/>
+        </w:rPr>
+        <w:t xml:space="preserve"> </w:t>
+      </w:r>
+      <w:proofErr w:type="spellStart"/>
+      <w:r>
+        <w:rPr>
+          <w:b/>
+          <w:bCs/>
+        </w:rPr>
+        <w:t>deployment</w:t>
+      </w:r>
+      <w:proofErr w:type="spellEnd"/>
+      <w:r>
+        <w:rPr>
+          <w:b/>
+          <w:bCs/>
+        </w:rPr>
+        <w:t xml:space="preserve"> </w:t>
+      </w:r>
+      <w:proofErr w:type="spellStart"/>
+      <w:r>
+        <w:rPr>
+          <w:b/>
+          <w:bCs/>
+        </w:rPr>
+        <w:t>regions</w:t>
+      </w:r>
+      <w:proofErr w:type="spellEnd"/>
       <w:r>
         <w:t xml:space="preserve"> (o </w:t>
       </w:r>
@@ -5542,14 +5730,38 @@
         <w:shd w:val="clear" w:color="auto" w:fill="F3F4F6"/>
         <w:spacing w:before="60" w:after="160"/>
         <w:ind w:left="200"/>
+        <w:rPr>
+          <w:lang w:val="en-US"/>
+        </w:rPr>
       </w:pPr>
       <w:r>
         <w:rPr>
           <w:rFonts w:ascii="Consolas" w:eastAsia="Consolas" w:hAnsi="Consolas" w:cs="Consolas"/>
           <w:sz w:val="18"/>
           <w:szCs w:val="18"/>
-        </w:rPr>
-        <w:t>ssh-keygen -t ed25519 -C "trazadoc-azure"</w:t>
+          <w:lang w:val="en-US"/>
+        </w:rPr>
+        <w:t>ssh-keygen -t ed25519 -C "</w:t>
+      </w:r>
+      <w:proofErr w:type="spellStart"/>
+      <w:r>
+        <w:rPr>
+          <w:rFonts w:ascii="Consolas" w:eastAsia="Consolas" w:hAnsi="Consolas" w:cs="Consolas"/>
+          <w:sz w:val="18"/>
+          <w:szCs w:val="18"/>
+          <w:lang w:val="en-US"/>
+        </w:rPr>
+        <w:t>trazadoc</w:t>
+      </w:r>
+      <w:proofErr w:type="spellEnd"/>
+      <w:r>
+        <w:rPr>
+          <w:rFonts w:ascii="Consolas" w:eastAsia="Consolas" w:hAnsi="Consolas" w:cs="Consolas"/>
+          <w:sz w:val="18"/>
+          <w:szCs w:val="18"/>
+          <w:lang w:val="en-US"/>
+        </w:rPr>
+        <w:t>-azure"</w:t>
       </w:r>
     </w:p>
     <w:p>
@@ -5579,14 +5791,62 @@
         <w:spacing w:before="60" w:after="160"/>
         <w:ind w:left="200"/>
       </w:pPr>
+      <w:proofErr w:type="spellStart"/>
       <w:r>
         <w:rPr>
           <w:rFonts w:ascii="Consolas" w:eastAsia="Consolas" w:hAnsi="Consolas" w:cs="Consolas"/>
           <w:sz w:val="18"/>
           <w:szCs w:val="18"/>
         </w:rPr>
-        <w:t>Get-Content $env:USERPROFILE\.ssh\id_ed25519.pub</w:t>
-      </w:r>
+        <w:t>Get</w:t>
+      </w:r>
+      <w:proofErr w:type="spellEnd"/>
+      <w:r>
+        <w:rPr>
+          <w:rFonts w:ascii="Consolas" w:eastAsia="Consolas" w:hAnsi="Consolas" w:cs="Consolas"/>
+          <w:sz w:val="18"/>
+          <w:szCs w:val="18"/>
+        </w:rPr>
+        <w:t>-Content $</w:t>
+      </w:r>
+      <w:proofErr w:type="spellStart"/>
+      <w:proofErr w:type="gramStart"/>
+      <w:r>
+        <w:rPr>
+          <w:rFonts w:ascii="Consolas" w:eastAsia="Consolas" w:hAnsi="Consolas" w:cs="Consolas"/>
+          <w:sz w:val="18"/>
+          <w:szCs w:val="18"/>
+        </w:rPr>
+        <w:t>env:USERPROFILE</w:t>
+      </w:r>
+      <w:proofErr w:type="spellEnd"/>
+      <w:r>
+        <w:rPr>
+          <w:rFonts w:ascii="Consolas" w:eastAsia="Consolas" w:hAnsi="Consolas" w:cs="Consolas"/>
+          <w:sz w:val="18"/>
+          <w:szCs w:val="18"/>
+        </w:rPr>
+        <w:t>\.</w:t>
+      </w:r>
+      <w:proofErr w:type="spellStart"/>
+      <w:r>
+        <w:rPr>
+          <w:rFonts w:ascii="Consolas" w:eastAsia="Consolas" w:hAnsi="Consolas" w:cs="Consolas"/>
+          <w:sz w:val="18"/>
+          <w:szCs w:val="18"/>
+        </w:rPr>
+        <w:t>ssh</w:t>
+      </w:r>
+      <w:proofErr w:type="spellEnd"/>
+      <w:r>
+        <w:rPr>
+          <w:rFonts w:ascii="Consolas" w:eastAsia="Consolas" w:hAnsi="Consolas" w:cs="Consolas"/>
+          <w:sz w:val="18"/>
+          <w:szCs w:val="18"/>
+        </w:rPr>
+        <w:t>\id_ed25519.pub</w:t>
+      </w:r>
+      <w:proofErr w:type="gramEnd"/>
     </w:p>
     <w:p>
       <w:pPr>
@@ -5607,6 +5867,7 @@
       <w:r>
         <w:t xml:space="preserve"> y termina en </w:t>
       </w:r>
+      <w:proofErr w:type="spellStart"/>
       <w:r>
         <w:rPr>
           <w:rFonts w:ascii="Consolas" w:eastAsia="Consolas" w:hAnsi="Consolas" w:cs="Consolas"/>
@@ -5616,6 +5877,7 @@
         </w:rPr>
         <w:t>trazadoc-azure</w:t>
       </w:r>
+      <w:proofErr w:type="spellEnd"/>
       <w:r>
         <w:t xml:space="preserve">. </w:t>
       </w:r>
@@ -5766,12 +6028,6 @@
         <w:gridCol w:w="6318"/>
       </w:tblGrid>
       <w:tr>
-        <w:tblPrEx>
-          <w:tblCellMar>
-            <w:top w:w="0" w:type="dxa"/>
-            <w:bottom w:w="0" w:type="dxa"/>
-          </w:tblCellMar>
-        </w:tblPrEx>
         <w:trPr>
           <w:tblHeader/>
         </w:trPr>
@@ -5833,12 +6089,6 @@
         </w:tc>
       </w:tr>
       <w:tr>
-        <w:tblPrEx>
-          <w:tblCellMar>
-            <w:top w:w="0" w:type="dxa"/>
-            <w:bottom w:w="0" w:type="dxa"/>
-          </w:tblCellMar>
-        </w:tblPrEx>
         <w:tc>
           <w:tcPr>
             <w:tcW w:w="3402" w:type="dxa"/>
@@ -5879,18 +6129,17 @@
           </w:tcPr>
           <w:p>
             <w:r>
-              <w:t>Azure for Students</w:t>
-            </w:r>
+              <w:t xml:space="preserve">Azure for </w:t>
+            </w:r>
+            <w:proofErr w:type="spellStart"/>
+            <w:r>
+              <w:t>Students</w:t>
+            </w:r>
+            <w:proofErr w:type="spellEnd"/>
           </w:p>
         </w:tc>
       </w:tr>
       <w:tr>
-        <w:tblPrEx>
-          <w:tblCellMar>
-            <w:top w:w="0" w:type="dxa"/>
-            <w:bottom w:w="0" w:type="dxa"/>
-          </w:tblCellMar>
-        </w:tblPrEx>
         <w:tc>
           <w:tcPr>
             <w:tcW w:w="3402" w:type="dxa"/>
@@ -5940,6 +6189,7 @@
             <w:r>
               <w:t xml:space="preserve"> → </w:t>
             </w:r>
+            <w:proofErr w:type="spellStart"/>
             <w:r>
               <w:rPr>
                 <w:rFonts w:ascii="Consolas" w:eastAsia="Consolas" w:hAnsi="Consolas" w:cs="Consolas"/>
@@ -5949,16 +6199,11 @@
               </w:rPr>
               <w:t>rg-trazadoc</w:t>
             </w:r>
+            <w:proofErr w:type="spellEnd"/>
           </w:p>
         </w:tc>
       </w:tr>
       <w:tr>
-        <w:tblPrEx>
-          <w:tblCellMar>
-            <w:top w:w="0" w:type="dxa"/>
-            <w:bottom w:w="0" w:type="dxa"/>
-          </w:tblCellMar>
-        </w:tblPrEx>
         <w:tc>
           <w:tcPr>
             <w:tcW w:w="3402" w:type="dxa"/>
@@ -5998,6 +6243,7 @@
             </w:tcMar>
           </w:tcPr>
           <w:p>
+            <w:proofErr w:type="spellStart"/>
             <w:r>
               <w:rPr>
                 <w:rFonts w:ascii="Consolas" w:eastAsia="Consolas" w:hAnsi="Consolas" w:cs="Consolas"/>
@@ -6007,16 +6253,11 @@
               </w:rPr>
               <w:t>vm-trazadoc</w:t>
             </w:r>
+            <w:proofErr w:type="spellEnd"/>
           </w:p>
         </w:tc>
       </w:tr>
       <w:tr>
-        <w:tblPrEx>
-          <w:tblCellMar>
-            <w:top w:w="0" w:type="dxa"/>
-            <w:bottom w:w="0" w:type="dxa"/>
-          </w:tblCellMar>
-        </w:tblPrEx>
         <w:tc>
           <w:tcPr>
             <w:tcW w:w="3402" w:type="dxa"/>
@@ -6063,12 +6304,6 @@
         </w:tc>
       </w:tr>
       <w:tr>
-        <w:tblPrEx>
-          <w:tblCellMar>
-            <w:top w:w="0" w:type="dxa"/>
-            <w:bottom w:w="0" w:type="dxa"/>
-          </w:tblCellMar>
-        </w:tblPrEx>
         <w:tc>
           <w:tcPr>
             <w:tcW w:w="3402" w:type="dxa"/>
@@ -6115,12 +6350,6 @@
         </w:tc>
       </w:tr>
       <w:tr>
-        <w:tblPrEx>
-          <w:tblCellMar>
-            <w:top w:w="0" w:type="dxa"/>
-            <w:bottom w:w="0" w:type="dxa"/>
-          </w:tblCellMar>
-        </w:tblPrEx>
         <w:tc>
           <w:tcPr>
             <w:tcW w:w="3402" w:type="dxa"/>
@@ -6167,12 +6396,6 @@
         </w:tc>
       </w:tr>
       <w:tr>
-        <w:tblPrEx>
-          <w:tblCellMar>
-            <w:top w:w="0" w:type="dxa"/>
-            <w:bottom w:w="0" w:type="dxa"/>
-          </w:tblCellMar>
-        </w:tblPrEx>
         <w:tc>
           <w:tcPr>
             <w:tcW w:w="3402" w:type="dxa"/>
@@ -6223,12 +6446,6 @@
         </w:tc>
       </w:tr>
       <w:tr>
-        <w:tblPrEx>
-          <w:tblCellMar>
-            <w:top w:w="0" w:type="dxa"/>
-            <w:bottom w:w="0" w:type="dxa"/>
-          </w:tblCellMar>
-        </w:tblPrEx>
         <w:tc>
           <w:tcPr>
             <w:tcW w:w="3402" w:type="dxa"/>
@@ -6276,7 +6493,15 @@
               <w:t>Standard_B2s</w:t>
             </w:r>
             <w:r>
-              <w:t xml:space="preserve"> (2 vCPU, 4 GiB). Si no aparece, pulsa </w:t>
+              <w:t xml:space="preserve"> (2 </w:t>
+            </w:r>
+            <w:proofErr w:type="spellStart"/>
+            <w:r>
+              <w:t>vCPU</w:t>
+            </w:r>
+            <w:proofErr w:type="spellEnd"/>
+            <w:r>
+              <w:t xml:space="preserve">, 4 GiB). Si no aparece, pulsa </w:t>
             </w:r>
             <w:r>
               <w:rPr>
@@ -6292,12 +6517,6 @@
         </w:tc>
       </w:tr>
       <w:tr>
-        <w:tblPrEx>
-          <w:tblCellMar>
-            <w:top w:w="0" w:type="dxa"/>
-            <w:bottom w:w="0" w:type="dxa"/>
-          </w:tblCellMar>
-        </w:tblPrEx>
         <w:tc>
           <w:tcPr>
             <w:tcW w:w="3402" w:type="dxa"/>
@@ -6344,12 +6563,6 @@
         </w:tc>
       </w:tr>
       <w:tr>
-        <w:tblPrEx>
-          <w:tblCellMar>
-            <w:top w:w="0" w:type="dxa"/>
-            <w:bottom w:w="0" w:type="dxa"/>
-          </w:tblCellMar>
-        </w:tblPrEx>
         <w:tc>
           <w:tcPr>
             <w:tcW w:w="3402" w:type="dxa"/>
@@ -6389,6 +6602,7 @@
             </w:tcMar>
           </w:tcPr>
           <w:p>
+            <w:proofErr w:type="spellStart"/>
             <w:r>
               <w:rPr>
                 <w:rFonts w:ascii="Consolas" w:eastAsia="Consolas" w:hAnsi="Consolas" w:cs="Consolas"/>
@@ -6398,6 +6612,7 @@
               </w:rPr>
               <w:t>azureuser</w:t>
             </w:r>
+            <w:proofErr w:type="spellEnd"/>
             <w:r>
               <w:t xml:space="preserve"> (escríbelo exactamente así)</w:t>
             </w:r>
@@ -6405,12 +6620,6 @@
         </w:tc>
       </w:tr>
       <w:tr>
-        <w:tblPrEx>
-          <w:tblCellMar>
-            <w:top w:w="0" w:type="dxa"/>
-            <w:bottom w:w="0" w:type="dxa"/>
-          </w:tblCellMar>
-        </w:tblPrEx>
         <w:tc>
           <w:tcPr>
             <w:tcW w:w="3402" w:type="dxa"/>
@@ -6464,12 +6673,6 @@
         </w:tc>
       </w:tr>
       <w:tr>
-        <w:tblPrEx>
-          <w:tblCellMar>
-            <w:top w:w="0" w:type="dxa"/>
-            <w:bottom w:w="0" w:type="dxa"/>
-          </w:tblCellMar>
-        </w:tblPrEx>
         <w:tc>
           <w:tcPr>
             <w:tcW w:w="3402" w:type="dxa"/>
@@ -6560,12 +6763,6 @@
         <w:gridCol w:w="6318"/>
       </w:tblGrid>
       <w:tr>
-        <w:tblPrEx>
-          <w:tblCellMar>
-            <w:top w:w="0" w:type="dxa"/>
-            <w:bottom w:w="0" w:type="dxa"/>
-          </w:tblCellMar>
-        </w:tblPrEx>
         <w:trPr>
           <w:tblHeader/>
         </w:trPr>
@@ -6627,12 +6824,6 @@
         </w:tc>
       </w:tr>
       <w:tr>
-        <w:tblPrEx>
-          <w:tblCellMar>
-            <w:top w:w="0" w:type="dxa"/>
-            <w:bottom w:w="0" w:type="dxa"/>
-          </w:tblCellMar>
-        </w:tblPrEx>
         <w:tc>
           <w:tcPr>
             <w:tcW w:w="3402" w:type="dxa"/>
@@ -6686,12 +6877,6 @@
         </w:tc>
       </w:tr>
       <w:tr>
-        <w:tblPrEx>
-          <w:tblCellMar>
-            <w:top w:w="0" w:type="dxa"/>
-            <w:bottom w:w="0" w:type="dxa"/>
-          </w:tblCellMar>
-        </w:tblPrEx>
         <w:tc>
           <w:tcPr>
             <w:tcW w:w="3402" w:type="dxa"/>
@@ -6738,12 +6923,6 @@
         </w:tc>
       </w:tr>
       <w:tr>
-        <w:tblPrEx>
-          <w:tblCellMar>
-            <w:top w:w="0" w:type="dxa"/>
-            <w:bottom w:w="0" w:type="dxa"/>
-          </w:tblCellMar>
-        </w:tblPrEx>
         <w:tc>
           <w:tcPr>
             <w:tcW w:w="3402" w:type="dxa"/>
@@ -6827,12 +7006,6 @@
         <w:gridCol w:w="6318"/>
       </w:tblGrid>
       <w:tr>
-        <w:tblPrEx>
-          <w:tblCellMar>
-            <w:top w:w="0" w:type="dxa"/>
-            <w:bottom w:w="0" w:type="dxa"/>
-          </w:tblCellMar>
-        </w:tblPrEx>
         <w:trPr>
           <w:tblHeader/>
         </w:trPr>
@@ -6894,12 +7067,6 @@
         </w:tc>
       </w:tr>
       <w:tr>
-        <w:tblPrEx>
-          <w:tblCellMar>
-            <w:top w:w="0" w:type="dxa"/>
-            <w:bottom w:w="0" w:type="dxa"/>
-          </w:tblCellMar>
-        </w:tblPrEx>
         <w:tc>
           <w:tcPr>
             <w:tcW w:w="3402" w:type="dxa"/>
@@ -6946,12 +7113,6 @@
         </w:tc>
       </w:tr>
       <w:tr>
-        <w:tblPrEx>
-          <w:tblCellMar>
-            <w:top w:w="0" w:type="dxa"/>
-            <w:bottom w:w="0" w:type="dxa"/>
-          </w:tblCellMar>
-        </w:tblPrEx>
         <w:tc>
           <w:tcPr>
             <w:tcW w:w="3402" w:type="dxa"/>
@@ -6999,16 +7160,48 @@
                 <w:b/>
                 <w:bCs/>
               </w:rPr>
-              <w:t>(nuevo) vm-trazadoc-ip</w:t>
-            </w:r>
-            <w:r>
-              <w:t xml:space="preserve">. Es de tipo Estándar, que siempre es </w:t>
-            </w:r>
+              <w:t xml:space="preserve">(nuevo) </w:t>
+            </w:r>
+            <w:proofErr w:type="spellStart"/>
             <w:r>
               <w:rPr>
                 <w:b/>
                 <w:bCs/>
               </w:rPr>
+              <w:t>vm</w:t>
+            </w:r>
+            <w:proofErr w:type="spellEnd"/>
+            <w:r>
+              <w:rPr>
+                <w:b/>
+                <w:bCs/>
+              </w:rPr>
+              <w:t>-</w:t>
+            </w:r>
+            <w:proofErr w:type="spellStart"/>
+            <w:r>
+              <w:rPr>
+                <w:b/>
+                <w:bCs/>
+              </w:rPr>
+              <w:t>trazadoc</w:t>
+            </w:r>
+            <w:proofErr w:type="spellEnd"/>
+            <w:r>
+              <w:rPr>
+                <w:b/>
+                <w:bCs/>
+              </w:rPr>
+              <w:t>-ip</w:t>
+            </w:r>
+            <w:r>
+              <w:t xml:space="preserve">. Es de tipo Estándar, que siempre es </w:t>
+            </w:r>
+            <w:r>
+              <w:rPr>
+                <w:b/>
+                <w:bCs/>
+              </w:rPr>
               <w:t>estática</w:t>
             </w:r>
             <w:r>
@@ -7018,12 +7211,6 @@
         </w:tc>
       </w:tr>
       <w:tr>
-        <w:tblPrEx>
-          <w:tblCellMar>
-            <w:top w:w="0" w:type="dxa"/>
-            <w:bottom w:w="0" w:type="dxa"/>
-          </w:tblCellMar>
-        </w:tblPrEx>
         <w:tc>
           <w:tcPr>
             <w:tcW w:w="3402" w:type="dxa"/>
@@ -7107,12 +7294,6 @@
         <w:gridCol w:w="6318"/>
       </w:tblGrid>
       <w:tr>
-        <w:tblPrEx>
-          <w:tblCellMar>
-            <w:top w:w="0" w:type="dxa"/>
-            <w:bottom w:w="0" w:type="dxa"/>
-          </w:tblCellMar>
-        </w:tblPrEx>
         <w:trPr>
           <w:tblHeader/>
         </w:trPr>
@@ -7174,12 +7355,6 @@
         </w:tc>
       </w:tr>
       <w:tr>
-        <w:tblPrEx>
-          <w:tblCellMar>
-            <w:top w:w="0" w:type="dxa"/>
-            <w:bottom w:w="0" w:type="dxa"/>
-          </w:tblCellMar>
-        </w:tblPrEx>
         <w:tc>
           <w:tcPr>
             <w:tcW w:w="3402" w:type="dxa"/>
@@ -7230,12 +7405,6 @@
         </w:tc>
       </w:tr>
       <w:tr>
-        <w:tblPrEx>
-          <w:tblCellMar>
-            <w:top w:w="0" w:type="dxa"/>
-            <w:bottom w:w="0" w:type="dxa"/>
-          </w:tblCellMar>
-        </w:tblPrEx>
         <w:tc>
           <w:tcPr>
             <w:tcW w:w="3402" w:type="dxa"/>
@@ -7288,12 +7457,6 @@
         </w:tc>
       </w:tr>
       <w:tr>
-        <w:tblPrEx>
-          <w:tblCellMar>
-            <w:top w:w="0" w:type="dxa"/>
-            <w:bottom w:w="0" w:type="dxa"/>
-          </w:tblCellMar>
-        </w:tblPrEx>
         <w:tc>
           <w:tcPr>
             <w:tcW w:w="3402" w:type="dxa"/>
@@ -7344,12 +7507,6 @@
         </w:tc>
       </w:tr>
       <w:tr>
-        <w:tblPrEx>
-          <w:tblCellMar>
-            <w:top w:w="0" w:type="dxa"/>
-            <w:bottom w:w="0" w:type="dxa"/>
-          </w:tblCellMar>
-        </w:tblPrEx>
         <w:tc>
           <w:tcPr>
             <w:tcW w:w="3402" w:type="dxa"/>
@@ -7433,12 +7590,6 @@
         <w:gridCol w:w="6318"/>
       </w:tblGrid>
       <w:tr>
-        <w:tblPrEx>
-          <w:tblCellMar>
-            <w:top w:w="0" w:type="dxa"/>
-            <w:bottom w:w="0" w:type="dxa"/>
-          </w:tblCellMar>
-        </w:tblPrEx>
         <w:trPr>
           <w:tblHeader/>
         </w:trPr>
@@ -7500,12 +7651,6 @@
         </w:tc>
       </w:tr>
       <w:tr>
-        <w:tblPrEx>
-          <w:tblCellMar>
-            <w:top w:w="0" w:type="dxa"/>
-            <w:bottom w:w="0" w:type="dxa"/>
-          </w:tblCellMar>
-        </w:tblPrEx>
         <w:tc>
           <w:tcPr>
             <w:tcW w:w="3402" w:type="dxa"/>
@@ -7642,6 +7787,7 @@
       <w:r>
         <w:t xml:space="preserve">Si sale </w:t>
       </w:r>
+      <w:proofErr w:type="spellStart"/>
       <w:r>
         <w:rPr>
           <w:rFonts w:ascii="Consolas" w:eastAsia="Consolas" w:hAnsi="Consolas" w:cs="Consolas"/>
@@ -7651,6 +7797,7 @@
         </w:rPr>
         <w:t>RequestDisallowedByAzure</w:t>
       </w:r>
+      <w:proofErr w:type="spellEnd"/>
       <w:r>
         <w:t>, la región no está permitida: vuelve al paso 2 y elige otra.</w:t>
       </w:r>
@@ -7749,6 +7896,7 @@
       <w:r>
         <w:t xml:space="preserve"> escribe un nombre único, por ejemplo </w:t>
       </w:r>
+      <w:proofErr w:type="spellStart"/>
       <w:r>
         <w:rPr>
           <w:rFonts w:ascii="Consolas" w:eastAsia="Consolas" w:hAnsi="Consolas" w:cs="Consolas"/>
@@ -7756,7 +7904,17 @@
           <w:sz w:val="19"/>
           <w:szCs w:val="19"/>
         </w:rPr>
-        <w:t>trazadoc-tesis</w:t>
+        <w:t>trazadoc</w:t>
+      </w:r>
+      <w:proofErr w:type="spellEnd"/>
+      <w:r>
+        <w:rPr>
+          <w:rFonts w:ascii="Consolas" w:eastAsia="Consolas" w:hAnsi="Consolas" w:cs="Consolas"/>
+          <w:color w:val="9D174D"/>
+          <w:sz w:val="19"/>
+          <w:szCs w:val="19"/>
+        </w:rPr>
+        <w:t>-tesis</w:t>
       </w:r>
       <w:r>
         <w:t xml:space="preserve">. Si dice que ya existe, agrega algo, como </w:t>
@@ -8134,12 +8292,6 @@
         <w:gridCol w:w="5346"/>
       </w:tblGrid>
       <w:tr>
-        <w:tblPrEx>
-          <w:tblCellMar>
-            <w:top w:w="0" w:type="dxa"/>
-            <w:bottom w:w="0" w:type="dxa"/>
-          </w:tblCellMar>
-        </w:tblPrEx>
         <w:trPr>
           <w:tblHeader/>
         </w:trPr>
@@ -8257,12 +8409,6 @@
         </w:tc>
       </w:tr>
       <w:tr>
-        <w:tblPrEx>
-          <w:tblCellMar>
-            <w:top w:w="0" w:type="dxa"/>
-            <w:bottom w:w="0" w:type="dxa"/>
-          </w:tblCellMar>
-        </w:tblPrEx>
         <w:tc>
           <w:tcPr>
             <w:tcW w:w="1458" w:type="dxa"/>
@@ -8353,12 +8499,6 @@
         </w:tc>
       </w:tr>
       <w:tr>
-        <w:tblPrEx>
-          <w:tblCellMar>
-            <w:top w:w="0" w:type="dxa"/>
-            <w:bottom w:w="0" w:type="dxa"/>
-          </w:tblCellMar>
-        </w:tblPrEx>
         <w:tc>
           <w:tcPr>
             <w:tcW w:w="1458" w:type="dxa"/>
@@ -8449,12 +8589,6 @@
         </w:tc>
       </w:tr>
       <w:tr>
-        <w:tblPrEx>
-          <w:tblCellMar>
-            <w:top w:w="0" w:type="dxa"/>
-            <w:bottom w:w="0" w:type="dxa"/>
-          </w:tblCellMar>
-        </w:tblPrEx>
         <w:tc>
           <w:tcPr>
             <w:tcW w:w="1458" w:type="dxa"/>
@@ -8621,14 +8755,36 @@
         <w:shd w:val="clear" w:color="auto" w:fill="F3F4F6"/>
         <w:spacing w:before="60" w:after="160"/>
         <w:ind w:left="200"/>
+        <w:rPr>
+          <w:lang w:val="en-US"/>
+        </w:rPr>
       </w:pPr>
       <w:r>
         <w:rPr>
           <w:rFonts w:ascii="Consolas" w:eastAsia="Consolas" w:hAnsi="Consolas" w:cs="Consolas"/>
           <w:sz w:val="18"/>
           <w:szCs w:val="18"/>
-        </w:rPr>
-        <w:t>ssh azureuser@trazadoc-tesis.eastus.cloudapp.azure.com</w:t>
+          <w:lang w:val="en-US"/>
+        </w:rPr>
+        <w:t>ssh azureuser@trazadoc-tesis.eastus</w:t>
+      </w:r>
+      <w:r>
+        <w:rPr>
+          <w:rFonts w:ascii="Consolas" w:eastAsia="Consolas" w:hAnsi="Consolas" w:cs="Consolas"/>
+          <w:sz w:val="18"/>
+          <w:szCs w:val="18"/>
+          <w:lang w:val="en-US"/>
+        </w:rPr>
+        <w:t>2</w:t>
+      </w:r>
+      <w:r>
+        <w:rPr>
+          <w:rFonts w:ascii="Consolas" w:eastAsia="Consolas" w:hAnsi="Consolas" w:cs="Consolas"/>
+          <w:sz w:val="18"/>
+          <w:szCs w:val="18"/>
+          <w:lang w:val="en-US"/>
+        </w:rPr>
+        <w:t>.cloudapp.azure.com</w:t>
       </w:r>
     </w:p>
     <w:p>
@@ -8650,6 +8806,7 @@
       <w:r>
         <w:t xml:space="preserve"> y presiona Enter. Verás algo como </w:t>
       </w:r>
+      <w:proofErr w:type="spellStart"/>
       <w:r>
         <w:rPr>
           <w:rFonts w:ascii="Consolas" w:eastAsia="Consolas" w:hAnsi="Consolas" w:cs="Consolas"/>
@@ -8657,7 +8814,37 @@
           <w:sz w:val="19"/>
           <w:szCs w:val="19"/>
         </w:rPr>
-        <w:t>azureuser@vm-trazadoc:~$</w:t>
+        <w:t>azureuser@vm-</w:t>
+      </w:r>
+      <w:proofErr w:type="gramStart"/>
+      <w:r>
+        <w:rPr>
+          <w:rFonts w:ascii="Consolas" w:eastAsia="Consolas" w:hAnsi="Consolas" w:cs="Consolas"/>
+          <w:color w:val="9D174D"/>
+          <w:sz w:val="19"/>
+          <w:szCs w:val="19"/>
+        </w:rPr>
+        <w:t>trazadoc</w:t>
+      </w:r>
+      <w:proofErr w:type="spellEnd"/>
+      <w:r>
+        <w:rPr>
+          <w:rFonts w:ascii="Consolas" w:eastAsia="Consolas" w:hAnsi="Consolas" w:cs="Consolas"/>
+          <w:color w:val="9D174D"/>
+          <w:sz w:val="19"/>
+          <w:szCs w:val="19"/>
+        </w:rPr>
+        <w:t>:~</w:t>
+      </w:r>
+      <w:proofErr w:type="gramEnd"/>
+      <w:r>
+        <w:rPr>
+          <w:rFonts w:ascii="Consolas" w:eastAsia="Consolas" w:hAnsi="Consolas" w:cs="Consolas"/>
+          <w:color w:val="9D174D"/>
+          <w:sz w:val="19"/>
+          <w:szCs w:val="19"/>
+        </w:rPr>
+        <w:t>$</w:t>
       </w:r>
       <w:r>
         <w:t xml:space="preserve">. Desde ahora, todo lo que escribas se ejecuta </w:t>
@@ -8703,6 +8890,7 @@
       <w:r>
         <w:t xml:space="preserve">Para salir del servidor escribe </w:t>
       </w:r>
+      <w:proofErr w:type="spellStart"/>
       <w:r>
         <w:rPr>
           <w:rFonts w:ascii="Consolas" w:eastAsia="Consolas" w:hAnsi="Consolas" w:cs="Consolas"/>
@@ -8712,6 +8900,7 @@
         </w:rPr>
         <w:t>exit</w:t>
       </w:r>
+      <w:proofErr w:type="spellEnd"/>
       <w:r>
         <w:t>. Para pegar en la ventana de PowerShell usa clic derecho.</w:t>
       </w:r>
@@ -8760,8 +8949,126 @@
           <w:sz w:val="18"/>
           <w:szCs w:val="18"/>
         </w:rPr>
-        <w:t>sudo apt-get update &amp;&amp; sudo apt-get install -y git jq curl netcat-openbsd</w:t>
-      </w:r>
+        <w:t xml:space="preserve">sudo </w:t>
+      </w:r>
+      <w:proofErr w:type="spellStart"/>
+      <w:r>
+        <w:rPr>
+          <w:rFonts w:ascii="Consolas" w:eastAsia="Consolas" w:hAnsi="Consolas" w:cs="Consolas"/>
+          <w:sz w:val="18"/>
+          <w:szCs w:val="18"/>
+        </w:rPr>
+        <w:t>apt-get</w:t>
+      </w:r>
+      <w:proofErr w:type="spellEnd"/>
+      <w:r>
+        <w:rPr>
+          <w:rFonts w:ascii="Consolas" w:eastAsia="Consolas" w:hAnsi="Consolas" w:cs="Consolas"/>
+          <w:sz w:val="18"/>
+          <w:szCs w:val="18"/>
+        </w:rPr>
+        <w:t xml:space="preserve"> </w:t>
+      </w:r>
+      <w:proofErr w:type="spellStart"/>
+      <w:r>
+        <w:rPr>
+          <w:rFonts w:ascii="Consolas" w:eastAsia="Consolas" w:hAnsi="Consolas" w:cs="Consolas"/>
+          <w:sz w:val="18"/>
+          <w:szCs w:val="18"/>
+        </w:rPr>
+        <w:t>update</w:t>
+      </w:r>
+      <w:proofErr w:type="spellEnd"/>
+      <w:r>
+        <w:rPr>
+          <w:rFonts w:ascii="Consolas" w:eastAsia="Consolas" w:hAnsi="Consolas" w:cs="Consolas"/>
+          <w:sz w:val="18"/>
+          <w:szCs w:val="18"/>
+        </w:rPr>
+        <w:t xml:space="preserve"> &amp;&amp; sudo </w:t>
+      </w:r>
+      <w:proofErr w:type="spellStart"/>
+      <w:r>
+        <w:rPr>
+          <w:rFonts w:ascii="Consolas" w:eastAsia="Consolas" w:hAnsi="Consolas" w:cs="Consolas"/>
+          <w:sz w:val="18"/>
+          <w:szCs w:val="18"/>
+        </w:rPr>
+        <w:t>apt-get</w:t>
+      </w:r>
+      <w:proofErr w:type="spellEnd"/>
+      <w:r>
+        <w:rPr>
+          <w:rFonts w:ascii="Consolas" w:eastAsia="Consolas" w:hAnsi="Consolas" w:cs="Consolas"/>
+          <w:sz w:val="18"/>
+          <w:szCs w:val="18"/>
+        </w:rPr>
+        <w:t xml:space="preserve"> </w:t>
+      </w:r>
+      <w:proofErr w:type="spellStart"/>
+      <w:r>
+        <w:rPr>
+          <w:rFonts w:ascii="Consolas" w:eastAsia="Consolas" w:hAnsi="Consolas" w:cs="Consolas"/>
+          <w:sz w:val="18"/>
+          <w:szCs w:val="18"/>
+        </w:rPr>
+        <w:t>install</w:t>
+      </w:r>
+      <w:proofErr w:type="spellEnd"/>
+      <w:r>
+        <w:rPr>
+          <w:rFonts w:ascii="Consolas" w:eastAsia="Consolas" w:hAnsi="Consolas" w:cs="Consolas"/>
+          <w:sz w:val="18"/>
+          <w:szCs w:val="18"/>
+        </w:rPr>
+        <w:t xml:space="preserve"> -y </w:t>
+      </w:r>
+      <w:proofErr w:type="spellStart"/>
+      <w:r>
+        <w:rPr>
+          <w:rFonts w:ascii="Consolas" w:eastAsia="Consolas" w:hAnsi="Consolas" w:cs="Consolas"/>
+          <w:sz w:val="18"/>
+          <w:szCs w:val="18"/>
+        </w:rPr>
+        <w:t>git</w:t>
+      </w:r>
+      <w:proofErr w:type="spellEnd"/>
+      <w:r>
+        <w:rPr>
+          <w:rFonts w:ascii="Consolas" w:eastAsia="Consolas" w:hAnsi="Consolas" w:cs="Consolas"/>
+          <w:sz w:val="18"/>
+          <w:szCs w:val="18"/>
+        </w:rPr>
+        <w:t xml:space="preserve"> </w:t>
+      </w:r>
+      <w:proofErr w:type="spellStart"/>
+      <w:r>
+        <w:rPr>
+          <w:rFonts w:ascii="Consolas" w:eastAsia="Consolas" w:hAnsi="Consolas" w:cs="Consolas"/>
+          <w:sz w:val="18"/>
+          <w:szCs w:val="18"/>
+        </w:rPr>
+        <w:t>jq</w:t>
+      </w:r>
+      <w:proofErr w:type="spellEnd"/>
+      <w:r>
+        <w:rPr>
+          <w:rFonts w:ascii="Consolas" w:eastAsia="Consolas" w:hAnsi="Consolas" w:cs="Consolas"/>
+          <w:sz w:val="18"/>
+          <w:szCs w:val="18"/>
+        </w:rPr>
+        <w:t xml:space="preserve"> curl </w:t>
+      </w:r>
+      <w:proofErr w:type="spellStart"/>
+      <w:r>
+        <w:rPr>
+          <w:rFonts w:ascii="Consolas" w:eastAsia="Consolas" w:hAnsi="Consolas" w:cs="Consolas"/>
+          <w:sz w:val="18"/>
+          <w:szCs w:val="18"/>
+        </w:rPr>
+        <w:t>netcat-openbsd</w:t>
+      </w:r>
+      <w:proofErr w:type="spellEnd"/>
     </w:p>
     <w:p>
       <w:pPr>
@@ -8788,8 +9095,36 @@
           <w:sz w:val="18"/>
           <w:szCs w:val="18"/>
         </w:rPr>
-        <w:t>curl -fsSL https://get.docker.com | sudo sh</w:t>
-      </w:r>
+        <w:t>curl -</w:t>
+      </w:r>
+      <w:proofErr w:type="spellStart"/>
+      <w:r>
+        <w:rPr>
+          <w:rFonts w:ascii="Consolas" w:eastAsia="Consolas" w:hAnsi="Consolas" w:cs="Consolas"/>
+          <w:sz w:val="18"/>
+          <w:szCs w:val="18"/>
+        </w:rPr>
+        <w:t>fsSL</w:t>
+      </w:r>
+      <w:proofErr w:type="spellEnd"/>
+      <w:r>
+        <w:rPr>
+          <w:rFonts w:ascii="Consolas" w:eastAsia="Consolas" w:hAnsi="Consolas" w:cs="Consolas"/>
+          <w:sz w:val="18"/>
+          <w:szCs w:val="18"/>
+        </w:rPr>
+        <w:t xml:space="preserve"> https://get.docker.com | sudo </w:t>
+      </w:r>
+      <w:proofErr w:type="spellStart"/>
+      <w:r>
+        <w:rPr>
+          <w:rFonts w:ascii="Consolas" w:eastAsia="Consolas" w:hAnsi="Consolas" w:cs="Consolas"/>
+          <w:sz w:val="18"/>
+          <w:szCs w:val="18"/>
+        </w:rPr>
+        <w:t>sh</w:t>
+      </w:r>
+      <w:proofErr w:type="spellEnd"/>
     </w:p>
     <w:p>
       <w:pPr>
@@ -8799,14 +9134,69 @@
         <w:shd w:val="clear" w:color="auto" w:fill="F3F4F6"/>
         <w:spacing w:after="160"/>
         <w:ind w:left="200"/>
-      </w:pPr>
+        <w:rPr>
+          <w:lang w:val="en-US"/>
+        </w:rPr>
+      </w:pPr>
+      <w:proofErr w:type="spellStart"/>
       <w:r>
         <w:rPr>
           <w:rFonts w:ascii="Consolas" w:eastAsia="Consolas" w:hAnsi="Consolas" w:cs="Consolas"/>
           <w:sz w:val="18"/>
           <w:szCs w:val="18"/>
-        </w:rPr>
-        <w:t>sudo usermod -aG docker "$USER"</w:t>
+          <w:lang w:val="en-US"/>
+        </w:rPr>
+        <w:t>sudo</w:t>
+      </w:r>
+      <w:proofErr w:type="spellEnd"/>
+      <w:r>
+        <w:rPr>
+          <w:rFonts w:ascii="Consolas" w:eastAsia="Consolas" w:hAnsi="Consolas" w:cs="Consolas"/>
+          <w:sz w:val="18"/>
+          <w:szCs w:val="18"/>
+          <w:lang w:val="en-US"/>
+        </w:rPr>
+        <w:t xml:space="preserve"> </w:t>
+      </w:r>
+      <w:proofErr w:type="spellStart"/>
+      <w:r>
+        <w:rPr>
+          <w:rFonts w:ascii="Consolas" w:eastAsia="Consolas" w:hAnsi="Consolas" w:cs="Consolas"/>
+          <w:sz w:val="18"/>
+          <w:szCs w:val="18"/>
+          <w:lang w:val="en-US"/>
+        </w:rPr>
+        <w:t>usermod</w:t>
+      </w:r>
+      <w:proofErr w:type="spellEnd"/>
+      <w:r>
+        <w:rPr>
+          <w:rFonts w:ascii="Consolas" w:eastAsia="Consolas" w:hAnsi="Consolas" w:cs="Consolas"/>
+          <w:sz w:val="18"/>
+          <w:szCs w:val="18"/>
+          <w:lang w:val="en-US"/>
+        </w:rPr>
+        <w:t xml:space="preserve"> -</w:t>
+      </w:r>
+      <w:proofErr w:type="spellStart"/>
+      <w:r>
+        <w:rPr>
+          <w:rFonts w:ascii="Consolas" w:eastAsia="Consolas" w:hAnsi="Consolas" w:cs="Consolas"/>
+          <w:sz w:val="18"/>
+          <w:szCs w:val="18"/>
+          <w:lang w:val="en-US"/>
+        </w:rPr>
+        <w:t>aG</w:t>
+      </w:r>
+      <w:proofErr w:type="spellEnd"/>
+      <w:r>
+        <w:rPr>
+          <w:rFonts w:ascii="Consolas" w:eastAsia="Consolas" w:hAnsi="Consolas" w:cs="Consolas"/>
+          <w:sz w:val="18"/>
+          <w:szCs w:val="18"/>
+          <w:lang w:val="en-US"/>
+        </w:rPr>
+        <w:t xml:space="preserve"> docker "$USER"</w:t>
       </w:r>
     </w:p>
     <w:p>
@@ -8814,8 +9204,13 @@
         <w:pStyle w:val="Ttulo2"/>
       </w:pPr>
       <w:bookmarkStart w:id="26" w:name="_Toc243830046"/>
-      <w:r>
-        <w:t>Go 1.25 (para empaquetar el contrato inteligente)</w:t>
+      <w:proofErr w:type="spellStart"/>
+      <w:r>
+        <w:t>Go</w:t>
+      </w:r>
+      <w:proofErr w:type="spellEnd"/>
+      <w:r>
+        <w:t xml:space="preserve"> 1.25 (para empaquetar el contrato inteligente)</w:t>
       </w:r>
       <w:bookmarkEnd w:id="26"/>
     </w:p>
@@ -8827,14 +9222,38 @@
         <w:shd w:val="clear" w:color="auto" w:fill="F3F4F6"/>
         <w:spacing w:before="60"/>
         <w:ind w:left="200"/>
+        <w:rPr>
+          <w:lang w:val="en-US"/>
+        </w:rPr>
       </w:pPr>
       <w:r>
         <w:rPr>
           <w:rFonts w:ascii="Consolas" w:eastAsia="Consolas" w:hAnsi="Consolas" w:cs="Consolas"/>
           <w:sz w:val="18"/>
           <w:szCs w:val="18"/>
-        </w:rPr>
-        <w:t>curl -fsSLO https://go.dev/dl/go1.25.0.linux-amd64.tar.gz</w:t>
+          <w:lang w:val="en-US"/>
+        </w:rPr>
+        <w:t>curl -</w:t>
+      </w:r>
+      <w:proofErr w:type="spellStart"/>
+      <w:r>
+        <w:rPr>
+          <w:rFonts w:ascii="Consolas" w:eastAsia="Consolas" w:hAnsi="Consolas" w:cs="Consolas"/>
+          <w:sz w:val="18"/>
+          <w:szCs w:val="18"/>
+          <w:lang w:val="en-US"/>
+        </w:rPr>
+        <w:t>fsSLO</w:t>
+      </w:r>
+      <w:proofErr w:type="spellEnd"/>
+      <w:r>
+        <w:rPr>
+          <w:rFonts w:ascii="Consolas" w:eastAsia="Consolas" w:hAnsi="Consolas" w:cs="Consolas"/>
+          <w:sz w:val="18"/>
+          <w:szCs w:val="18"/>
+          <w:lang w:val="en-US"/>
+        </w:rPr>
+        <w:t xml:space="preserve"> https://go.dev/dl/go1.25.0.linux-amd64.tar.gz</w:t>
       </w:r>
     </w:p>
     <w:p>
@@ -8844,14 +9263,69 @@
         </w:pBdr>
         <w:shd w:val="clear" w:color="auto" w:fill="F3F4F6"/>
         <w:ind w:left="200"/>
-      </w:pPr>
+        <w:rPr>
+          <w:lang w:val="en-US"/>
+        </w:rPr>
+      </w:pPr>
+      <w:proofErr w:type="spellStart"/>
       <w:r>
         <w:rPr>
           <w:rFonts w:ascii="Consolas" w:eastAsia="Consolas" w:hAnsi="Consolas" w:cs="Consolas"/>
           <w:sz w:val="18"/>
           <w:szCs w:val="18"/>
-        </w:rPr>
-        <w:t>sudo tar -C /usr/local -xzf go1.25.0.linux-amd64.tar.gz &amp;&amp; rm go1.25.0.linux-amd64.tar.gz</w:t>
+          <w:lang w:val="en-US"/>
+        </w:rPr>
+        <w:t>sudo</w:t>
+      </w:r>
+      <w:proofErr w:type="spellEnd"/>
+      <w:r>
+        <w:rPr>
+          <w:rFonts w:ascii="Consolas" w:eastAsia="Consolas" w:hAnsi="Consolas" w:cs="Consolas"/>
+          <w:sz w:val="18"/>
+          <w:szCs w:val="18"/>
+          <w:lang w:val="en-US"/>
+        </w:rPr>
+        <w:t xml:space="preserve"> tar -C /</w:t>
+      </w:r>
+      <w:proofErr w:type="spellStart"/>
+      <w:r>
+        <w:rPr>
+          <w:rFonts w:ascii="Consolas" w:eastAsia="Consolas" w:hAnsi="Consolas" w:cs="Consolas"/>
+          <w:sz w:val="18"/>
+          <w:szCs w:val="18"/>
+          <w:lang w:val="en-US"/>
+        </w:rPr>
+        <w:t>usr</w:t>
+      </w:r>
+      <w:proofErr w:type="spellEnd"/>
+      <w:r>
+        <w:rPr>
+          <w:rFonts w:ascii="Consolas" w:eastAsia="Consolas" w:hAnsi="Consolas" w:cs="Consolas"/>
+          <w:sz w:val="18"/>
+          <w:szCs w:val="18"/>
+          <w:lang w:val="en-US"/>
+        </w:rPr>
+        <w:t>/local -</w:t>
+      </w:r>
+      <w:proofErr w:type="spellStart"/>
+      <w:r>
+        <w:rPr>
+          <w:rFonts w:ascii="Consolas" w:eastAsia="Consolas" w:hAnsi="Consolas" w:cs="Consolas"/>
+          <w:sz w:val="18"/>
+          <w:szCs w:val="18"/>
+          <w:lang w:val="en-US"/>
+        </w:rPr>
+        <w:t>xzf</w:t>
+      </w:r>
+      <w:proofErr w:type="spellEnd"/>
+      <w:r>
+        <w:rPr>
+          <w:rFonts w:ascii="Consolas" w:eastAsia="Consolas" w:hAnsi="Consolas" w:cs="Consolas"/>
+          <w:sz w:val="18"/>
+          <w:szCs w:val="18"/>
+          <w:lang w:val="en-US"/>
+        </w:rPr>
+        <w:t xml:space="preserve"> go1.25.0.linux-amd64.tar.gz &amp;&amp; rm go1.25.0.linux-amd64.tar.gz</w:t>
       </w:r>
     </w:p>
     <w:p>
@@ -8862,15 +9336,61 @@
         <w:shd w:val="clear" w:color="auto" w:fill="F3F4F6"/>
         <w:spacing w:after="160"/>
         <w:ind w:left="200"/>
+        <w:rPr>
+          <w:lang w:val="en-US"/>
+        </w:rPr>
       </w:pPr>
       <w:r>
         <w:rPr>
           <w:rFonts w:ascii="Consolas" w:eastAsia="Consolas" w:hAnsi="Consolas" w:cs="Consolas"/>
           <w:sz w:val="18"/>
           <w:szCs w:val="18"/>
-        </w:rPr>
-        <w:t>echo 'export PATH=$PATH:/usr/local/go/bin' &gt;&gt; ~/.bashrc</w:t>
-      </w:r>
+          <w:lang w:val="en-US"/>
+        </w:rPr>
+        <w:t>echo 'export PATH=$PATH:/</w:t>
+      </w:r>
+      <w:proofErr w:type="spellStart"/>
+      <w:r>
+        <w:rPr>
+          <w:rFonts w:ascii="Consolas" w:eastAsia="Consolas" w:hAnsi="Consolas" w:cs="Consolas"/>
+          <w:sz w:val="18"/>
+          <w:szCs w:val="18"/>
+          <w:lang w:val="en-US"/>
+        </w:rPr>
+        <w:t>usr</w:t>
+      </w:r>
+      <w:proofErr w:type="spellEnd"/>
+      <w:r>
+        <w:rPr>
+          <w:rFonts w:ascii="Consolas" w:eastAsia="Consolas" w:hAnsi="Consolas" w:cs="Consolas"/>
+          <w:sz w:val="18"/>
+          <w:szCs w:val="18"/>
+          <w:lang w:val="en-US"/>
+        </w:rPr>
+        <w:t>/local/go/bin' &gt;&gt; ~</w:t>
+      </w:r>
+      <w:proofErr w:type="gramStart"/>
+      <w:r>
+        <w:rPr>
+          <w:rFonts w:ascii="Consolas" w:eastAsia="Consolas" w:hAnsi="Consolas" w:cs="Consolas"/>
+          <w:sz w:val="18"/>
+          <w:szCs w:val="18"/>
+          <w:lang w:val="en-US"/>
+        </w:rPr>
+        <w:t>/.</w:t>
+      </w:r>
+      <w:proofErr w:type="spellStart"/>
+      <w:r>
+        <w:rPr>
+          <w:rFonts w:ascii="Consolas" w:eastAsia="Consolas" w:hAnsi="Consolas" w:cs="Consolas"/>
+          <w:sz w:val="18"/>
+          <w:szCs w:val="18"/>
+          <w:lang w:val="en-US"/>
+        </w:rPr>
+        <w:t>bashrc</w:t>
+      </w:r>
+      <w:proofErr w:type="spellEnd"/>
+      <w:proofErr w:type="gramEnd"/>
     </w:p>
     <w:p>
       <w:pPr>
@@ -8887,7 +9407,15 @@
         <w:spacing w:after="120"/>
       </w:pPr>
       <w:r>
-        <w:t>Es obligatorio, para que valgan el permiso de Docker y la ruta de Go:</w:t>
+        <w:t xml:space="preserve">Es obligatorio, para que valgan el permiso de Docker y la ruta de </w:t>
+      </w:r>
+      <w:proofErr w:type="spellStart"/>
+      <w:r>
+        <w:t>Go</w:t>
+      </w:r>
+      <w:proofErr w:type="spellEnd"/>
+      <w:r>
+        <w:t>:</w:t>
       </w:r>
     </w:p>
     <w:p>
@@ -8898,12 +9426,16 @@
         <w:shd w:val="clear" w:color="auto" w:fill="F3F4F6"/>
         <w:spacing w:before="60"/>
         <w:ind w:left="200"/>
+        <w:rPr>
+          <w:lang w:val="en-US"/>
+        </w:rPr>
       </w:pPr>
       <w:r>
         <w:rPr>
           <w:rFonts w:ascii="Consolas" w:eastAsia="Consolas" w:hAnsi="Consolas" w:cs="Consolas"/>
           <w:sz w:val="18"/>
           <w:szCs w:val="18"/>
+          <w:lang w:val="en-US"/>
         </w:rPr>
         <w:t>exit</w:t>
       </w:r>
@@ -8916,12 +9448,16 @@
         <w:shd w:val="clear" w:color="auto" w:fill="F3F4F6"/>
         <w:spacing w:after="160"/>
         <w:ind w:left="200"/>
+        <w:rPr>
+          <w:lang w:val="en-US"/>
+        </w:rPr>
       </w:pPr>
       <w:r>
         <w:rPr>
           <w:rFonts w:ascii="Consolas" w:eastAsia="Consolas" w:hAnsi="Consolas" w:cs="Consolas"/>
           <w:sz w:val="18"/>
           <w:szCs w:val="18"/>
+          <w:lang w:val="en-US"/>
         </w:rPr>
         <w:t>ssh azureuser@trazadoc-tesis.eastus.cloudapp.azure.com</w:t>
       </w:r>
@@ -8929,12 +9465,20 @@
     <w:p>
       <w:pPr>
         <w:pStyle w:val="Ttulo2"/>
+        <w:rPr>
+          <w:lang w:val="en-US"/>
+        </w:rPr>
       </w:pPr>
       <w:bookmarkStart w:id="28" w:name="_Toc243830048"/>
-      <w:r>
+      <w:proofErr w:type="spellStart"/>
+      <w:r>
+        <w:rPr>
+          <w:lang w:val="en-US"/>
+        </w:rPr>
         <w:t>Comprobar</w:t>
       </w:r>
       <w:bookmarkEnd w:id="28"/>
+      <w:proofErr w:type="spellEnd"/>
     </w:p>
     <w:p>
       <w:pPr>
@@ -8944,14 +9488,38 @@
         <w:shd w:val="clear" w:color="auto" w:fill="F3F4F6"/>
         <w:spacing w:before="60" w:after="160"/>
         <w:ind w:left="200"/>
+        <w:rPr>
+          <w:lang w:val="en-US"/>
+        </w:rPr>
       </w:pPr>
       <w:r>
         <w:rPr>
           <w:rFonts w:ascii="Consolas" w:eastAsia="Consolas" w:hAnsi="Consolas" w:cs="Consolas"/>
           <w:sz w:val="18"/>
           <w:szCs w:val="18"/>
-        </w:rPr>
-        <w:t>docker run --rm hello-world &amp;&amp; go version &amp;&amp; jq --version &amp;&amp; id -u</w:t>
+          <w:lang w:val="en-US"/>
+        </w:rPr>
+        <w:t xml:space="preserve">docker run --rm hello-world &amp;&amp; go version &amp;&amp; </w:t>
+      </w:r>
+      <w:proofErr w:type="spellStart"/>
+      <w:r>
+        <w:rPr>
+          <w:rFonts w:ascii="Consolas" w:eastAsia="Consolas" w:hAnsi="Consolas" w:cs="Consolas"/>
+          <w:sz w:val="18"/>
+          <w:szCs w:val="18"/>
+          <w:lang w:val="en-US"/>
+        </w:rPr>
+        <w:t>jq</w:t>
+      </w:r>
+      <w:proofErr w:type="spellEnd"/>
+      <w:r>
+        <w:rPr>
+          <w:rFonts w:ascii="Consolas" w:eastAsia="Consolas" w:hAnsi="Consolas" w:cs="Consolas"/>
+          <w:sz w:val="18"/>
+          <w:szCs w:val="18"/>
+          <w:lang w:val="en-US"/>
+        </w:rPr>
+        <w:t xml:space="preserve"> --version &amp;&amp; id -u</w:t>
       </w:r>
     </w:p>
     <w:p>
@@ -8961,16 +9529,42 @@
       <w:r>
         <w:t xml:space="preserve">Debe mostrar </w:t>
       </w:r>
+      <w:proofErr w:type="spellStart"/>
       <w:r>
         <w:rPr>
           <w:b/>
           <w:bCs/>
         </w:rPr>
-        <w:t>Hello from Docker!</w:t>
+        <w:t>Hello</w:t>
+      </w:r>
+      <w:proofErr w:type="spellEnd"/>
+      <w:r>
+        <w:rPr>
+          <w:b/>
+          <w:bCs/>
+        </w:rPr>
+        <w:t xml:space="preserve"> </w:t>
+      </w:r>
+      <w:proofErr w:type="spellStart"/>
+      <w:r>
+        <w:rPr>
+          <w:b/>
+          <w:bCs/>
+        </w:rPr>
+        <w:t>from</w:t>
+      </w:r>
+      <w:proofErr w:type="spellEnd"/>
+      <w:r>
+        <w:rPr>
+          <w:b/>
+          <w:bCs/>
+        </w:rPr>
+        <w:t xml:space="preserve"> Docker!</w:t>
       </w:r>
       <w:r>
         <w:t xml:space="preserve">, </w:t>
       </w:r>
+      <w:proofErr w:type="spellStart"/>
       <w:r>
         <w:rPr>
           <w:rFonts w:ascii="Consolas" w:eastAsia="Consolas" w:hAnsi="Consolas" w:cs="Consolas"/>
@@ -8978,10 +9572,48 @@
           <w:sz w:val="19"/>
           <w:szCs w:val="19"/>
         </w:rPr>
-        <w:t>go version go1.25.0</w:t>
-      </w:r>
-      <w:r>
-        <w:t xml:space="preserve">, la versión de jq y, al final, el número </w:t>
+        <w:t>go</w:t>
+      </w:r>
+      <w:proofErr w:type="spellEnd"/>
+      <w:r>
+        <w:rPr>
+          <w:rFonts w:ascii="Consolas" w:eastAsia="Consolas" w:hAnsi="Consolas" w:cs="Consolas"/>
+          <w:color w:val="9D174D"/>
+          <w:sz w:val="19"/>
+          <w:szCs w:val="19"/>
+        </w:rPr>
+        <w:t xml:space="preserve"> </w:t>
+      </w:r>
+      <w:proofErr w:type="spellStart"/>
+      <w:r>
+        <w:rPr>
+          <w:rFonts w:ascii="Consolas" w:eastAsia="Consolas" w:hAnsi="Consolas" w:cs="Consolas"/>
+          <w:color w:val="9D174D"/>
+          <w:sz w:val="19"/>
+          <w:szCs w:val="19"/>
+        </w:rPr>
+        <w:t>version</w:t>
+      </w:r>
+      <w:proofErr w:type="spellEnd"/>
+      <w:r>
+        <w:rPr>
+          <w:rFonts w:ascii="Consolas" w:eastAsia="Consolas" w:hAnsi="Consolas" w:cs="Consolas"/>
+          <w:color w:val="9D174D"/>
+          <w:sz w:val="19"/>
+          <w:szCs w:val="19"/>
+        </w:rPr>
+        <w:t xml:space="preserve"> go1.25.0</w:t>
+      </w:r>
+      <w:r>
+        <w:t xml:space="preserve">, la versión de </w:t>
+      </w:r>
+      <w:proofErr w:type="spellStart"/>
+      <w:r>
+        <w:t>jq</w:t>
+      </w:r>
+      <w:proofErr w:type="spellEnd"/>
+      <w:r>
+        <w:t xml:space="preserve"> y, al final, el número </w:t>
       </w:r>
       <w:r>
         <w:rPr>
@@ -9026,7 +9658,23 @@
           <w:b/>
           <w:bCs/>
         </w:rPr>
-        <w:t>Nunca uses sudo con los scripts de la carpeta docker.</w:t>
+        <w:t xml:space="preserve">Nunca uses sudo con los scripts de la carpeta </w:t>
+      </w:r>
+      <w:proofErr w:type="spellStart"/>
+      <w:r>
+        <w:rPr>
+          <w:b/>
+          <w:bCs/>
+        </w:rPr>
+        <w:t>docker</w:t>
+      </w:r>
+      <w:proofErr w:type="spellEnd"/>
+      <w:r>
+        <w:rPr>
+          <w:b/>
+          <w:bCs/>
+        </w:rPr>
+        <w:t>.</w:t>
       </w:r>
       <w:r>
         <w:t xml:space="preserve"> El backend lee la llave de la red Fabric como el usuario 1000; si un script se corre con </w:t>
@@ -9064,13 +9712,23 @@
         <w:spacing w:before="60"/>
         <w:ind w:left="200"/>
       </w:pPr>
+      <w:proofErr w:type="spellStart"/>
       <w:r>
         <w:rPr>
           <w:rFonts w:ascii="Consolas" w:eastAsia="Consolas" w:hAnsi="Consolas" w:cs="Consolas"/>
           <w:sz w:val="18"/>
           <w:szCs w:val="18"/>
         </w:rPr>
-        <w:t>git clone https://github.com/swummen/Blockchain_Contratos.git</w:t>
+        <w:t>git</w:t>
+      </w:r>
+      <w:proofErr w:type="spellEnd"/>
+      <w:r>
+        <w:rPr>
+          <w:rFonts w:ascii="Consolas" w:eastAsia="Consolas" w:hAnsi="Consolas" w:cs="Consolas"/>
+          <w:sz w:val="18"/>
+          <w:szCs w:val="18"/>
+        </w:rPr>
+        <w:t xml:space="preserve"> clone https://github.com/swummen/Blockchain_Contratos.git</w:t>
       </w:r>
     </w:p>
     <w:p>
@@ -9080,15 +9738,30 @@
         </w:pBdr>
         <w:shd w:val="clear" w:color="auto" w:fill="F3F4F6"/>
         <w:ind w:left="200"/>
+        <w:rPr>
+          <w:lang w:val="en-US"/>
+        </w:rPr>
       </w:pPr>
       <w:r>
         <w:rPr>
           <w:rFonts w:ascii="Consolas" w:eastAsia="Consolas" w:hAnsi="Consolas" w:cs="Consolas"/>
           <w:sz w:val="18"/>
           <w:szCs w:val="18"/>
-        </w:rPr>
-        <w:t>cd Blockchain_Contratos</w:t>
-      </w:r>
+          <w:lang w:val="en-US"/>
+        </w:rPr>
+        <w:t xml:space="preserve">cd </w:t>
+      </w:r>
+      <w:proofErr w:type="spellStart"/>
+      <w:r>
+        <w:rPr>
+          <w:rFonts w:ascii="Consolas" w:eastAsia="Consolas" w:hAnsi="Consolas" w:cs="Consolas"/>
+          <w:sz w:val="18"/>
+          <w:szCs w:val="18"/>
+          <w:lang w:val="en-US"/>
+        </w:rPr>
+        <w:t>Blockchain_Contratos</w:t>
+      </w:r>
+      <w:proofErr w:type="spellEnd"/>
     </w:p>
     <w:p>
       <w:pPr>
@@ -9098,14 +9771,38 @@
         <w:shd w:val="clear" w:color="auto" w:fill="F3F4F6"/>
         <w:spacing w:after="160"/>
         <w:ind w:left="200"/>
+        <w:rPr>
+          <w:lang w:val="en-US"/>
+        </w:rPr>
       </w:pPr>
       <w:r>
         <w:rPr>
           <w:rFonts w:ascii="Consolas" w:eastAsia="Consolas" w:hAnsi="Consolas" w:cs="Consolas"/>
           <w:sz w:val="18"/>
           <w:szCs w:val="18"/>
-        </w:rPr>
-        <w:t>git log --oneline -1</w:t>
+          <w:lang w:val="en-US"/>
+        </w:rPr>
+        <w:t>git log --</w:t>
+      </w:r>
+      <w:proofErr w:type="spellStart"/>
+      <w:r>
+        <w:rPr>
+          <w:rFonts w:ascii="Consolas" w:eastAsia="Consolas" w:hAnsi="Consolas" w:cs="Consolas"/>
+          <w:sz w:val="18"/>
+          <w:szCs w:val="18"/>
+          <w:lang w:val="en-US"/>
+        </w:rPr>
+        <w:t>oneline</w:t>
+      </w:r>
+      <w:proofErr w:type="spellEnd"/>
+      <w:r>
+        <w:rPr>
+          <w:rFonts w:ascii="Consolas" w:eastAsia="Consolas" w:hAnsi="Consolas" w:cs="Consolas"/>
+          <w:sz w:val="18"/>
+          <w:szCs w:val="18"/>
+          <w:lang w:val="en-US"/>
+        </w:rPr>
+        <w:t xml:space="preserve"> -1</w:t>
       </w:r>
     </w:p>
     <w:p>
@@ -9113,7 +9810,15 @@
         <w:spacing w:after="120"/>
       </w:pPr>
       <w:r>
-        <w:t>El último comando muestra el commit descargado. Debe coincidir con el último que subiste en la sección 2.</w:t>
+        <w:t xml:space="preserve">El último comando muestra el </w:t>
+      </w:r>
+      <w:proofErr w:type="spellStart"/>
+      <w:r>
+        <w:t>commit</w:t>
+      </w:r>
+      <w:proofErr w:type="spellEnd"/>
+      <w:r>
+        <w:t xml:space="preserve"> descargado. Debe coincidir con el último que subiste en la sección 2.</w:t>
       </w:r>
     </w:p>
     <w:p>
@@ -9145,15 +9850,70 @@
         <w:shd w:val="clear" w:color="auto" w:fill="F3F4F6"/>
         <w:spacing w:before="60"/>
         <w:ind w:left="200"/>
+        <w:rPr>
+          <w:lang w:val="en-US"/>
+        </w:rPr>
       </w:pPr>
       <w:r>
         <w:rPr>
           <w:rFonts w:ascii="Consolas" w:eastAsia="Consolas" w:hAnsi="Consolas" w:cs="Consolas"/>
           <w:sz w:val="18"/>
           <w:szCs w:val="18"/>
-        </w:rPr>
-        <w:t>cp docker/.env.example docker/.env</w:t>
-      </w:r>
+          <w:lang w:val="en-US"/>
+        </w:rPr>
+        <w:t>cp docker</w:t>
+      </w:r>
+      <w:proofErr w:type="gramStart"/>
+      <w:r>
+        <w:rPr>
+          <w:rFonts w:ascii="Consolas" w:eastAsia="Consolas" w:hAnsi="Consolas" w:cs="Consolas"/>
+          <w:sz w:val="18"/>
+          <w:szCs w:val="18"/>
+          <w:lang w:val="en-US"/>
+        </w:rPr>
+        <w:t>/.</w:t>
+      </w:r>
+      <w:proofErr w:type="spellStart"/>
+      <w:r>
+        <w:rPr>
+          <w:rFonts w:ascii="Consolas" w:eastAsia="Consolas" w:hAnsi="Consolas" w:cs="Consolas"/>
+          <w:sz w:val="18"/>
+          <w:szCs w:val="18"/>
+          <w:lang w:val="en-US"/>
+        </w:rPr>
+        <w:t>env</w:t>
+      </w:r>
+      <w:proofErr w:type="gramEnd"/>
+      <w:r>
+        <w:rPr>
+          <w:rFonts w:ascii="Consolas" w:eastAsia="Consolas" w:hAnsi="Consolas" w:cs="Consolas"/>
+          <w:sz w:val="18"/>
+          <w:szCs w:val="18"/>
+          <w:lang w:val="en-US"/>
+        </w:rPr>
+        <w:t>.example</w:t>
+      </w:r>
+      <w:proofErr w:type="spellEnd"/>
+      <w:r>
+        <w:rPr>
+          <w:rFonts w:ascii="Consolas" w:eastAsia="Consolas" w:hAnsi="Consolas" w:cs="Consolas"/>
+          <w:sz w:val="18"/>
+          <w:szCs w:val="18"/>
+          <w:lang w:val="en-US"/>
+        </w:rPr>
+        <w:t xml:space="preserve"> docker</w:t>
+      </w:r>
+      <w:proofErr w:type="gramStart"/>
+      <w:r>
+        <w:rPr>
+          <w:rFonts w:ascii="Consolas" w:eastAsia="Consolas" w:hAnsi="Consolas" w:cs="Consolas"/>
+          <w:sz w:val="18"/>
+          <w:szCs w:val="18"/>
+          <w:lang w:val="en-US"/>
+        </w:rPr>
+        <w:t>/.env</w:t>
+      </w:r>
+      <w:proofErr w:type="gramEnd"/>
     </w:p>
     <w:p>
       <w:pPr>
@@ -9162,14 +9922,29 @@
         </w:pBdr>
         <w:shd w:val="clear" w:color="auto" w:fill="F3F4F6"/>
         <w:ind w:left="200"/>
-      </w:pPr>
+        <w:rPr>
+          <w:lang w:val="en-US"/>
+        </w:rPr>
+      </w:pPr>
+      <w:proofErr w:type="spellStart"/>
       <w:r>
         <w:rPr>
           <w:rFonts w:ascii="Consolas" w:eastAsia="Consolas" w:hAnsi="Consolas" w:cs="Consolas"/>
           <w:sz w:val="18"/>
           <w:szCs w:val="18"/>
-        </w:rPr>
-        <w:t>openssl rand -hex 32</w:t>
+          <w:lang w:val="en-US"/>
+        </w:rPr>
+        <w:t>openssl</w:t>
+      </w:r>
+      <w:proofErr w:type="spellEnd"/>
+      <w:r>
+        <w:rPr>
+          <w:rFonts w:ascii="Consolas" w:eastAsia="Consolas" w:hAnsi="Consolas" w:cs="Consolas"/>
+          <w:sz w:val="18"/>
+          <w:szCs w:val="18"/>
+          <w:lang w:val="en-US"/>
+        </w:rPr>
+        <w:t xml:space="preserve"> rand -hex 32</w:t>
       </w:r>
     </w:p>
     <w:p>
@@ -9180,14 +9955,29 @@
         <w:shd w:val="clear" w:color="auto" w:fill="F3F4F6"/>
         <w:spacing w:after="160"/>
         <w:ind w:left="200"/>
-      </w:pPr>
+        <w:rPr>
+          <w:lang w:val="en-US"/>
+        </w:rPr>
+      </w:pPr>
+      <w:proofErr w:type="spellStart"/>
       <w:r>
         <w:rPr>
           <w:rFonts w:ascii="Consolas" w:eastAsia="Consolas" w:hAnsi="Consolas" w:cs="Consolas"/>
           <w:sz w:val="18"/>
           <w:szCs w:val="18"/>
-        </w:rPr>
-        <w:t>openssl rand -hex 24</w:t>
+          <w:lang w:val="en-US"/>
+        </w:rPr>
+        <w:t>openssl</w:t>
+      </w:r>
+      <w:proofErr w:type="spellEnd"/>
+      <w:r>
+        <w:rPr>
+          <w:rFonts w:ascii="Consolas" w:eastAsia="Consolas" w:hAnsi="Consolas" w:cs="Consolas"/>
+          <w:sz w:val="18"/>
+          <w:szCs w:val="18"/>
+          <w:lang w:val="en-US"/>
+        </w:rPr>
+        <w:t xml:space="preserve"> rand -hex 24</w:t>
       </w:r>
     </w:p>
     <w:p>
@@ -9197,6 +9987,7 @@
       <w:r>
         <w:t xml:space="preserve">Los dos comandos </w:t>
       </w:r>
+      <w:proofErr w:type="spellStart"/>
       <w:r>
         <w:rPr>
           <w:rFonts w:ascii="Consolas" w:eastAsia="Consolas" w:hAnsi="Consolas" w:cs="Consolas"/>
@@ -9206,6 +9997,7 @@
         </w:rPr>
         <w:t>openssl</w:t>
       </w:r>
+      <w:proofErr w:type="spellEnd"/>
       <w:r>
         <w:t xml:space="preserve"> imprimen dos textos largos al azar. Cópialos a un bloc de notas: el primero es para </w:t>
       </w:r>
@@ -9259,8 +10051,38 @@
           <w:sz w:val="18"/>
           <w:szCs w:val="18"/>
         </w:rPr>
-        <w:t>nano docker/.env</w:t>
-      </w:r>
+        <w:t xml:space="preserve">nano </w:t>
+      </w:r>
+      <w:proofErr w:type="spellStart"/>
+      <w:r>
+        <w:rPr>
+          <w:rFonts w:ascii="Consolas" w:eastAsia="Consolas" w:hAnsi="Consolas" w:cs="Consolas"/>
+          <w:sz w:val="18"/>
+          <w:szCs w:val="18"/>
+        </w:rPr>
+        <w:t>docker</w:t>
+      </w:r>
+      <w:proofErr w:type="spellEnd"/>
+      <w:proofErr w:type="gramStart"/>
+      <w:r>
+        <w:rPr>
+          <w:rFonts w:ascii="Consolas" w:eastAsia="Consolas" w:hAnsi="Consolas" w:cs="Consolas"/>
+          <w:sz w:val="18"/>
+          <w:szCs w:val="18"/>
+        </w:rPr>
+        <w:t>/.</w:t>
+      </w:r>
+      <w:proofErr w:type="spellStart"/>
+      <w:r>
+        <w:rPr>
+          <w:rFonts w:ascii="Consolas" w:eastAsia="Consolas" w:hAnsi="Consolas" w:cs="Consolas"/>
+          <w:sz w:val="18"/>
+          <w:szCs w:val="18"/>
+        </w:rPr>
+        <w:t>env</w:t>
+      </w:r>
+      <w:proofErr w:type="spellEnd"/>
+      <w:proofErr w:type="gramEnd"/>
     </w:p>
     <w:p>
       <w:pPr>
@@ -9292,12 +10114,6 @@
         <w:gridCol w:w="6026"/>
       </w:tblGrid>
       <w:tr>
-        <w:tblPrEx>
-          <w:tblCellMar>
-            <w:top w:w="0" w:type="dxa"/>
-            <w:bottom w:w="0" w:type="dxa"/>
-          </w:tblCellMar>
-        </w:tblPrEx>
         <w:trPr>
           <w:tblHeader/>
         </w:trPr>
@@ -9359,12 +10175,6 @@
         </w:tc>
       </w:tr>
       <w:tr>
-        <w:tblPrEx>
-          <w:tblCellMar>
-            <w:top w:w="0" w:type="dxa"/>
-            <w:bottom w:w="0" w:type="dxa"/>
-          </w:tblCellMar>
-        </w:tblPrEx>
         <w:tc>
           <w:tcPr>
             <w:tcW w:w="3694" w:type="dxa"/>
@@ -9413,6 +10223,7 @@
             <w:r>
               <w:t xml:space="preserve">El segundo texto de </w:t>
             </w:r>
+            <w:proofErr w:type="spellStart"/>
             <w:r>
               <w:rPr>
                 <w:rFonts w:ascii="Consolas" w:eastAsia="Consolas" w:hAnsi="Consolas" w:cs="Consolas"/>
@@ -9422,16 +10233,11 @@
               </w:rPr>
               <w:t>openssl</w:t>
             </w:r>
+            <w:proofErr w:type="spellEnd"/>
           </w:p>
         </w:tc>
       </w:tr>
       <w:tr>
-        <w:tblPrEx>
-          <w:tblCellMar>
-            <w:top w:w="0" w:type="dxa"/>
-            <w:bottom w:w="0" w:type="dxa"/>
-          </w:tblCellMar>
-        </w:tblPrEx>
         <w:tc>
           <w:tcPr>
             <w:tcW w:w="3694" w:type="dxa"/>
@@ -9480,6 +10286,7 @@
             <w:r>
               <w:t xml:space="preserve">El primer texto de </w:t>
             </w:r>
+            <w:proofErr w:type="spellStart"/>
             <w:r>
               <w:rPr>
                 <w:rFonts w:ascii="Consolas" w:eastAsia="Consolas" w:hAnsi="Consolas" w:cs="Consolas"/>
@@ -9489,16 +10296,11 @@
               </w:rPr>
               <w:t>openssl</w:t>
             </w:r>
+            <w:proofErr w:type="spellEnd"/>
           </w:p>
         </w:tc>
       </w:tr>
       <w:tr>
-        <w:tblPrEx>
-          <w:tblCellMar>
-            <w:top w:w="0" w:type="dxa"/>
-            <w:bottom w:w="0" w:type="dxa"/>
-          </w:tblCellMar>
-        </w:tblPrEx>
         <w:tc>
           <w:tcPr>
             <w:tcW w:w="3694" w:type="dxa"/>
@@ -9557,12 +10359,6 @@
         </w:tc>
       </w:tr>
       <w:tr>
-        <w:tblPrEx>
-          <w:tblCellMar>
-            <w:top w:w="0" w:type="dxa"/>
-            <w:bottom w:w="0" w:type="dxa"/>
-          </w:tblCellMar>
-        </w:tblPrEx>
         <w:tc>
           <w:tcPr>
             <w:tcW w:w="3694" w:type="dxa"/>
@@ -9580,16 +10376,25 @@
             </w:tcMar>
           </w:tcPr>
           <w:p>
+            <w:pPr>
+              <w:rPr>
+                <w:lang w:val="en-US"/>
+              </w:rPr>
+            </w:pPr>
             <w:r>
               <w:rPr>
                 <w:rFonts w:ascii="Consolas" w:eastAsia="Consolas" w:hAnsi="Consolas" w:cs="Consolas"/>
                 <w:color w:val="9D174D"/>
                 <w:sz w:val="19"/>
                 <w:szCs w:val="19"/>
+                <w:lang w:val="en-US"/>
               </w:rPr>
               <w:t>SMTP_USER</w:t>
             </w:r>
             <w:r>
+              <w:rPr>
+                <w:lang w:val="en-US"/>
+              </w:rPr>
               <w:t xml:space="preserve">, </w:t>
             </w:r>
             <w:r>
@@ -9598,10 +10403,14 @@
                 <w:color w:val="9D174D"/>
                 <w:sz w:val="19"/>
                 <w:szCs w:val="19"/>
+                <w:lang w:val="en-US"/>
               </w:rPr>
               <w:t>SMTP_PASSWORD</w:t>
             </w:r>
             <w:r>
+              <w:rPr>
+                <w:lang w:val="en-US"/>
+              </w:rPr>
               <w:t xml:space="preserve">, </w:t>
             </w:r>
             <w:r>
@@ -9610,6 +10419,7 @@
                 <w:color w:val="9D174D"/>
                 <w:sz w:val="19"/>
                 <w:szCs w:val="19"/>
+                <w:lang w:val="en-US"/>
               </w:rPr>
               <w:t>SMTP_FROM</w:t>
             </w:r>
@@ -9635,6 +10445,7 @@
             <w:r>
               <w:t xml:space="preserve">Los mismos de tu </w:t>
             </w:r>
+            <w:proofErr w:type="spellStart"/>
             <w:r>
               <w:rPr>
                 <w:rFonts w:ascii="Consolas" w:eastAsia="Consolas" w:hAnsi="Consolas" w:cs="Consolas"/>
@@ -9642,38 +10453,10 @@
                 <w:sz w:val="19"/>
                 <w:szCs w:val="19"/>
               </w:rPr>
-              <w:t>docker/.env</w:t>
-            </w:r>
-            <w:r>
-              <w:t xml:space="preserve"> local (ábrelo en VS Code en tu PC y cópialos)</w:t>
-            </w:r>
-          </w:p>
-        </w:tc>
-      </w:tr>
-      <w:tr>
-        <w:tblPrEx>
-          <w:tblCellMar>
-            <w:top w:w="0" w:type="dxa"/>
-            <w:bottom w:w="0" w:type="dxa"/>
-          </w:tblCellMar>
-        </w:tblPrEx>
-        <w:tc>
-          <w:tcPr>
-            <w:tcW w:w="3694" w:type="dxa"/>
-            <w:tcBorders>
-              <w:top w:val="single" w:sz="4" w:space="0" w:color="D1D5DB"/>
-              <w:left w:val="single" w:sz="4" w:space="0" w:color="D1D5DB"/>
-              <w:bottom w:val="single" w:sz="4" w:space="0" w:color="D1D5DB"/>
-              <w:right w:val="single" w:sz="4" w:space="0" w:color="D1D5DB"/>
-            </w:tcBorders>
-            <w:tcMar>
-              <w:top w:w="60" w:type="dxa"/>
-              <w:left w:w="100" w:type="dxa"/>
-              <w:bottom w:w="60" w:type="dxa"/>
-              <w:right w:w="100" w:type="dxa"/>
-            </w:tcMar>
-          </w:tcPr>
-          <w:p>
+              <w:t>docker</w:t>
+            </w:r>
+            <w:proofErr w:type="spellEnd"/>
+            <w:proofErr w:type="gramStart"/>
             <w:r>
               <w:rPr>
                 <w:rFonts w:ascii="Consolas" w:eastAsia="Consolas" w:hAnsi="Consolas" w:cs="Consolas"/>
@@ -9681,27 +10464,9 @@
                 <w:sz w:val="19"/>
                 <w:szCs w:val="19"/>
               </w:rPr>
-              <w:t>SEED_EMAIL</w:t>
-            </w:r>
-          </w:p>
-        </w:tc>
-        <w:tc>
-          <w:tcPr>
-            <w:tcW w:w="6026" w:type="dxa"/>
-            <w:tcBorders>
-              <w:top w:val="single" w:sz="4" w:space="0" w:color="D1D5DB"/>
-              <w:left w:val="single" w:sz="4" w:space="0" w:color="D1D5DB"/>
-              <w:bottom w:val="single" w:sz="4" w:space="0" w:color="D1D5DB"/>
-              <w:right w:val="single" w:sz="4" w:space="0" w:color="D1D5DB"/>
-            </w:tcBorders>
-            <w:tcMar>
-              <w:top w:w="60" w:type="dxa"/>
-              <w:left w:w="100" w:type="dxa"/>
-              <w:bottom w:w="60" w:type="dxa"/>
-              <w:right w:w="100" w:type="dxa"/>
-            </w:tcMar>
-          </w:tcPr>
-          <w:p>
+              <w:t>/.</w:t>
+            </w:r>
+            <w:proofErr w:type="spellStart"/>
             <w:r>
               <w:rPr>
                 <w:rFonts w:ascii="Consolas" w:eastAsia="Consolas" w:hAnsi="Consolas" w:cs="Consolas"/>
@@ -9709,18 +10474,17 @@
                 <w:sz w:val="19"/>
                 <w:szCs w:val="19"/>
               </w:rPr>
-              <w:t>contratosblockchain@gmail.com</w:t>
+              <w:t>env</w:t>
+            </w:r>
+            <w:proofErr w:type="spellEnd"/>
+            <w:proofErr w:type="gramEnd"/>
+            <w:r>
+              <w:t xml:space="preserve"> local (ábrelo en VS Code en tu PC y cópialos)</w:t>
             </w:r>
           </w:p>
         </w:tc>
       </w:tr>
       <w:tr>
-        <w:tblPrEx>
-          <w:tblCellMar>
-            <w:top w:w="0" w:type="dxa"/>
-            <w:bottom w:w="0" w:type="dxa"/>
-          </w:tblCellMar>
-        </w:tblPrEx>
         <w:tc>
           <w:tcPr>
             <w:tcW w:w="3694" w:type="dxa"/>
@@ -9745,7 +10509,7 @@
                 <w:sz w:val="19"/>
                 <w:szCs w:val="19"/>
               </w:rPr>
-              <w:t>VITE_API_URL</w:t>
+              <w:t>SEED_EMAIL</w:t>
             </w:r>
           </w:p>
         </w:tc>
@@ -9766,9 +10530,6 @@
             </w:tcMar>
           </w:tcPr>
           <w:p>
-            <w:r>
-              <w:t xml:space="preserve">Déjalo en </w:t>
-            </w:r>
             <w:r>
               <w:rPr>
                 <w:rFonts w:ascii="Consolas" w:eastAsia="Consolas" w:hAnsi="Consolas" w:cs="Consolas"/>
@@ -9776,18 +10537,12 @@
                 <w:sz w:val="19"/>
                 <w:szCs w:val="19"/>
               </w:rPr>
-              <w:t>/api</w:t>
+              <w:t>contratosblockchain@gmail.com</w:t>
             </w:r>
           </w:p>
         </w:tc>
       </w:tr>
       <w:tr>
-        <w:tblPrEx>
-          <w:tblCellMar>
-            <w:top w:w="0" w:type="dxa"/>
-            <w:bottom w:w="0" w:type="dxa"/>
-          </w:tblCellMar>
-        </w:tblPrEx>
         <w:tc>
           <w:tcPr>
             <w:tcW w:w="3694" w:type="dxa"/>
@@ -9812,7 +10567,7 @@
                 <w:sz w:val="19"/>
                 <w:szCs w:val="19"/>
               </w:rPr>
-              <w:t>PUBLIC_DOMAIN</w:t>
+              <w:t>VITE_API_URL</w:t>
             </w:r>
           </w:p>
         </w:tc>
@@ -9834,14 +10589,7 @@
           </w:tcPr>
           <w:p>
             <w:r>
-              <w:rPr>
-                <w:b/>
-                <w:bCs/>
-              </w:rPr>
-              <w:t>Tu dominio</w:t>
-            </w:r>
-            <w:r>
-              <w:t xml:space="preserve">, sin </w:t>
+              <w:t xml:space="preserve">Déjalo en </w:t>
             </w:r>
             <w:r>
               <w:rPr>
@@ -9850,11 +10598,29 @@
                 <w:sz w:val="19"/>
                 <w:szCs w:val="19"/>
               </w:rPr>
-              <w:t>https://</w:t>
-            </w:r>
-            <w:r>
-              <w:t xml:space="preserve"> (ejemplo: </w:t>
-            </w:r>
+              <w:t>/api</w:t>
+            </w:r>
+          </w:p>
+        </w:tc>
+      </w:tr>
+      <w:tr>
+        <w:tc>
+          <w:tcPr>
+            <w:tcW w:w="3694" w:type="dxa"/>
+            <w:tcBorders>
+              <w:top w:val="single" w:sz="4" w:space="0" w:color="D1D5DB"/>
+              <w:left w:val="single" w:sz="4" w:space="0" w:color="D1D5DB"/>
+              <w:bottom w:val="single" w:sz="4" w:space="0" w:color="D1D5DB"/>
+              <w:right w:val="single" w:sz="4" w:space="0" w:color="D1D5DB"/>
+            </w:tcBorders>
+            <w:tcMar>
+              <w:top w:w="60" w:type="dxa"/>
+              <w:left w:w="100" w:type="dxa"/>
+              <w:bottom w:w="60" w:type="dxa"/>
+              <w:right w:w="100" w:type="dxa"/>
+            </w:tcMar>
+          </w:tcPr>
+          <w:p>
             <w:r>
               <w:rPr>
                 <w:rFonts w:ascii="Consolas" w:eastAsia="Consolas" w:hAnsi="Consolas" w:cs="Consolas"/>
@@ -9862,6 +10628,56 @@
                 <w:sz w:val="19"/>
                 <w:szCs w:val="19"/>
               </w:rPr>
+              <w:t>PUBLIC_DOMAIN</w:t>
+            </w:r>
+          </w:p>
+        </w:tc>
+        <w:tc>
+          <w:tcPr>
+            <w:tcW w:w="6026" w:type="dxa"/>
+            <w:tcBorders>
+              <w:top w:val="single" w:sz="4" w:space="0" w:color="D1D5DB"/>
+              <w:left w:val="single" w:sz="4" w:space="0" w:color="D1D5DB"/>
+              <w:bottom w:val="single" w:sz="4" w:space="0" w:color="D1D5DB"/>
+              <w:right w:val="single" w:sz="4" w:space="0" w:color="D1D5DB"/>
+            </w:tcBorders>
+            <w:tcMar>
+              <w:top w:w="60" w:type="dxa"/>
+              <w:left w:w="100" w:type="dxa"/>
+              <w:bottom w:w="60" w:type="dxa"/>
+              <w:right w:w="100" w:type="dxa"/>
+            </w:tcMar>
+          </w:tcPr>
+          <w:p>
+            <w:r>
+              <w:rPr>
+                <w:b/>
+                <w:bCs/>
+              </w:rPr>
+              <w:t>Tu dominio</w:t>
+            </w:r>
+            <w:r>
+              <w:t xml:space="preserve">, sin </w:t>
+            </w:r>
+            <w:r>
+              <w:rPr>
+                <w:rFonts w:ascii="Consolas" w:eastAsia="Consolas" w:hAnsi="Consolas" w:cs="Consolas"/>
+                <w:color w:val="9D174D"/>
+                <w:sz w:val="19"/>
+                <w:szCs w:val="19"/>
+              </w:rPr>
+              <w:t>https://</w:t>
+            </w:r>
+            <w:r>
+              <w:t xml:space="preserve"> (ejemplo: </w:t>
+            </w:r>
+            <w:r>
+              <w:rPr>
+                <w:rFonts w:ascii="Consolas" w:eastAsia="Consolas" w:hAnsi="Consolas" w:cs="Consolas"/>
+                <w:color w:val="9D174D"/>
+                <w:sz w:val="19"/>
+                <w:szCs w:val="19"/>
+              </w:rPr>
               <w:t>trazadoc-tesis.eastus.cloudapp.azure.com</w:t>
             </w:r>
             <w:r>
@@ -9883,32 +10699,50 @@
       <w:r>
         <w:t xml:space="preserve">Para guardar: </w:t>
       </w:r>
+      <w:proofErr w:type="spellStart"/>
       <w:r>
         <w:rPr>
           <w:b/>
           <w:bCs/>
         </w:rPr>
-        <w:t>Ctrl + O</w:t>
-      </w:r>
-      <w:r>
-        <w:t xml:space="preserve">, luego </w:t>
-      </w:r>
+        <w:t>Ctrl</w:t>
+      </w:r>
+      <w:proofErr w:type="spellEnd"/>
       <w:r>
         <w:rPr>
           <w:b/>
           <w:bCs/>
         </w:rPr>
-        <w:t>Enter</w:t>
-      </w:r>
-      <w:r>
-        <w:t xml:space="preserve">. Para salir: </w:t>
+        <w:t xml:space="preserve"> + O</w:t>
+      </w:r>
+      <w:r>
+        <w:t xml:space="preserve">, luego </w:t>
       </w:r>
       <w:r>
         <w:rPr>
           <w:b/>
           <w:bCs/>
         </w:rPr>
-        <w:t>Ctrl + X</w:t>
+        <w:t>Enter</w:t>
+      </w:r>
+      <w:r>
+        <w:t xml:space="preserve">. Para salir: </w:t>
+      </w:r>
+      <w:proofErr w:type="spellStart"/>
+      <w:r>
+        <w:rPr>
+          <w:b/>
+          <w:bCs/>
+        </w:rPr>
+        <w:t>Ctrl</w:t>
+      </w:r>
+      <w:proofErr w:type="spellEnd"/>
+      <w:r>
+        <w:rPr>
+          <w:b/>
+          <w:bCs/>
+        </w:rPr>
+        <w:t xml:space="preserve"> + X</w:t>
       </w:r>
       <w:r>
         <w:t>.</w:t>
@@ -9998,14 +10832,38 @@
         <w:shd w:val="clear" w:color="auto" w:fill="F3F4F6"/>
         <w:spacing w:before="60" w:after="160"/>
         <w:ind w:left="200"/>
+        <w:rPr>
+          <w:lang w:val="en-US"/>
+        </w:rPr>
       </w:pPr>
       <w:r>
         <w:rPr>
           <w:rFonts w:ascii="Consolas" w:eastAsia="Consolas" w:hAnsi="Consolas" w:cs="Consolas"/>
           <w:sz w:val="18"/>
           <w:szCs w:val="18"/>
-        </w:rPr>
-        <w:t>nc -vz smtp-relay.sendinblue.com 587</w:t>
+          <w:lang w:val="en-US"/>
+        </w:rPr>
+        <w:t>nc -</w:t>
+      </w:r>
+      <w:proofErr w:type="spellStart"/>
+      <w:r>
+        <w:rPr>
+          <w:rFonts w:ascii="Consolas" w:eastAsia="Consolas" w:hAnsi="Consolas" w:cs="Consolas"/>
+          <w:sz w:val="18"/>
+          <w:szCs w:val="18"/>
+          <w:lang w:val="en-US"/>
+        </w:rPr>
+        <w:t>vz</w:t>
+      </w:r>
+      <w:proofErr w:type="spellEnd"/>
+      <w:r>
+        <w:rPr>
+          <w:rFonts w:ascii="Consolas" w:eastAsia="Consolas" w:hAnsi="Consolas" w:cs="Consolas"/>
+          <w:sz w:val="18"/>
+          <w:szCs w:val="18"/>
+          <w:lang w:val="en-US"/>
+        </w:rPr>
+        <w:t xml:space="preserve"> smtp-relay.sendinblue.com 587</w:t>
       </w:r>
     </w:p>
     <w:p>
@@ -10015,6 +10873,7 @@
       <w:r>
         <w:t xml:space="preserve">Debe decir </w:t>
       </w:r>
+      <w:proofErr w:type="spellStart"/>
       <w:r>
         <w:rPr>
           <w:b/>
@@ -10022,6 +10881,7 @@
         </w:rPr>
         <w:t>succeeded</w:t>
       </w:r>
+      <w:proofErr w:type="spellEnd"/>
       <w:r>
         <w:t>. Azure bloquea el puerto 25 de correo, pero no el 587 que usa Brevo.</w:t>
       </w:r>
@@ -10046,13 +10906,23 @@
         <w:spacing w:before="60" w:after="160"/>
         <w:ind w:left="200"/>
       </w:pPr>
+      <w:proofErr w:type="spellStart"/>
       <w:r>
         <w:rPr>
           <w:rFonts w:ascii="Consolas" w:eastAsia="Consolas" w:hAnsi="Consolas" w:cs="Consolas"/>
           <w:sz w:val="18"/>
           <w:szCs w:val="18"/>
         </w:rPr>
-        <w:t>bash docker/up.sh</w:t>
+        <w:t>bash</w:t>
+      </w:r>
+      <w:proofErr w:type="spellEnd"/>
+      <w:r>
+        <w:rPr>
+          <w:rFonts w:ascii="Consolas" w:eastAsia="Consolas" w:hAnsi="Consolas" w:cs="Consolas"/>
+          <w:sz w:val="18"/>
+          <w:szCs w:val="18"/>
+        </w:rPr>
+        <w:t xml:space="preserve"> docker/up.sh</w:t>
       </w:r>
     </w:p>
     <w:p>
@@ -10090,6 +10960,7 @@
       <w:r>
         <w:t xml:space="preserve">: </w:t>
       </w:r>
+      <w:proofErr w:type="spellStart"/>
       <w:r>
         <w:rPr>
           <w:rFonts w:ascii="Consolas" w:eastAsia="Consolas" w:hAnsi="Consolas" w:cs="Consolas"/>
@@ -10099,6 +10970,7 @@
         </w:rPr>
         <w:t>caddy</w:t>
       </w:r>
+      <w:proofErr w:type="spellEnd"/>
       <w:r>
         <w:t xml:space="preserve">, </w:t>
       </w:r>
@@ -10198,6 +11070,7 @@
       <w:r>
         <w:t xml:space="preserve">, </w:t>
       </w:r>
+      <w:proofErr w:type="spellStart"/>
       <w:r>
         <w:rPr>
           <w:rFonts w:ascii="Consolas" w:eastAsia="Consolas" w:hAnsi="Consolas" w:cs="Consolas"/>
@@ -10207,6 +11080,7 @@
         </w:rPr>
         <w:t>ca_orderer</w:t>
       </w:r>
+      <w:proofErr w:type="spellEnd"/>
       <w:r>
         <w:t xml:space="preserve"> y dos que empiezan por </w:t>
       </w:r>
@@ -10260,11 +11134,9 @@
           <w:sz w:val="19"/>
           <w:szCs w:val="19"/>
         </w:rPr>
-        <w:t>cd Blockchain_Contratos</w:t>
-      </w:r>
-      <w:r>
-        <w:t xml:space="preserve"> y ejecuta </w:t>
-      </w:r>
+        <w:t xml:space="preserve">cd </w:t>
+      </w:r>
+      <w:proofErr w:type="spellStart"/>
       <w:r>
         <w:rPr>
           <w:rFonts w:ascii="Consolas" w:eastAsia="Consolas" w:hAnsi="Consolas" w:cs="Consolas"/>
@@ -10272,11 +11144,13 @@
           <w:sz w:val="19"/>
           <w:szCs w:val="19"/>
         </w:rPr>
-        <w:t>bash docker/down.sh</w:t>
-      </w:r>
-      <w:r>
-        <w:t xml:space="preserve"> y luego </w:t>
-      </w:r>
+        <w:t>Blockchain_Contratos</w:t>
+      </w:r>
+      <w:proofErr w:type="spellEnd"/>
+      <w:r>
+        <w:t xml:space="preserve"> y ejecuta </w:t>
+      </w:r>
+      <w:proofErr w:type="spellStart"/>
       <w:r>
         <w:rPr>
           <w:rFonts w:ascii="Consolas" w:eastAsia="Consolas" w:hAnsi="Consolas" w:cs="Consolas"/>
@@ -10284,7 +11158,40 @@
           <w:sz w:val="19"/>
           <w:szCs w:val="19"/>
         </w:rPr>
-        <w:t>bash docker/up.sh</w:t>
+        <w:t>bash</w:t>
+      </w:r>
+      <w:proofErr w:type="spellEnd"/>
+      <w:r>
+        <w:rPr>
+          <w:rFonts w:ascii="Consolas" w:eastAsia="Consolas" w:hAnsi="Consolas" w:cs="Consolas"/>
+          <w:color w:val="9D174D"/>
+          <w:sz w:val="19"/>
+          <w:szCs w:val="19"/>
+        </w:rPr>
+        <w:t xml:space="preserve"> docker/down.sh</w:t>
+      </w:r>
+      <w:r>
+        <w:t xml:space="preserve"> y luego </w:t>
+      </w:r>
+      <w:proofErr w:type="spellStart"/>
+      <w:r>
+        <w:rPr>
+          <w:rFonts w:ascii="Consolas" w:eastAsia="Consolas" w:hAnsi="Consolas" w:cs="Consolas"/>
+          <w:color w:val="9D174D"/>
+          <w:sz w:val="19"/>
+          <w:szCs w:val="19"/>
+        </w:rPr>
+        <w:t>bash</w:t>
+      </w:r>
+      <w:proofErr w:type="spellEnd"/>
+      <w:r>
+        <w:rPr>
+          <w:rFonts w:ascii="Consolas" w:eastAsia="Consolas" w:hAnsi="Consolas" w:cs="Consolas"/>
+          <w:color w:val="9D174D"/>
+          <w:sz w:val="19"/>
+          <w:szCs w:val="19"/>
+        </w:rPr>
+        <w:t xml:space="preserve"> docker/up.sh</w:t>
       </w:r>
       <w:r>
         <w:t xml:space="preserve"> desde el principio.</w:t>
@@ -10466,6 +11373,7 @@
       <w:r>
         <w:t xml:space="preserve">En el servidor ejecuta la prueba de la blockchain: </w:t>
       </w:r>
+      <w:proofErr w:type="spellStart"/>
       <w:r>
         <w:rPr>
           <w:rFonts w:ascii="Consolas" w:eastAsia="Consolas" w:hAnsi="Consolas" w:cs="Consolas"/>
@@ -10473,7 +11381,37 @@
           <w:sz w:val="19"/>
           <w:szCs w:val="19"/>
         </w:rPr>
-        <w:t>bash docker/smoke-test.sh</w:t>
+        <w:t>bash</w:t>
+      </w:r>
+      <w:proofErr w:type="spellEnd"/>
+      <w:r>
+        <w:rPr>
+          <w:rFonts w:ascii="Consolas" w:eastAsia="Consolas" w:hAnsi="Consolas" w:cs="Consolas"/>
+          <w:color w:val="9D174D"/>
+          <w:sz w:val="19"/>
+          <w:szCs w:val="19"/>
+        </w:rPr>
+        <w:t xml:space="preserve"> </w:t>
+      </w:r>
+      <w:proofErr w:type="spellStart"/>
+      <w:r>
+        <w:rPr>
+          <w:rFonts w:ascii="Consolas" w:eastAsia="Consolas" w:hAnsi="Consolas" w:cs="Consolas"/>
+          <w:color w:val="9D174D"/>
+          <w:sz w:val="19"/>
+          <w:szCs w:val="19"/>
+        </w:rPr>
+        <w:t>docker</w:t>
+      </w:r>
+      <w:proofErr w:type="spellEnd"/>
+      <w:r>
+        <w:rPr>
+          <w:rFonts w:ascii="Consolas" w:eastAsia="Consolas" w:hAnsi="Consolas" w:cs="Consolas"/>
+          <w:color w:val="9D174D"/>
+          <w:sz w:val="19"/>
+          <w:szCs w:val="19"/>
+        </w:rPr>
+        <w:t>/smoke-test.sh</w:t>
       </w:r>
       <w:r>
         <w:t xml:space="preserve">. Debe terminar con </w:t>
@@ -10525,12 +11463,16 @@
         <w:shd w:val="clear" w:color="auto" w:fill="F3F4F6"/>
         <w:spacing w:before="60"/>
         <w:ind w:left="200"/>
+        <w:rPr>
+          <w:lang w:val="en-US"/>
+        </w:rPr>
       </w:pPr>
       <w:r>
         <w:rPr>
           <w:rFonts w:ascii="Consolas" w:eastAsia="Consolas" w:hAnsi="Consolas" w:cs="Consolas"/>
           <w:sz w:val="18"/>
           <w:szCs w:val="18"/>
+          <w:lang w:val="en-US"/>
         </w:rPr>
         <w:t>curl.exe -m 5 http://trazadoc-tesis.eastus.cloudapp.azure.com:8080/health</w:t>
       </w:r>
@@ -10543,12 +11485,16 @@
         <w:shd w:val="clear" w:color="auto" w:fill="F3F4F6"/>
         <w:spacing w:after="160"/>
         <w:ind w:left="200"/>
+        <w:rPr>
+          <w:lang w:val="en-US"/>
+        </w:rPr>
       </w:pPr>
       <w:r>
         <w:rPr>
           <w:rFonts w:ascii="Consolas" w:eastAsia="Consolas" w:hAnsi="Consolas" w:cs="Consolas"/>
           <w:sz w:val="18"/>
           <w:szCs w:val="18"/>
+          <w:lang w:val="en-US"/>
         </w:rPr>
         <w:t>curl.exe -m 5 http://trazadoc-tesis.eastus.cloudapp.azure.com:7054</w:t>
       </w:r>
@@ -10679,12 +11625,6 @@
         <w:gridCol w:w="6318"/>
       </w:tblGrid>
       <w:tr>
-        <w:tblPrEx>
-          <w:tblCellMar>
-            <w:top w:w="0" w:type="dxa"/>
-            <w:bottom w:w="0" w:type="dxa"/>
-          </w:tblCellMar>
-        </w:tblPrEx>
         <w:trPr>
           <w:tblHeader/>
         </w:trPr>
@@ -10746,12 +11686,6 @@
         </w:tc>
       </w:tr>
       <w:tr>
-        <w:tblPrEx>
-          <w:tblCellMar>
-            <w:top w:w="0" w:type="dxa"/>
-            <w:bottom w:w="0" w:type="dxa"/>
-          </w:tblCellMar>
-        </w:tblPrEx>
         <w:tc>
           <w:tcPr>
             <w:tcW w:w="3402" w:type="dxa"/>
@@ -10808,12 +11742,6 @@
         </w:tc>
       </w:tr>
       <w:tr>
-        <w:tblPrEx>
-          <w:tblCellMar>
-            <w:top w:w="0" w:type="dxa"/>
-            <w:bottom w:w="0" w:type="dxa"/>
-          </w:tblCellMar>
-        </w:tblPrEx>
         <w:tc>
           <w:tcPr>
             <w:tcW w:w="3402" w:type="dxa"/>
@@ -10870,12 +11798,6 @@
         </w:tc>
       </w:tr>
       <w:tr>
-        <w:tblPrEx>
-          <w:tblCellMar>
-            <w:top w:w="0" w:type="dxa"/>
-            <w:bottom w:w="0" w:type="dxa"/>
-          </w:tblCellMar>
-        </w:tblPrEx>
         <w:tc>
           <w:tcPr>
             <w:tcW w:w="3402" w:type="dxa"/>
@@ -10932,12 +11854,6 @@
         </w:tc>
       </w:tr>
       <w:tr>
-        <w:tblPrEx>
-          <w:tblCellMar>
-            <w:top w:w="0" w:type="dxa"/>
-            <w:bottom w:w="0" w:type="dxa"/>
-          </w:tblCellMar>
-        </w:tblPrEx>
         <w:tc>
           <w:tcPr>
             <w:tcW w:w="3402" w:type="dxa"/>
@@ -10980,6 +11896,7 @@
             <w:r>
               <w:t xml:space="preserve">Entra por SSH y ejecuta </w:t>
             </w:r>
+            <w:proofErr w:type="spellStart"/>
             <w:r>
               <w:rPr>
                 <w:rFonts w:ascii="Consolas" w:eastAsia="Consolas" w:hAnsi="Consolas" w:cs="Consolas"/>
@@ -10987,57 +11904,9 @@
                 <w:sz w:val="19"/>
                 <w:szCs w:val="19"/>
               </w:rPr>
-              <w:t>docker ps</w:t>
-            </w:r>
-          </w:p>
-        </w:tc>
-      </w:tr>
-      <w:tr>
-        <w:tblPrEx>
-          <w:tblCellMar>
-            <w:top w:w="0" w:type="dxa"/>
-            <w:bottom w:w="0" w:type="dxa"/>
-          </w:tblCellMar>
-        </w:tblPrEx>
-        <w:tc>
-          <w:tcPr>
-            <w:tcW w:w="3402" w:type="dxa"/>
-            <w:tcBorders>
-              <w:top w:val="single" w:sz="4" w:space="0" w:color="D1D5DB"/>
-              <w:left w:val="single" w:sz="4" w:space="0" w:color="D1D5DB"/>
-              <w:bottom w:val="single" w:sz="4" w:space="0" w:color="D1D5DB"/>
-              <w:right w:val="single" w:sz="4" w:space="0" w:color="D1D5DB"/>
-            </w:tcBorders>
-            <w:tcMar>
-              <w:top w:w="60" w:type="dxa"/>
-              <w:left w:w="100" w:type="dxa"/>
-              <w:bottom w:w="60" w:type="dxa"/>
-              <w:right w:w="100" w:type="dxa"/>
-            </w:tcMar>
-          </w:tcPr>
-          <w:p>
-            <w:r>
-              <w:t>Ver errores del backend</w:t>
-            </w:r>
-          </w:p>
-        </w:tc>
-        <w:tc>
-          <w:tcPr>
-            <w:tcW w:w="6318" w:type="dxa"/>
-            <w:tcBorders>
-              <w:top w:val="single" w:sz="4" w:space="0" w:color="D1D5DB"/>
-              <w:left w:val="single" w:sz="4" w:space="0" w:color="D1D5DB"/>
-              <w:bottom w:val="single" w:sz="4" w:space="0" w:color="D1D5DB"/>
-              <w:right w:val="single" w:sz="4" w:space="0" w:color="D1D5DB"/>
-            </w:tcBorders>
-            <w:tcMar>
-              <w:top w:w="60" w:type="dxa"/>
-              <w:left w:w="100" w:type="dxa"/>
-              <w:bottom w:w="60" w:type="dxa"/>
-              <w:right w:w="100" w:type="dxa"/>
-            </w:tcMar>
-          </w:tcPr>
-          <w:p>
+              <w:t>docker</w:t>
+            </w:r>
+            <w:proofErr w:type="spellEnd"/>
             <w:r>
               <w:rPr>
                 <w:rFonts w:ascii="Consolas" w:eastAsia="Consolas" w:hAnsi="Consolas" w:cs="Consolas"/>
@@ -11045,57 +11914,9 @@
                 <w:sz w:val="19"/>
                 <w:szCs w:val="19"/>
               </w:rPr>
-              <w:t>docker logs --tail 100 backend</w:t>
-            </w:r>
-          </w:p>
-        </w:tc>
-      </w:tr>
-      <w:tr>
-        <w:tblPrEx>
-          <w:tblCellMar>
-            <w:top w:w="0" w:type="dxa"/>
-            <w:bottom w:w="0" w:type="dxa"/>
-          </w:tblCellMar>
-        </w:tblPrEx>
-        <w:tc>
-          <w:tcPr>
-            <w:tcW w:w="3402" w:type="dxa"/>
-            <w:tcBorders>
-              <w:top w:val="single" w:sz="4" w:space="0" w:color="D1D5DB"/>
-              <w:left w:val="single" w:sz="4" w:space="0" w:color="D1D5DB"/>
-              <w:bottom w:val="single" w:sz="4" w:space="0" w:color="D1D5DB"/>
-              <w:right w:val="single" w:sz="4" w:space="0" w:color="D1D5DB"/>
-            </w:tcBorders>
-            <w:tcMar>
-              <w:top w:w="60" w:type="dxa"/>
-              <w:left w:w="100" w:type="dxa"/>
-              <w:bottom w:w="60" w:type="dxa"/>
-              <w:right w:w="100" w:type="dxa"/>
-            </w:tcMar>
-          </w:tcPr>
-          <w:p>
-            <w:r>
-              <w:t>Ver el estado del certificado</w:t>
-            </w:r>
-          </w:p>
-        </w:tc>
-        <w:tc>
-          <w:tcPr>
-            <w:tcW w:w="6318" w:type="dxa"/>
-            <w:tcBorders>
-              <w:top w:val="single" w:sz="4" w:space="0" w:color="D1D5DB"/>
-              <w:left w:val="single" w:sz="4" w:space="0" w:color="D1D5DB"/>
-              <w:bottom w:val="single" w:sz="4" w:space="0" w:color="D1D5DB"/>
-              <w:right w:val="single" w:sz="4" w:space="0" w:color="D1D5DB"/>
-            </w:tcBorders>
-            <w:tcMar>
-              <w:top w:w="60" w:type="dxa"/>
-              <w:left w:w="100" w:type="dxa"/>
-              <w:bottom w:w="60" w:type="dxa"/>
-              <w:right w:w="100" w:type="dxa"/>
-            </w:tcMar>
-          </w:tcPr>
-          <w:p>
+              <w:t xml:space="preserve"> </w:t>
+            </w:r>
+            <w:proofErr w:type="spellStart"/>
             <w:r>
               <w:rPr>
                 <w:rFonts w:ascii="Consolas" w:eastAsia="Consolas" w:hAnsi="Consolas" w:cs="Consolas"/>
@@ -11103,8 +11924,166 @@
                 <w:sz w:val="19"/>
                 <w:szCs w:val="19"/>
               </w:rPr>
-              <w:t>docker logs caddy</w:t>
-            </w:r>
+              <w:t>ps</w:t>
+            </w:r>
+            <w:proofErr w:type="spellEnd"/>
+          </w:p>
+        </w:tc>
+      </w:tr>
+      <w:tr>
+        <w:tc>
+          <w:tcPr>
+            <w:tcW w:w="3402" w:type="dxa"/>
+            <w:tcBorders>
+              <w:top w:val="single" w:sz="4" w:space="0" w:color="D1D5DB"/>
+              <w:left w:val="single" w:sz="4" w:space="0" w:color="D1D5DB"/>
+              <w:bottom w:val="single" w:sz="4" w:space="0" w:color="D1D5DB"/>
+              <w:right w:val="single" w:sz="4" w:space="0" w:color="D1D5DB"/>
+            </w:tcBorders>
+            <w:tcMar>
+              <w:top w:w="60" w:type="dxa"/>
+              <w:left w:w="100" w:type="dxa"/>
+              <w:bottom w:w="60" w:type="dxa"/>
+              <w:right w:w="100" w:type="dxa"/>
+            </w:tcMar>
+          </w:tcPr>
+          <w:p>
+            <w:r>
+              <w:t>Ver errores del backend</w:t>
+            </w:r>
+          </w:p>
+        </w:tc>
+        <w:tc>
+          <w:tcPr>
+            <w:tcW w:w="6318" w:type="dxa"/>
+            <w:tcBorders>
+              <w:top w:val="single" w:sz="4" w:space="0" w:color="D1D5DB"/>
+              <w:left w:val="single" w:sz="4" w:space="0" w:color="D1D5DB"/>
+              <w:bottom w:val="single" w:sz="4" w:space="0" w:color="D1D5DB"/>
+              <w:right w:val="single" w:sz="4" w:space="0" w:color="D1D5DB"/>
+            </w:tcBorders>
+            <w:tcMar>
+              <w:top w:w="60" w:type="dxa"/>
+              <w:left w:w="100" w:type="dxa"/>
+              <w:bottom w:w="60" w:type="dxa"/>
+              <w:right w:w="100" w:type="dxa"/>
+            </w:tcMar>
+          </w:tcPr>
+          <w:p>
+            <w:proofErr w:type="spellStart"/>
+            <w:r>
+              <w:rPr>
+                <w:rFonts w:ascii="Consolas" w:eastAsia="Consolas" w:hAnsi="Consolas" w:cs="Consolas"/>
+                <w:color w:val="9D174D"/>
+                <w:sz w:val="19"/>
+                <w:szCs w:val="19"/>
+              </w:rPr>
+              <w:t>docker</w:t>
+            </w:r>
+            <w:proofErr w:type="spellEnd"/>
+            <w:r>
+              <w:rPr>
+                <w:rFonts w:ascii="Consolas" w:eastAsia="Consolas" w:hAnsi="Consolas" w:cs="Consolas"/>
+                <w:color w:val="9D174D"/>
+                <w:sz w:val="19"/>
+                <w:szCs w:val="19"/>
+              </w:rPr>
+              <w:t xml:space="preserve"> logs --</w:t>
+            </w:r>
+            <w:proofErr w:type="spellStart"/>
+            <w:r>
+              <w:rPr>
+                <w:rFonts w:ascii="Consolas" w:eastAsia="Consolas" w:hAnsi="Consolas" w:cs="Consolas"/>
+                <w:color w:val="9D174D"/>
+                <w:sz w:val="19"/>
+                <w:szCs w:val="19"/>
+              </w:rPr>
+              <w:t>tail</w:t>
+            </w:r>
+            <w:proofErr w:type="spellEnd"/>
+            <w:r>
+              <w:rPr>
+                <w:rFonts w:ascii="Consolas" w:eastAsia="Consolas" w:hAnsi="Consolas" w:cs="Consolas"/>
+                <w:color w:val="9D174D"/>
+                <w:sz w:val="19"/>
+                <w:szCs w:val="19"/>
+              </w:rPr>
+              <w:t xml:space="preserve"> 100 backend</w:t>
+            </w:r>
+          </w:p>
+        </w:tc>
+      </w:tr>
+      <w:tr>
+        <w:tc>
+          <w:tcPr>
+            <w:tcW w:w="3402" w:type="dxa"/>
+            <w:tcBorders>
+              <w:top w:val="single" w:sz="4" w:space="0" w:color="D1D5DB"/>
+              <w:left w:val="single" w:sz="4" w:space="0" w:color="D1D5DB"/>
+              <w:bottom w:val="single" w:sz="4" w:space="0" w:color="D1D5DB"/>
+              <w:right w:val="single" w:sz="4" w:space="0" w:color="D1D5DB"/>
+            </w:tcBorders>
+            <w:tcMar>
+              <w:top w:w="60" w:type="dxa"/>
+              <w:left w:w="100" w:type="dxa"/>
+              <w:bottom w:w="60" w:type="dxa"/>
+              <w:right w:w="100" w:type="dxa"/>
+            </w:tcMar>
+          </w:tcPr>
+          <w:p>
+            <w:r>
+              <w:t>Ver el estado del certificado</w:t>
+            </w:r>
+          </w:p>
+        </w:tc>
+        <w:tc>
+          <w:tcPr>
+            <w:tcW w:w="6318" w:type="dxa"/>
+            <w:tcBorders>
+              <w:top w:val="single" w:sz="4" w:space="0" w:color="D1D5DB"/>
+              <w:left w:val="single" w:sz="4" w:space="0" w:color="D1D5DB"/>
+              <w:bottom w:val="single" w:sz="4" w:space="0" w:color="D1D5DB"/>
+              <w:right w:val="single" w:sz="4" w:space="0" w:color="D1D5DB"/>
+            </w:tcBorders>
+            <w:tcMar>
+              <w:top w:w="60" w:type="dxa"/>
+              <w:left w:w="100" w:type="dxa"/>
+              <w:bottom w:w="60" w:type="dxa"/>
+              <w:right w:w="100" w:type="dxa"/>
+            </w:tcMar>
+          </w:tcPr>
+          <w:p>
+            <w:proofErr w:type="spellStart"/>
+            <w:r>
+              <w:rPr>
+                <w:rFonts w:ascii="Consolas" w:eastAsia="Consolas" w:hAnsi="Consolas" w:cs="Consolas"/>
+                <w:color w:val="9D174D"/>
+                <w:sz w:val="19"/>
+                <w:szCs w:val="19"/>
+              </w:rPr>
+              <w:t>docker</w:t>
+            </w:r>
+            <w:proofErr w:type="spellEnd"/>
+            <w:r>
+              <w:rPr>
+                <w:rFonts w:ascii="Consolas" w:eastAsia="Consolas" w:hAnsi="Consolas" w:cs="Consolas"/>
+                <w:color w:val="9D174D"/>
+                <w:sz w:val="19"/>
+                <w:szCs w:val="19"/>
+              </w:rPr>
+              <w:t xml:space="preserve"> logs </w:t>
+            </w:r>
+            <w:proofErr w:type="spellStart"/>
+            <w:r>
+              <w:rPr>
+                <w:rFonts w:ascii="Consolas" w:eastAsia="Consolas" w:hAnsi="Consolas" w:cs="Consolas"/>
+                <w:color w:val="9D174D"/>
+                <w:sz w:val="19"/>
+                <w:szCs w:val="19"/>
+              </w:rPr>
+              <w:t>caddy</w:t>
+            </w:r>
+            <w:proofErr w:type="spellEnd"/>
           </w:p>
         </w:tc>
       </w:tr>
@@ -11171,15 +12150,30 @@
         <w:shd w:val="clear" w:color="auto" w:fill="F3F4F6"/>
         <w:spacing w:before="60"/>
         <w:ind w:left="200"/>
+        <w:rPr>
+          <w:lang w:val="en-US"/>
+        </w:rPr>
       </w:pPr>
       <w:r>
         <w:rPr>
           <w:rFonts w:ascii="Consolas" w:eastAsia="Consolas" w:hAnsi="Consolas" w:cs="Consolas"/>
           <w:sz w:val="18"/>
           <w:szCs w:val="18"/>
-        </w:rPr>
-        <w:t>cd Blockchain_Contratos</w:t>
-      </w:r>
+          <w:lang w:val="en-US"/>
+        </w:rPr>
+        <w:t xml:space="preserve">cd </w:t>
+      </w:r>
+      <w:proofErr w:type="spellStart"/>
+      <w:r>
+        <w:rPr>
+          <w:rFonts w:ascii="Consolas" w:eastAsia="Consolas" w:hAnsi="Consolas" w:cs="Consolas"/>
+          <w:sz w:val="18"/>
+          <w:szCs w:val="18"/>
+          <w:lang w:val="en-US"/>
+        </w:rPr>
+        <w:t>Blockchain_Contratos</w:t>
+      </w:r>
+      <w:proofErr w:type="spellEnd"/>
     </w:p>
     <w:p>
       <w:pPr>
@@ -11188,15 +12182,90 @@
         </w:pBdr>
         <w:shd w:val="clear" w:color="auto" w:fill="F3F4F6"/>
         <w:ind w:left="200"/>
+        <w:rPr>
+          <w:lang w:val="en-US"/>
+        </w:rPr>
       </w:pPr>
       <w:r>
         <w:rPr>
           <w:rFonts w:ascii="Consolas" w:eastAsia="Consolas" w:hAnsi="Consolas" w:cs="Consolas"/>
           <w:sz w:val="18"/>
           <w:szCs w:val="18"/>
-        </w:rPr>
-        <w:t>docker exec mongo mongodump -u root -p "CLAVE_DE_MONGO" --authenticationDatabase admin --archive &gt; respaldo-$(date +%F).archive</w:t>
-      </w:r>
+          <w:lang w:val="en-US"/>
+        </w:rPr>
+        <w:t xml:space="preserve">docker exec mongo </w:t>
+      </w:r>
+      <w:proofErr w:type="spellStart"/>
+      <w:r>
+        <w:rPr>
+          <w:rFonts w:ascii="Consolas" w:eastAsia="Consolas" w:hAnsi="Consolas" w:cs="Consolas"/>
+          <w:sz w:val="18"/>
+          <w:szCs w:val="18"/>
+          <w:lang w:val="en-US"/>
+        </w:rPr>
+        <w:t>mongodump</w:t>
+      </w:r>
+      <w:proofErr w:type="spellEnd"/>
+      <w:r>
+        <w:rPr>
+          <w:rFonts w:ascii="Consolas" w:eastAsia="Consolas" w:hAnsi="Consolas" w:cs="Consolas"/>
+          <w:sz w:val="18"/>
+          <w:szCs w:val="18"/>
+          <w:lang w:val="en-US"/>
+        </w:rPr>
+        <w:t xml:space="preserve"> -u root -p "CLAVE_DE_MONGO" --</w:t>
+      </w:r>
+      <w:proofErr w:type="spellStart"/>
+      <w:r>
+        <w:rPr>
+          <w:rFonts w:ascii="Consolas" w:eastAsia="Consolas" w:hAnsi="Consolas" w:cs="Consolas"/>
+          <w:sz w:val="18"/>
+          <w:szCs w:val="18"/>
+          <w:lang w:val="en-US"/>
+        </w:rPr>
+        <w:t>authenticationDatabase</w:t>
+      </w:r>
+      <w:proofErr w:type="spellEnd"/>
+      <w:r>
+        <w:rPr>
+          <w:rFonts w:ascii="Consolas" w:eastAsia="Consolas" w:hAnsi="Consolas" w:cs="Consolas"/>
+          <w:sz w:val="18"/>
+          <w:szCs w:val="18"/>
+          <w:lang w:val="en-US"/>
+        </w:rPr>
+        <w:t xml:space="preserve"> admin --archive &gt; </w:t>
+      </w:r>
+      <w:proofErr w:type="spellStart"/>
+      <w:r>
+        <w:rPr>
+          <w:rFonts w:ascii="Consolas" w:eastAsia="Consolas" w:hAnsi="Consolas" w:cs="Consolas"/>
+          <w:sz w:val="18"/>
+          <w:szCs w:val="18"/>
+          <w:lang w:val="en-US"/>
+        </w:rPr>
+        <w:t>respaldo</w:t>
+      </w:r>
+      <w:proofErr w:type="spellEnd"/>
+      <w:r>
+        <w:rPr>
+          <w:rFonts w:ascii="Consolas" w:eastAsia="Consolas" w:hAnsi="Consolas" w:cs="Consolas"/>
+          <w:sz w:val="18"/>
+          <w:szCs w:val="18"/>
+          <w:lang w:val="en-US"/>
+        </w:rPr>
+        <w:t>-$(date +%F</w:t>
+      </w:r>
+      <w:proofErr w:type="gramStart"/>
+      <w:r>
+        <w:rPr>
+          <w:rFonts w:ascii="Consolas" w:eastAsia="Consolas" w:hAnsi="Consolas" w:cs="Consolas"/>
+          <w:sz w:val="18"/>
+          <w:szCs w:val="18"/>
+          <w:lang w:val="en-US"/>
+        </w:rPr>
+        <w:t>).archive</w:t>
+      </w:r>
+      <w:proofErr w:type="gramEnd"/>
     </w:p>
     <w:p>
       <w:pPr>
@@ -11205,15 +12274,30 @@
         </w:pBdr>
         <w:shd w:val="clear" w:color="auto" w:fill="F3F4F6"/>
         <w:ind w:left="200"/>
+        <w:rPr>
+          <w:lang w:val="en-US"/>
+        </w:rPr>
       </w:pPr>
       <w:r>
         <w:rPr>
           <w:rFonts w:ascii="Consolas" w:eastAsia="Consolas" w:hAnsi="Consolas" w:cs="Consolas"/>
           <w:sz w:val="18"/>
           <w:szCs w:val="18"/>
-        </w:rPr>
-        <w:t>git pull</w:t>
-      </w:r>
+          <w:lang w:val="en-US"/>
+        </w:rPr>
+        <w:t xml:space="preserve">git </w:t>
+      </w:r>
+      <w:proofErr w:type="gramStart"/>
+      <w:r>
+        <w:rPr>
+          <w:rFonts w:ascii="Consolas" w:eastAsia="Consolas" w:hAnsi="Consolas" w:cs="Consolas"/>
+          <w:sz w:val="18"/>
+          <w:szCs w:val="18"/>
+          <w:lang w:val="en-US"/>
+        </w:rPr>
+        <w:t>pull</w:t>
+      </w:r>
+      <w:proofErr w:type="gramEnd"/>
     </w:p>
     <w:p>
       <w:pPr>
@@ -11223,14 +12307,69 @@
         <w:shd w:val="clear" w:color="auto" w:fill="F3F4F6"/>
         <w:spacing w:after="160"/>
         <w:ind w:left="200"/>
-      </w:pPr>
+        <w:rPr>
+          <w:lang w:val="en-US"/>
+        </w:rPr>
+      </w:pPr>
+      <w:proofErr w:type="gramStart"/>
       <w:r>
         <w:rPr>
           <w:rFonts w:ascii="Consolas" w:eastAsia="Consolas" w:hAnsi="Consolas" w:cs="Consolas"/>
           <w:sz w:val="18"/>
           <w:szCs w:val="18"/>
-        </w:rPr>
-        <w:t>docker compose --env-file docker/.env -f docker/compose.app.yml up -d --build backend frontend</w:t>
+          <w:lang w:val="en-US"/>
+        </w:rPr>
+        <w:t>docker</w:t>
+      </w:r>
+      <w:proofErr w:type="gramEnd"/>
+      <w:r>
+        <w:rPr>
+          <w:rFonts w:ascii="Consolas" w:eastAsia="Consolas" w:hAnsi="Consolas" w:cs="Consolas"/>
+          <w:sz w:val="18"/>
+          <w:szCs w:val="18"/>
+          <w:lang w:val="en-US"/>
+        </w:rPr>
+        <w:t xml:space="preserve"> compose --env-file docker</w:t>
+      </w:r>
+      <w:proofErr w:type="gramStart"/>
+      <w:r>
+        <w:rPr>
+          <w:rFonts w:ascii="Consolas" w:eastAsia="Consolas" w:hAnsi="Consolas" w:cs="Consolas"/>
+          <w:sz w:val="18"/>
+          <w:szCs w:val="18"/>
+          <w:lang w:val="en-US"/>
+        </w:rPr>
+        <w:t>/.env</w:t>
+      </w:r>
+      <w:proofErr w:type="gramEnd"/>
+      <w:r>
+        <w:rPr>
+          <w:rFonts w:ascii="Consolas" w:eastAsia="Consolas" w:hAnsi="Consolas" w:cs="Consolas"/>
+          <w:sz w:val="18"/>
+          <w:szCs w:val="18"/>
+          <w:lang w:val="en-US"/>
+        </w:rPr>
+        <w:t xml:space="preserve"> -f docker/</w:t>
+      </w:r>
+      <w:proofErr w:type="spellStart"/>
+      <w:r>
+        <w:rPr>
+          <w:rFonts w:ascii="Consolas" w:eastAsia="Consolas" w:hAnsi="Consolas" w:cs="Consolas"/>
+          <w:sz w:val="18"/>
+          <w:szCs w:val="18"/>
+          <w:lang w:val="en-US"/>
+        </w:rPr>
+        <w:t>compose.app.yml</w:t>
+      </w:r>
+      <w:proofErr w:type="spellEnd"/>
+      <w:r>
+        <w:rPr>
+          <w:rFonts w:ascii="Consolas" w:eastAsia="Consolas" w:hAnsi="Consolas" w:cs="Consolas"/>
+          <w:sz w:val="18"/>
+          <w:szCs w:val="18"/>
+          <w:lang w:val="en-US"/>
+        </w:rPr>
+        <w:t xml:space="preserve"> up -d --build backend frontend</w:t>
       </w:r>
     </w:p>
     <w:p>
@@ -11264,6 +12403,7 @@
       <w:r>
         <w:t>. La primera línea guarda un respaldo de la base de datos por si hay que volver atrás. Si el cambio toca el contrato inteligente (</w:t>
       </w:r>
+      <w:proofErr w:type="spellStart"/>
       <w:r>
         <w:rPr>
           <w:rFonts w:ascii="Consolas" w:eastAsia="Consolas" w:hAnsi="Consolas" w:cs="Consolas"/>
@@ -11271,11 +12411,9 @@
           <w:sz w:val="19"/>
           <w:szCs w:val="19"/>
         </w:rPr>
-        <w:t>chaincode/</w:t>
-      </w:r>
-      <w:r>
-        <w:t xml:space="preserve">), al final ejecuta también </w:t>
-      </w:r>
+        <w:t>chaincode</w:t>
+      </w:r>
+      <w:proofErr w:type="spellEnd"/>
       <w:r>
         <w:rPr>
           <w:rFonts w:ascii="Consolas" w:eastAsia="Consolas" w:hAnsi="Consolas" w:cs="Consolas"/>
@@ -11283,7 +12421,50 @@
           <w:sz w:val="19"/>
           <w:szCs w:val="19"/>
         </w:rPr>
-        <w:t>bash docker/deploy-cc.sh</w:t>
+        <w:t>/</w:t>
+      </w:r>
+      <w:r>
+        <w:t xml:space="preserve">), al final ejecuta también </w:t>
+      </w:r>
+      <w:proofErr w:type="spellStart"/>
+      <w:r>
+        <w:rPr>
+          <w:rFonts w:ascii="Consolas" w:eastAsia="Consolas" w:hAnsi="Consolas" w:cs="Consolas"/>
+          <w:color w:val="9D174D"/>
+          <w:sz w:val="19"/>
+          <w:szCs w:val="19"/>
+        </w:rPr>
+        <w:t>bash</w:t>
+      </w:r>
+      <w:proofErr w:type="spellEnd"/>
+      <w:r>
+        <w:rPr>
+          <w:rFonts w:ascii="Consolas" w:eastAsia="Consolas" w:hAnsi="Consolas" w:cs="Consolas"/>
+          <w:color w:val="9D174D"/>
+          <w:sz w:val="19"/>
+          <w:szCs w:val="19"/>
+        </w:rPr>
+        <w:t xml:space="preserve"> </w:t>
+      </w:r>
+      <w:proofErr w:type="spellStart"/>
+      <w:r>
+        <w:rPr>
+          <w:rFonts w:ascii="Consolas" w:eastAsia="Consolas" w:hAnsi="Consolas" w:cs="Consolas"/>
+          <w:color w:val="9D174D"/>
+          <w:sz w:val="19"/>
+          <w:szCs w:val="19"/>
+        </w:rPr>
+        <w:t>docker</w:t>
+      </w:r>
+      <w:proofErr w:type="spellEnd"/>
+      <w:r>
+        <w:rPr>
+          <w:rFonts w:ascii="Consolas" w:eastAsia="Consolas" w:hAnsi="Consolas" w:cs="Consolas"/>
+          <w:color w:val="9D174D"/>
+          <w:sz w:val="19"/>
+          <w:szCs w:val="19"/>
+        </w:rPr>
+        <w:t>/deploy-cc.sh</w:t>
       </w:r>
       <w:r>
         <w:t>.</w:t>
@@ -11322,12 +12503,6 @@
         <w:gridCol w:w="6026"/>
       </w:tblGrid>
       <w:tr>
-        <w:tblPrEx>
-          <w:tblCellMar>
-            <w:top w:w="0" w:type="dxa"/>
-            <w:bottom w:w="0" w:type="dxa"/>
-          </w:tblCellMar>
-        </w:tblPrEx>
         <w:trPr>
           <w:tblHeader/>
         </w:trPr>
@@ -11389,12 +12564,6 @@
         </w:tc>
       </w:tr>
       <w:tr>
-        <w:tblPrEx>
-          <w:tblCellMar>
-            <w:top w:w="0" w:type="dxa"/>
-            <w:bottom w:w="0" w:type="dxa"/>
-          </w:tblCellMar>
-        </w:tblPrEx>
         <w:tc>
           <w:tcPr>
             <w:tcW w:w="3694" w:type="dxa"/>
@@ -11412,6 +12581,7 @@
             </w:tcMar>
           </w:tcPr>
           <w:p>
+            <w:proofErr w:type="spellStart"/>
             <w:r>
               <w:rPr>
                 <w:rFonts w:ascii="Consolas" w:eastAsia="Consolas" w:hAnsi="Consolas" w:cs="Consolas"/>
@@ -11421,6 +12591,7 @@
               </w:rPr>
               <w:t>RequestDisallowedByAzure</w:t>
             </w:r>
+            <w:proofErr w:type="spellEnd"/>
             <w:r>
               <w:t xml:space="preserve"> al crear la VM</w:t>
             </w:r>
@@ -11450,12 +12621,6 @@
         </w:tc>
       </w:tr>
       <w:tr>
-        <w:tblPrEx>
-          <w:tblCellMar>
-            <w:top w:w="0" w:type="dxa"/>
-            <w:bottom w:w="0" w:type="dxa"/>
-          </w:tblCellMar>
-        </w:tblPrEx>
         <w:tc>
           <w:tcPr>
             <w:tcW w:w="3694" w:type="dxa"/>
@@ -11473,8 +12638,30 @@
             </w:tcMar>
           </w:tcPr>
           <w:p>
-            <w:r>
-              <w:t xml:space="preserve">SSH responde </w:t>
+            <w:pPr>
+              <w:rPr>
+                <w:lang w:val="en-US"/>
+              </w:rPr>
+            </w:pPr>
+            <w:r>
+              <w:rPr>
+                <w:lang w:val="en-US"/>
+              </w:rPr>
+              <w:t xml:space="preserve">SSH </w:t>
+            </w:r>
+            <w:proofErr w:type="spellStart"/>
+            <w:r>
+              <w:rPr>
+                <w:lang w:val="en-US"/>
+              </w:rPr>
+              <w:t>responde</w:t>
+            </w:r>
+            <w:proofErr w:type="spellEnd"/>
+            <w:r>
+              <w:rPr>
+                <w:lang w:val="en-US"/>
+              </w:rPr>
+              <w:t xml:space="preserve"> </w:t>
             </w:r>
             <w:r>
               <w:rPr>
@@ -11482,6 +12669,7 @@
                 <w:color w:val="9D174D"/>
                 <w:sz w:val="19"/>
                 <w:szCs w:val="19"/>
+                <w:lang w:val="en-US"/>
               </w:rPr>
               <w:t>Connection timed out</w:t>
             </w:r>
@@ -11511,12 +12699,6 @@
         </w:tc>
       </w:tr>
       <w:tr>
-        <w:tblPrEx>
-          <w:tblCellMar>
-            <w:top w:w="0" w:type="dxa"/>
-            <w:bottom w:w="0" w:type="dxa"/>
-          </w:tblCellMar>
-        </w:tblPrEx>
         <w:tc>
           <w:tcPr>
             <w:tcW w:w="3694" w:type="dxa"/>
@@ -11534,8 +12716,30 @@
             </w:tcMar>
           </w:tcPr>
           <w:p>
-            <w:r>
-              <w:t xml:space="preserve">SSH responde </w:t>
+            <w:pPr>
+              <w:rPr>
+                <w:lang w:val="en-US"/>
+              </w:rPr>
+            </w:pPr>
+            <w:r>
+              <w:rPr>
+                <w:lang w:val="en-US"/>
+              </w:rPr>
+              <w:t xml:space="preserve">SSH </w:t>
+            </w:r>
+            <w:proofErr w:type="spellStart"/>
+            <w:r>
+              <w:rPr>
+                <w:lang w:val="en-US"/>
+              </w:rPr>
+              <w:t>responde</w:t>
+            </w:r>
+            <w:proofErr w:type="spellEnd"/>
+            <w:r>
+              <w:rPr>
+                <w:lang w:val="en-US"/>
+              </w:rPr>
+              <w:t xml:space="preserve"> </w:t>
             </w:r>
             <w:r>
               <w:rPr>
@@ -11543,81 +12747,31 @@
                 <w:color w:val="9D174D"/>
                 <w:sz w:val="19"/>
                 <w:szCs w:val="19"/>
-              </w:rPr>
-              <w:t>Permission denied (publickey)</w:t>
-            </w:r>
-          </w:p>
-        </w:tc>
-        <w:tc>
-          <w:tcPr>
-            <w:tcW w:w="6026" w:type="dxa"/>
-            <w:tcBorders>
-              <w:top w:val="single" w:sz="4" w:space="0" w:color="D1D5DB"/>
-              <w:left w:val="single" w:sz="4" w:space="0" w:color="D1D5DB"/>
-              <w:bottom w:val="single" w:sz="4" w:space="0" w:color="D1D5DB"/>
-              <w:right w:val="single" w:sz="4" w:space="0" w:color="D1D5DB"/>
-            </w:tcBorders>
-            <w:tcMar>
-              <w:top w:w="60" w:type="dxa"/>
-              <w:left w:w="100" w:type="dxa"/>
-              <w:bottom w:w="60" w:type="dxa"/>
-              <w:right w:w="100" w:type="dxa"/>
-            </w:tcMar>
-          </w:tcPr>
-          <w:p>
-            <w:r>
-              <w:t xml:space="preserve">Estás usando otro PC u otro usuario. Usa </w:t>
-            </w:r>
+                <w:lang w:val="en-US"/>
+              </w:rPr>
+              <w:t>Permission denied (</w:t>
+            </w:r>
+            <w:proofErr w:type="spellStart"/>
             <w:r>
               <w:rPr>
                 <w:rFonts w:ascii="Consolas" w:eastAsia="Consolas" w:hAnsi="Consolas" w:cs="Consolas"/>
                 <w:color w:val="9D174D"/>
                 <w:sz w:val="19"/>
                 <w:szCs w:val="19"/>
-              </w:rPr>
-              <w:t>azureuser</w:t>
-            </w:r>
-            <w:r>
-              <w:t xml:space="preserve"> y el PC donde creaste la clave.</w:t>
-            </w:r>
-          </w:p>
-        </w:tc>
-      </w:tr>
-      <w:tr>
-        <w:tblPrEx>
-          <w:tblCellMar>
-            <w:top w:w="0" w:type="dxa"/>
-            <w:bottom w:w="0" w:type="dxa"/>
-          </w:tblCellMar>
-        </w:tblPrEx>
-        <w:tc>
-          <w:tcPr>
-            <w:tcW w:w="3694" w:type="dxa"/>
-            <w:tcBorders>
-              <w:top w:val="single" w:sz="4" w:space="0" w:color="D1D5DB"/>
-              <w:left w:val="single" w:sz="4" w:space="0" w:color="D1D5DB"/>
-              <w:bottom w:val="single" w:sz="4" w:space="0" w:color="D1D5DB"/>
-              <w:right w:val="single" w:sz="4" w:space="0" w:color="D1D5DB"/>
-            </w:tcBorders>
-            <w:tcMar>
-              <w:top w:w="60" w:type="dxa"/>
-              <w:left w:w="100" w:type="dxa"/>
-              <w:bottom w:w="60" w:type="dxa"/>
-              <w:right w:w="100" w:type="dxa"/>
-            </w:tcMar>
-          </w:tcPr>
-          <w:p>
+                <w:lang w:val="en-US"/>
+              </w:rPr>
+              <w:t>publickey</w:t>
+            </w:r>
+            <w:proofErr w:type="spellEnd"/>
             <w:r>
               <w:rPr>
                 <w:rFonts w:ascii="Consolas" w:eastAsia="Consolas" w:hAnsi="Consolas" w:cs="Consolas"/>
                 <w:color w:val="9D174D"/>
                 <w:sz w:val="19"/>
                 <w:szCs w:val="19"/>
-              </w:rPr>
-              <w:t>up.sh</w:t>
-            </w:r>
-            <w:r>
-              <w:t xml:space="preserve"> dice que las claves siguen con el valor de ejemplo</w:t>
+                <w:lang w:val="en-US"/>
+              </w:rPr>
+              <w:t>)</w:t>
             </w:r>
           </w:p>
         </w:tc>
@@ -11639,8 +12793,9 @@
           </w:tcPr>
           <w:p>
             <w:r>
-              <w:t xml:space="preserve">Paso 10: genera las claves con </w:t>
-            </w:r>
+              <w:t xml:space="preserve">Estás usando otro PC u otro usuario. Usa </w:t>
+            </w:r>
+            <w:proofErr w:type="spellStart"/>
             <w:r>
               <w:rPr>
                 <w:rFonts w:ascii="Consolas" w:eastAsia="Consolas" w:hAnsi="Consolas" w:cs="Consolas"/>
@@ -11648,11 +12803,33 @@
                 <w:sz w:val="19"/>
                 <w:szCs w:val="19"/>
               </w:rPr>
-              <w:t>openssl</w:t>
-            </w:r>
-            <w:r>
-              <w:t xml:space="preserve"> y ponlas en </w:t>
-            </w:r>
+              <w:t>azureuser</w:t>
+            </w:r>
+            <w:proofErr w:type="spellEnd"/>
+            <w:r>
+              <w:t xml:space="preserve"> y el PC donde creaste la clave.</w:t>
+            </w:r>
+          </w:p>
+        </w:tc>
+      </w:tr>
+      <w:tr>
+        <w:tc>
+          <w:tcPr>
+            <w:tcW w:w="3694" w:type="dxa"/>
+            <w:tcBorders>
+              <w:top w:val="single" w:sz="4" w:space="0" w:color="D1D5DB"/>
+              <w:left w:val="single" w:sz="4" w:space="0" w:color="D1D5DB"/>
+              <w:bottom w:val="single" w:sz="4" w:space="0" w:color="D1D5DB"/>
+              <w:right w:val="single" w:sz="4" w:space="0" w:color="D1D5DB"/>
+            </w:tcBorders>
+            <w:tcMar>
+              <w:top w:w="60" w:type="dxa"/>
+              <w:left w:w="100" w:type="dxa"/>
+              <w:bottom w:w="60" w:type="dxa"/>
+              <w:right w:w="100" w:type="dxa"/>
+            </w:tcMar>
+          </w:tcPr>
+          <w:p>
             <w:r>
               <w:rPr>
                 <w:rFonts w:ascii="Consolas" w:eastAsia="Consolas" w:hAnsi="Consolas" w:cs="Consolas"/>
@@ -11660,40 +12837,10 @@
                 <w:sz w:val="19"/>
                 <w:szCs w:val="19"/>
               </w:rPr>
-              <w:t>docker/.env</w:t>
-            </w:r>
-            <w:r>
-              <w:t>.</w:t>
-            </w:r>
-          </w:p>
-        </w:tc>
-      </w:tr>
-      <w:tr>
-        <w:tblPrEx>
-          <w:tblCellMar>
-            <w:top w:w="0" w:type="dxa"/>
-            <w:bottom w:w="0" w:type="dxa"/>
-          </w:tblCellMar>
-        </w:tblPrEx>
-        <w:tc>
-          <w:tcPr>
-            <w:tcW w:w="3694" w:type="dxa"/>
-            <w:tcBorders>
-              <w:top w:val="single" w:sz="4" w:space="0" w:color="D1D5DB"/>
-              <w:left w:val="single" w:sz="4" w:space="0" w:color="D1D5DB"/>
-              <w:bottom w:val="single" w:sz="4" w:space="0" w:color="D1D5DB"/>
-              <w:right w:val="single" w:sz="4" w:space="0" w:color="D1D5DB"/>
-            </w:tcBorders>
-            <w:tcMar>
-              <w:top w:w="60" w:type="dxa"/>
-              <w:left w:w="100" w:type="dxa"/>
-              <w:bottom w:w="60" w:type="dxa"/>
-              <w:right w:w="100" w:type="dxa"/>
-            </w:tcMar>
-          </w:tcPr>
-          <w:p>
-            <w:r>
-              <w:t>El navegador avisa que el certificado no es válido</w:t>
+              <w:t>up.sh</w:t>
+            </w:r>
+            <w:r>
+              <w:t xml:space="preserve"> dice que las claves siguen con el valor de ejemplo</w:t>
             </w:r>
           </w:p>
         </w:tc>
@@ -11715,8 +12862,9 @@
           </w:tcPr>
           <w:p>
             <w:r>
-              <w:t xml:space="preserve">Revisa que el puerto 80 esté abierto (paso 6) y que </w:t>
-            </w:r>
+              <w:t xml:space="preserve">Paso 10: genera las claves con </w:t>
+            </w:r>
+            <w:proofErr w:type="spellStart"/>
             <w:r>
               <w:rPr>
                 <w:rFonts w:ascii="Consolas" w:eastAsia="Consolas" w:hAnsi="Consolas" w:cs="Consolas"/>
@@ -11724,11 +12872,13 @@
                 <w:sz w:val="19"/>
                 <w:szCs w:val="19"/>
               </w:rPr>
-              <w:t>PUBLIC_DOMAIN</w:t>
-            </w:r>
-            <w:r>
-              <w:t xml:space="preserve"> sea exactamente tu dominio. Mira </w:t>
-            </w:r>
+              <w:t>openssl</w:t>
+            </w:r>
+            <w:proofErr w:type="spellEnd"/>
+            <w:r>
+              <w:t xml:space="preserve"> y ponlas en </w:t>
+            </w:r>
+            <w:proofErr w:type="spellStart"/>
             <w:r>
               <w:rPr>
                 <w:rFonts w:ascii="Consolas" w:eastAsia="Consolas" w:hAnsi="Consolas" w:cs="Consolas"/>
@@ -11736,60 +12886,10 @@
                 <w:sz w:val="19"/>
                 <w:szCs w:val="19"/>
               </w:rPr>
-              <w:t>docker logs caddy</w:t>
-            </w:r>
-            <w:r>
-              <w:t>.</w:t>
-            </w:r>
-          </w:p>
-        </w:tc>
-      </w:tr>
-      <w:tr>
-        <w:tblPrEx>
-          <w:tblCellMar>
-            <w:top w:w="0" w:type="dxa"/>
-            <w:bottom w:w="0" w:type="dxa"/>
-          </w:tblCellMar>
-        </w:tblPrEx>
-        <w:tc>
-          <w:tcPr>
-            <w:tcW w:w="3694" w:type="dxa"/>
-            <w:tcBorders>
-              <w:top w:val="single" w:sz="4" w:space="0" w:color="D1D5DB"/>
-              <w:left w:val="single" w:sz="4" w:space="0" w:color="D1D5DB"/>
-              <w:bottom w:val="single" w:sz="4" w:space="0" w:color="D1D5DB"/>
-              <w:right w:val="single" w:sz="4" w:space="0" w:color="D1D5DB"/>
-            </w:tcBorders>
-            <w:tcMar>
-              <w:top w:w="60" w:type="dxa"/>
-              <w:left w:w="100" w:type="dxa"/>
-              <w:bottom w:w="60" w:type="dxa"/>
-              <w:right w:w="100" w:type="dxa"/>
-            </w:tcMar>
-          </w:tcPr>
-          <w:p>
-            <w:r>
-              <w:t>"La red blockchain no está disponible" en todo</w:t>
-            </w:r>
-          </w:p>
-        </w:tc>
-        <w:tc>
-          <w:tcPr>
-            <w:tcW w:w="6026" w:type="dxa"/>
-            <w:tcBorders>
-              <w:top w:val="single" w:sz="4" w:space="0" w:color="D1D5DB"/>
-              <w:left w:val="single" w:sz="4" w:space="0" w:color="D1D5DB"/>
-              <w:bottom w:val="single" w:sz="4" w:space="0" w:color="D1D5DB"/>
-              <w:right w:val="single" w:sz="4" w:space="0" w:color="D1D5DB"/>
-            </w:tcBorders>
-            <w:tcMar>
-              <w:top w:w="60" w:type="dxa"/>
-              <w:left w:w="100" w:type="dxa"/>
-              <w:bottom w:w="60" w:type="dxa"/>
-              <w:right w:w="100" w:type="dxa"/>
-            </w:tcMar>
-          </w:tcPr>
-          <w:p>
+              <w:t>docker</w:t>
+            </w:r>
+            <w:proofErr w:type="spellEnd"/>
+            <w:proofErr w:type="gramStart"/>
             <w:r>
               <w:rPr>
                 <w:rFonts w:ascii="Consolas" w:eastAsia="Consolas" w:hAnsi="Consolas" w:cs="Consolas"/>
@@ -11797,11 +12897,9 @@
                 <w:sz w:val="19"/>
                 <w:szCs w:val="19"/>
               </w:rPr>
-              <w:t>docker logs backend</w:t>
-            </w:r>
-            <w:r>
-              <w:t xml:space="preserve">. Si dice </w:t>
-            </w:r>
+              <w:t>/.</w:t>
+            </w:r>
+            <w:proofErr w:type="spellStart"/>
             <w:r>
               <w:rPr>
                 <w:rFonts w:ascii="Consolas" w:eastAsia="Consolas" w:hAnsi="Consolas" w:cs="Consolas"/>
@@ -11809,10 +12907,58 @@
                 <w:sz w:val="19"/>
                 <w:szCs w:val="19"/>
               </w:rPr>
-              <w:t>EACCES</w:t>
-            </w:r>
-            <w:r>
-              <w:t xml:space="preserve">, algún script se corrió con </w:t>
+              <w:t>env</w:t>
+            </w:r>
+            <w:proofErr w:type="spellEnd"/>
+            <w:proofErr w:type="gramEnd"/>
+            <w:r>
+              <w:t>.</w:t>
+            </w:r>
+          </w:p>
+        </w:tc>
+      </w:tr>
+      <w:tr>
+        <w:tc>
+          <w:tcPr>
+            <w:tcW w:w="3694" w:type="dxa"/>
+            <w:tcBorders>
+              <w:top w:val="single" w:sz="4" w:space="0" w:color="D1D5DB"/>
+              <w:left w:val="single" w:sz="4" w:space="0" w:color="D1D5DB"/>
+              <w:bottom w:val="single" w:sz="4" w:space="0" w:color="D1D5DB"/>
+              <w:right w:val="single" w:sz="4" w:space="0" w:color="D1D5DB"/>
+            </w:tcBorders>
+            <w:tcMar>
+              <w:top w:w="60" w:type="dxa"/>
+              <w:left w:w="100" w:type="dxa"/>
+              <w:bottom w:w="60" w:type="dxa"/>
+              <w:right w:w="100" w:type="dxa"/>
+            </w:tcMar>
+          </w:tcPr>
+          <w:p>
+            <w:r>
+              <w:t>El navegador avisa que el certificado no es válido</w:t>
+            </w:r>
+          </w:p>
+        </w:tc>
+        <w:tc>
+          <w:tcPr>
+            <w:tcW w:w="6026" w:type="dxa"/>
+            <w:tcBorders>
+              <w:top w:val="single" w:sz="4" w:space="0" w:color="D1D5DB"/>
+              <w:left w:val="single" w:sz="4" w:space="0" w:color="D1D5DB"/>
+              <w:bottom w:val="single" w:sz="4" w:space="0" w:color="D1D5DB"/>
+              <w:right w:val="single" w:sz="4" w:space="0" w:color="D1D5DB"/>
+            </w:tcBorders>
+            <w:tcMar>
+              <w:top w:w="60" w:type="dxa"/>
+              <w:left w:w="100" w:type="dxa"/>
+              <w:bottom w:w="60" w:type="dxa"/>
+              <w:right w:w="100" w:type="dxa"/>
+            </w:tcMar>
+          </w:tcPr>
+          <w:p>
+            <w:r>
+              <w:t xml:space="preserve">Revisa que el puerto 80 esté abierto (paso 6) y que </w:t>
             </w:r>
             <w:r>
               <w:rPr>
@@ -11821,11 +12967,12 @@
                 <w:sz w:val="19"/>
                 <w:szCs w:val="19"/>
               </w:rPr>
-              <w:t>sudo</w:t>
-            </w:r>
-            <w:r>
-              <w:t xml:space="preserve">: ejecuta </w:t>
-            </w:r>
+              <w:t>PUBLIC_DOMAIN</w:t>
+            </w:r>
+            <w:r>
+              <w:t xml:space="preserve"> sea exactamente tu dominio. Mira </w:t>
+            </w:r>
+            <w:proofErr w:type="spellStart"/>
             <w:r>
               <w:rPr>
                 <w:rFonts w:ascii="Consolas" w:eastAsia="Consolas" w:hAnsi="Consolas" w:cs="Consolas"/>
@@ -11833,11 +12980,9 @@
                 <w:sz w:val="19"/>
                 <w:szCs w:val="19"/>
               </w:rPr>
-              <w:t>bash docker/down.sh</w:t>
-            </w:r>
-            <w:r>
-              <w:t xml:space="preserve"> y </w:t>
-            </w:r>
+              <w:t>docker</w:t>
+            </w:r>
+            <w:proofErr w:type="spellEnd"/>
             <w:r>
               <w:rPr>
                 <w:rFonts w:ascii="Consolas" w:eastAsia="Consolas" w:hAnsi="Consolas" w:cs="Consolas"/>
@@ -11845,11 +12990,9 @@
                 <w:sz w:val="19"/>
                 <w:szCs w:val="19"/>
               </w:rPr>
-              <w:t>bash docker/up.sh</w:t>
-            </w:r>
-            <w:r>
-              <w:t xml:space="preserve"> como </w:t>
-            </w:r>
+              <w:t xml:space="preserve"> logs </w:t>
+            </w:r>
+            <w:proofErr w:type="spellStart"/>
             <w:r>
               <w:rPr>
                 <w:rFonts w:ascii="Consolas" w:eastAsia="Consolas" w:hAnsi="Consolas" w:cs="Consolas"/>
@@ -11857,8 +13000,9 @@
                 <w:sz w:val="19"/>
                 <w:szCs w:val="19"/>
               </w:rPr>
-              <w:t>azureuser</w:t>
-            </w:r>
+              <w:t>caddy</w:t>
+            </w:r>
+            <w:proofErr w:type="spellEnd"/>
             <w:r>
               <w:t>.</w:t>
             </w:r>
@@ -11866,12 +13010,6 @@
         </w:tc>
       </w:tr>
       <w:tr>
-        <w:tblPrEx>
-          <w:tblCellMar>
-            <w:top w:w="0" w:type="dxa"/>
-            <w:bottom w:w="0" w:type="dxa"/>
-          </w:tblCellMar>
-        </w:tblPrEx>
         <w:tc>
           <w:tcPr>
             <w:tcW w:w="3694" w:type="dxa"/>
@@ -11890,7 +13028,7 @@
           </w:tcPr>
           <w:p>
             <w:r>
-              <w:t>El código de verificación no llega</w:t>
+              <w:t>"La red blockchain no está disponible" en todo</w:t>
             </w:r>
           </w:p>
         </w:tc>
@@ -11911,6 +13049,7 @@
             </w:tcMar>
           </w:tcPr>
           <w:p>
+            <w:proofErr w:type="spellStart"/>
             <w:r>
               <w:rPr>
                 <w:rFonts w:ascii="Consolas" w:eastAsia="Consolas" w:hAnsi="Consolas" w:cs="Consolas"/>
@@ -11918,11 +13057,9 @@
                 <w:sz w:val="19"/>
                 <w:szCs w:val="19"/>
               </w:rPr>
-              <w:t>nc -vz smtp-relay.sendinblue.com 587</w:t>
-            </w:r>
-            <w:r>
-              <w:t xml:space="preserve"> y revisa los datos </w:t>
-            </w:r>
+              <w:t>docker</w:t>
+            </w:r>
+            <w:proofErr w:type="spellEnd"/>
             <w:r>
               <w:rPr>
                 <w:rFonts w:ascii="Consolas" w:eastAsia="Consolas" w:hAnsi="Consolas" w:cs="Consolas"/>
@@ -11930,154 +13067,10 @@
                 <w:sz w:val="19"/>
                 <w:szCs w:val="19"/>
               </w:rPr>
-              <w:t>SMTP_*</w:t>
-            </w:r>
-            <w:r>
-              <w:t xml:space="preserve">. Si en Brevo activaste </w:t>
-            </w:r>
-            <w:r>
-              <w:rPr>
-                <w:b/>
-                <w:bCs/>
-              </w:rPr>
-              <w:t>IP autorizadas</w:t>
-            </w:r>
-            <w:r>
-              <w:t>, agrega la IP del servidor o desactiva esa opción.</w:t>
-            </w:r>
-          </w:p>
-        </w:tc>
-      </w:tr>
-      <w:tr>
-        <w:tblPrEx>
-          <w:tblCellMar>
-            <w:top w:w="0" w:type="dxa"/>
-            <w:bottom w:w="0" w:type="dxa"/>
-          </w:tblCellMar>
-        </w:tblPrEx>
-        <w:tc>
-          <w:tcPr>
-            <w:tcW w:w="3694" w:type="dxa"/>
-            <w:tcBorders>
-              <w:top w:val="single" w:sz="4" w:space="0" w:color="D1D5DB"/>
-              <w:left w:val="single" w:sz="4" w:space="0" w:color="D1D5DB"/>
-              <w:bottom w:val="single" w:sz="4" w:space="0" w:color="D1D5DB"/>
-              <w:right w:val="single" w:sz="4" w:space="0" w:color="D1D5DB"/>
-            </w:tcBorders>
-            <w:tcMar>
-              <w:top w:w="60" w:type="dxa"/>
-              <w:left w:w="100" w:type="dxa"/>
-              <w:bottom w:w="60" w:type="dxa"/>
-              <w:right w:w="100" w:type="dxa"/>
-            </w:tcMar>
-          </w:tcPr>
-          <w:p>
-            <w:r>
-              <w:t>"Demasiados intentos. Espera un minuto"</w:t>
-            </w:r>
-          </w:p>
-        </w:tc>
-        <w:tc>
-          <w:tcPr>
-            <w:tcW w:w="6026" w:type="dxa"/>
-            <w:tcBorders>
-              <w:top w:val="single" w:sz="4" w:space="0" w:color="D1D5DB"/>
-              <w:left w:val="single" w:sz="4" w:space="0" w:color="D1D5DB"/>
-              <w:bottom w:val="single" w:sz="4" w:space="0" w:color="D1D5DB"/>
-              <w:right w:val="single" w:sz="4" w:space="0" w:color="D1D5DB"/>
-            </w:tcBorders>
-            <w:tcMar>
-              <w:top w:w="60" w:type="dxa"/>
-              <w:left w:w="100" w:type="dxa"/>
-              <w:bottom w:w="60" w:type="dxa"/>
-              <w:right w:w="100" w:type="dxa"/>
-            </w:tcMar>
-          </w:tcPr>
-          <w:p>
-            <w:r>
-              <w:t>Protección contra ataques: 10 intentos de inicio de sesión por minuto. Espera un minuto.</w:t>
-            </w:r>
-          </w:p>
-        </w:tc>
-      </w:tr>
-      <w:tr>
-        <w:tblPrEx>
-          <w:tblCellMar>
-            <w:top w:w="0" w:type="dxa"/>
-            <w:bottom w:w="0" w:type="dxa"/>
-          </w:tblCellMar>
-        </w:tblPrEx>
-        <w:tc>
-          <w:tcPr>
-            <w:tcW w:w="3694" w:type="dxa"/>
-            <w:tcBorders>
-              <w:top w:val="single" w:sz="4" w:space="0" w:color="D1D5DB"/>
-              <w:left w:val="single" w:sz="4" w:space="0" w:color="D1D5DB"/>
-              <w:bottom w:val="single" w:sz="4" w:space="0" w:color="D1D5DB"/>
-              <w:right w:val="single" w:sz="4" w:space="0" w:color="D1D5DB"/>
-            </w:tcBorders>
-            <w:tcMar>
-              <w:top w:w="60" w:type="dxa"/>
-              <w:left w:w="100" w:type="dxa"/>
-              <w:bottom w:w="60" w:type="dxa"/>
-              <w:right w:w="100" w:type="dxa"/>
-            </w:tcMar>
-          </w:tcPr>
-          <w:p>
-            <w:r>
-              <w:t>"Cuenta bloqueada"</w:t>
-            </w:r>
-          </w:p>
-        </w:tc>
-        <w:tc>
-          <w:tcPr>
-            <w:tcW w:w="6026" w:type="dxa"/>
-            <w:tcBorders>
-              <w:top w:val="single" w:sz="4" w:space="0" w:color="D1D5DB"/>
-              <w:left w:val="single" w:sz="4" w:space="0" w:color="D1D5DB"/>
-              <w:bottom w:val="single" w:sz="4" w:space="0" w:color="D1D5DB"/>
-              <w:right w:val="single" w:sz="4" w:space="0" w:color="D1D5DB"/>
-            </w:tcBorders>
-            <w:tcMar>
-              <w:top w:w="60" w:type="dxa"/>
-              <w:left w:w="100" w:type="dxa"/>
-              <w:bottom w:w="60" w:type="dxa"/>
-              <w:right w:w="100" w:type="dxa"/>
-            </w:tcMar>
-          </w:tcPr>
-          <w:p>
-            <w:r>
-              <w:t>5 contraseñas incorrectas seguidas. Se desbloquea sola en 15 minutos.</w:t>
-            </w:r>
-          </w:p>
-        </w:tc>
-      </w:tr>
-      <w:tr>
-        <w:tblPrEx>
-          <w:tblCellMar>
-            <w:top w:w="0" w:type="dxa"/>
-            <w:bottom w:w="0" w:type="dxa"/>
-          </w:tblCellMar>
-        </w:tblPrEx>
-        <w:tc>
-          <w:tcPr>
-            <w:tcW w:w="3694" w:type="dxa"/>
-            <w:tcBorders>
-              <w:top w:val="single" w:sz="4" w:space="0" w:color="D1D5DB"/>
-              <w:left w:val="single" w:sz="4" w:space="0" w:color="D1D5DB"/>
-              <w:bottom w:val="single" w:sz="4" w:space="0" w:color="D1D5DB"/>
-              <w:right w:val="single" w:sz="4" w:space="0" w:color="D1D5DB"/>
-            </w:tcBorders>
-            <w:tcMar>
-              <w:top w:w="60" w:type="dxa"/>
-              <w:left w:w="100" w:type="dxa"/>
-              <w:bottom w:w="60" w:type="dxa"/>
-              <w:right w:w="100" w:type="dxa"/>
-            </w:tcMar>
-          </w:tcPr>
-          <w:p>
-            <w:r>
-              <w:t xml:space="preserve">MongoDB no arranca o </w:t>
+              <w:t xml:space="preserve"> logs backend</w:t>
+            </w:r>
+            <w:r>
+              <w:t xml:space="preserve">. Si dice </w:t>
             </w:r>
             <w:r>
               <w:rPr>
@@ -12086,29 +13079,10 @@
                 <w:sz w:val="19"/>
                 <w:szCs w:val="19"/>
               </w:rPr>
-              <w:t>Authentication failed</w:t>
-            </w:r>
-          </w:p>
-        </w:tc>
-        <w:tc>
-          <w:tcPr>
-            <w:tcW w:w="6026" w:type="dxa"/>
-            <w:tcBorders>
-              <w:top w:val="single" w:sz="4" w:space="0" w:color="D1D5DB"/>
-              <w:left w:val="single" w:sz="4" w:space="0" w:color="D1D5DB"/>
-              <w:bottom w:val="single" w:sz="4" w:space="0" w:color="D1D5DB"/>
-              <w:right w:val="single" w:sz="4" w:space="0" w:color="D1D5DB"/>
-            </w:tcBorders>
-            <w:tcMar>
-              <w:top w:w="60" w:type="dxa"/>
-              <w:left w:w="100" w:type="dxa"/>
-              <w:bottom w:w="60" w:type="dxa"/>
-              <w:right w:w="100" w:type="dxa"/>
-            </w:tcMar>
-          </w:tcPr>
-          <w:p>
-            <w:r>
-              <w:t xml:space="preserve">Se cambió </w:t>
+              <w:t>EACCES</w:t>
+            </w:r>
+            <w:r>
+              <w:t xml:space="preserve">, algún script se corrió con </w:t>
             </w:r>
             <w:r>
               <w:rPr>
@@ -12117,60 +13091,12 @@
                 <w:sz w:val="19"/>
                 <w:szCs w:val="19"/>
               </w:rPr>
-              <w:t>MONGO_ROOT_PASSWORD</w:t>
-            </w:r>
-            <w:r>
-              <w:t xml:space="preserve"> después del primer arranque. Vuelve a poner la clave original.</w:t>
-            </w:r>
-          </w:p>
-        </w:tc>
-      </w:tr>
-      <w:tr>
-        <w:tblPrEx>
-          <w:tblCellMar>
-            <w:top w:w="0" w:type="dxa"/>
-            <w:bottom w:w="0" w:type="dxa"/>
-          </w:tblCellMar>
-        </w:tblPrEx>
-        <w:tc>
-          <w:tcPr>
-            <w:tcW w:w="3694" w:type="dxa"/>
-            <w:tcBorders>
-              <w:top w:val="single" w:sz="4" w:space="0" w:color="D1D5DB"/>
-              <w:left w:val="single" w:sz="4" w:space="0" w:color="D1D5DB"/>
-              <w:bottom w:val="single" w:sz="4" w:space="0" w:color="D1D5DB"/>
-              <w:right w:val="single" w:sz="4" w:space="0" w:color="D1D5DB"/>
-            </w:tcBorders>
-            <w:tcMar>
-              <w:top w:w="60" w:type="dxa"/>
-              <w:left w:w="100" w:type="dxa"/>
-              <w:bottom w:w="60" w:type="dxa"/>
-              <w:right w:w="100" w:type="dxa"/>
-            </w:tcMar>
-          </w:tcPr>
-          <w:p>
-            <w:r>
-              <w:t>La página no carga y la VM está encendida</w:t>
-            </w:r>
-          </w:p>
-        </w:tc>
-        <w:tc>
-          <w:tcPr>
-            <w:tcW w:w="6026" w:type="dxa"/>
-            <w:tcBorders>
-              <w:top w:val="single" w:sz="4" w:space="0" w:color="D1D5DB"/>
-              <w:left w:val="single" w:sz="4" w:space="0" w:color="D1D5DB"/>
-              <w:bottom w:val="single" w:sz="4" w:space="0" w:color="D1D5DB"/>
-              <w:right w:val="single" w:sz="4" w:space="0" w:color="D1D5DB"/>
-            </w:tcBorders>
-            <w:tcMar>
-              <w:top w:w="60" w:type="dxa"/>
-              <w:left w:w="100" w:type="dxa"/>
-              <w:bottom w:w="60" w:type="dxa"/>
-              <w:right w:w="100" w:type="dxa"/>
-            </w:tcMar>
-          </w:tcPr>
-          <w:p>
+              <w:t>sudo</w:t>
+            </w:r>
+            <w:r>
+              <w:t xml:space="preserve">: ejecuta </w:t>
+            </w:r>
+            <w:proofErr w:type="spellStart"/>
             <w:r>
               <w:rPr>
                 <w:rFonts w:ascii="Consolas" w:eastAsia="Consolas" w:hAnsi="Consolas" w:cs="Consolas"/>
@@ -12178,11 +13104,9 @@
                 <w:sz w:val="19"/>
                 <w:szCs w:val="19"/>
               </w:rPr>
-              <w:t>docker ps</w:t>
-            </w:r>
-            <w:r>
-              <w:t xml:space="preserve">: si falta algún contenedor, ejecuta </w:t>
-            </w:r>
+              <w:t>bash</w:t>
+            </w:r>
+            <w:proofErr w:type="spellEnd"/>
             <w:r>
               <w:rPr>
                 <w:rFonts w:ascii="Consolas" w:eastAsia="Consolas" w:hAnsi="Consolas" w:cs="Consolas"/>
@@ -12190,7 +13114,454 @@
                 <w:sz w:val="19"/>
                 <w:szCs w:val="19"/>
               </w:rPr>
-              <w:t>bash docker/start.sh</w:t>
+              <w:t xml:space="preserve"> docker/down.sh</w:t>
+            </w:r>
+            <w:r>
+              <w:t xml:space="preserve"> y </w:t>
+            </w:r>
+            <w:proofErr w:type="spellStart"/>
+            <w:r>
+              <w:rPr>
+                <w:rFonts w:ascii="Consolas" w:eastAsia="Consolas" w:hAnsi="Consolas" w:cs="Consolas"/>
+                <w:color w:val="9D174D"/>
+                <w:sz w:val="19"/>
+                <w:szCs w:val="19"/>
+              </w:rPr>
+              <w:t>bash</w:t>
+            </w:r>
+            <w:proofErr w:type="spellEnd"/>
+            <w:r>
+              <w:rPr>
+                <w:rFonts w:ascii="Consolas" w:eastAsia="Consolas" w:hAnsi="Consolas" w:cs="Consolas"/>
+                <w:color w:val="9D174D"/>
+                <w:sz w:val="19"/>
+                <w:szCs w:val="19"/>
+              </w:rPr>
+              <w:t xml:space="preserve"> docker/up.sh</w:t>
+            </w:r>
+            <w:r>
+              <w:t xml:space="preserve"> como </w:t>
+            </w:r>
+            <w:proofErr w:type="spellStart"/>
+            <w:r>
+              <w:rPr>
+                <w:rFonts w:ascii="Consolas" w:eastAsia="Consolas" w:hAnsi="Consolas" w:cs="Consolas"/>
+                <w:color w:val="9D174D"/>
+                <w:sz w:val="19"/>
+                <w:szCs w:val="19"/>
+              </w:rPr>
+              <w:t>azureuser</w:t>
+            </w:r>
+            <w:proofErr w:type="spellEnd"/>
+            <w:r>
+              <w:t>.</w:t>
+            </w:r>
+          </w:p>
+        </w:tc>
+      </w:tr>
+      <w:tr>
+        <w:tc>
+          <w:tcPr>
+            <w:tcW w:w="3694" w:type="dxa"/>
+            <w:tcBorders>
+              <w:top w:val="single" w:sz="4" w:space="0" w:color="D1D5DB"/>
+              <w:left w:val="single" w:sz="4" w:space="0" w:color="D1D5DB"/>
+              <w:bottom w:val="single" w:sz="4" w:space="0" w:color="D1D5DB"/>
+              <w:right w:val="single" w:sz="4" w:space="0" w:color="D1D5DB"/>
+            </w:tcBorders>
+            <w:tcMar>
+              <w:top w:w="60" w:type="dxa"/>
+              <w:left w:w="100" w:type="dxa"/>
+              <w:bottom w:w="60" w:type="dxa"/>
+              <w:right w:w="100" w:type="dxa"/>
+            </w:tcMar>
+          </w:tcPr>
+          <w:p>
+            <w:r>
+              <w:t>El código de verificación no llega</w:t>
+            </w:r>
+          </w:p>
+        </w:tc>
+        <w:tc>
+          <w:tcPr>
+            <w:tcW w:w="6026" w:type="dxa"/>
+            <w:tcBorders>
+              <w:top w:val="single" w:sz="4" w:space="0" w:color="D1D5DB"/>
+              <w:left w:val="single" w:sz="4" w:space="0" w:color="D1D5DB"/>
+              <w:bottom w:val="single" w:sz="4" w:space="0" w:color="D1D5DB"/>
+              <w:right w:val="single" w:sz="4" w:space="0" w:color="D1D5DB"/>
+            </w:tcBorders>
+            <w:tcMar>
+              <w:top w:w="60" w:type="dxa"/>
+              <w:left w:w="100" w:type="dxa"/>
+              <w:bottom w:w="60" w:type="dxa"/>
+              <w:right w:w="100" w:type="dxa"/>
+            </w:tcMar>
+          </w:tcPr>
+          <w:p>
+            <w:proofErr w:type="spellStart"/>
+            <w:r>
+              <w:rPr>
+                <w:rFonts w:ascii="Consolas" w:eastAsia="Consolas" w:hAnsi="Consolas" w:cs="Consolas"/>
+                <w:color w:val="9D174D"/>
+                <w:sz w:val="19"/>
+                <w:szCs w:val="19"/>
+              </w:rPr>
+              <w:t>nc</w:t>
+            </w:r>
+            <w:proofErr w:type="spellEnd"/>
+            <w:r>
+              <w:rPr>
+                <w:rFonts w:ascii="Consolas" w:eastAsia="Consolas" w:hAnsi="Consolas" w:cs="Consolas"/>
+                <w:color w:val="9D174D"/>
+                <w:sz w:val="19"/>
+                <w:szCs w:val="19"/>
+              </w:rPr>
+              <w:t xml:space="preserve"> -</w:t>
+            </w:r>
+            <w:proofErr w:type="spellStart"/>
+            <w:r>
+              <w:rPr>
+                <w:rFonts w:ascii="Consolas" w:eastAsia="Consolas" w:hAnsi="Consolas" w:cs="Consolas"/>
+                <w:color w:val="9D174D"/>
+                <w:sz w:val="19"/>
+                <w:szCs w:val="19"/>
+              </w:rPr>
+              <w:t>vz</w:t>
+            </w:r>
+            <w:proofErr w:type="spellEnd"/>
+            <w:r>
+              <w:rPr>
+                <w:rFonts w:ascii="Consolas" w:eastAsia="Consolas" w:hAnsi="Consolas" w:cs="Consolas"/>
+                <w:color w:val="9D174D"/>
+                <w:sz w:val="19"/>
+                <w:szCs w:val="19"/>
+              </w:rPr>
+              <w:t xml:space="preserve"> smtp-relay.sendinblue.com 587</w:t>
+            </w:r>
+            <w:r>
+              <w:t xml:space="preserve"> y revisa los datos </w:t>
+            </w:r>
+            <w:r>
+              <w:rPr>
+                <w:rFonts w:ascii="Consolas" w:eastAsia="Consolas" w:hAnsi="Consolas" w:cs="Consolas"/>
+                <w:color w:val="9D174D"/>
+                <w:sz w:val="19"/>
+                <w:szCs w:val="19"/>
+              </w:rPr>
+              <w:t>SMTP_*</w:t>
+            </w:r>
+            <w:r>
+              <w:t xml:space="preserve">. Si en Brevo activaste </w:t>
+            </w:r>
+            <w:r>
+              <w:rPr>
+                <w:b/>
+                <w:bCs/>
+              </w:rPr>
+              <w:t>IP autorizadas</w:t>
+            </w:r>
+            <w:r>
+              <w:t>, agrega la IP del servidor o desactiva esa opción.</w:t>
+            </w:r>
+          </w:p>
+        </w:tc>
+      </w:tr>
+      <w:tr>
+        <w:tc>
+          <w:tcPr>
+            <w:tcW w:w="3694" w:type="dxa"/>
+            <w:tcBorders>
+              <w:top w:val="single" w:sz="4" w:space="0" w:color="D1D5DB"/>
+              <w:left w:val="single" w:sz="4" w:space="0" w:color="D1D5DB"/>
+              <w:bottom w:val="single" w:sz="4" w:space="0" w:color="D1D5DB"/>
+              <w:right w:val="single" w:sz="4" w:space="0" w:color="D1D5DB"/>
+            </w:tcBorders>
+            <w:tcMar>
+              <w:top w:w="60" w:type="dxa"/>
+              <w:left w:w="100" w:type="dxa"/>
+              <w:bottom w:w="60" w:type="dxa"/>
+              <w:right w:w="100" w:type="dxa"/>
+            </w:tcMar>
+          </w:tcPr>
+          <w:p>
+            <w:r>
+              <w:t>"Demasiados intentos. Espera un minuto"</w:t>
+            </w:r>
+          </w:p>
+        </w:tc>
+        <w:tc>
+          <w:tcPr>
+            <w:tcW w:w="6026" w:type="dxa"/>
+            <w:tcBorders>
+              <w:top w:val="single" w:sz="4" w:space="0" w:color="D1D5DB"/>
+              <w:left w:val="single" w:sz="4" w:space="0" w:color="D1D5DB"/>
+              <w:bottom w:val="single" w:sz="4" w:space="0" w:color="D1D5DB"/>
+              <w:right w:val="single" w:sz="4" w:space="0" w:color="D1D5DB"/>
+            </w:tcBorders>
+            <w:tcMar>
+              <w:top w:w="60" w:type="dxa"/>
+              <w:left w:w="100" w:type="dxa"/>
+              <w:bottom w:w="60" w:type="dxa"/>
+              <w:right w:w="100" w:type="dxa"/>
+            </w:tcMar>
+          </w:tcPr>
+          <w:p>
+            <w:r>
+              <w:t>Protección contra ataques: 10 intentos de inicio de sesión por minuto. Espera un minuto.</w:t>
+            </w:r>
+          </w:p>
+        </w:tc>
+      </w:tr>
+      <w:tr>
+        <w:tc>
+          <w:tcPr>
+            <w:tcW w:w="3694" w:type="dxa"/>
+            <w:tcBorders>
+              <w:top w:val="single" w:sz="4" w:space="0" w:color="D1D5DB"/>
+              <w:left w:val="single" w:sz="4" w:space="0" w:color="D1D5DB"/>
+              <w:bottom w:val="single" w:sz="4" w:space="0" w:color="D1D5DB"/>
+              <w:right w:val="single" w:sz="4" w:space="0" w:color="D1D5DB"/>
+            </w:tcBorders>
+            <w:tcMar>
+              <w:top w:w="60" w:type="dxa"/>
+              <w:left w:w="100" w:type="dxa"/>
+              <w:bottom w:w="60" w:type="dxa"/>
+              <w:right w:w="100" w:type="dxa"/>
+            </w:tcMar>
+          </w:tcPr>
+          <w:p>
+            <w:r>
+              <w:t>"Cuenta bloqueada"</w:t>
+            </w:r>
+          </w:p>
+        </w:tc>
+        <w:tc>
+          <w:tcPr>
+            <w:tcW w:w="6026" w:type="dxa"/>
+            <w:tcBorders>
+              <w:top w:val="single" w:sz="4" w:space="0" w:color="D1D5DB"/>
+              <w:left w:val="single" w:sz="4" w:space="0" w:color="D1D5DB"/>
+              <w:bottom w:val="single" w:sz="4" w:space="0" w:color="D1D5DB"/>
+              <w:right w:val="single" w:sz="4" w:space="0" w:color="D1D5DB"/>
+            </w:tcBorders>
+            <w:tcMar>
+              <w:top w:w="60" w:type="dxa"/>
+              <w:left w:w="100" w:type="dxa"/>
+              <w:bottom w:w="60" w:type="dxa"/>
+              <w:right w:w="100" w:type="dxa"/>
+            </w:tcMar>
+          </w:tcPr>
+          <w:p>
+            <w:r>
+              <w:t>5 contraseñas incorrectas seguidas. Se desbloquea sola en 15 minutos.</w:t>
+            </w:r>
+          </w:p>
+        </w:tc>
+      </w:tr>
+      <w:tr>
+        <w:tc>
+          <w:tcPr>
+            <w:tcW w:w="3694" w:type="dxa"/>
+            <w:tcBorders>
+              <w:top w:val="single" w:sz="4" w:space="0" w:color="D1D5DB"/>
+              <w:left w:val="single" w:sz="4" w:space="0" w:color="D1D5DB"/>
+              <w:bottom w:val="single" w:sz="4" w:space="0" w:color="D1D5DB"/>
+              <w:right w:val="single" w:sz="4" w:space="0" w:color="D1D5DB"/>
+            </w:tcBorders>
+            <w:tcMar>
+              <w:top w:w="60" w:type="dxa"/>
+              <w:left w:w="100" w:type="dxa"/>
+              <w:bottom w:w="60" w:type="dxa"/>
+              <w:right w:w="100" w:type="dxa"/>
+            </w:tcMar>
+          </w:tcPr>
+          <w:p>
+            <w:pPr>
+              <w:rPr>
+                <w:lang w:val="en-US"/>
+              </w:rPr>
+            </w:pPr>
+            <w:r>
+              <w:rPr>
+                <w:lang w:val="en-US"/>
+              </w:rPr>
+              <w:t xml:space="preserve">MongoDB no </w:t>
+            </w:r>
+            <w:proofErr w:type="spellStart"/>
+            <w:r>
+              <w:rPr>
+                <w:lang w:val="en-US"/>
+              </w:rPr>
+              <w:t>arranca</w:t>
+            </w:r>
+            <w:proofErr w:type="spellEnd"/>
+            <w:r>
+              <w:rPr>
+                <w:lang w:val="en-US"/>
+              </w:rPr>
+              <w:t xml:space="preserve"> o </w:t>
+            </w:r>
+            <w:r>
+              <w:rPr>
+                <w:rFonts w:ascii="Consolas" w:eastAsia="Consolas" w:hAnsi="Consolas" w:cs="Consolas"/>
+                <w:color w:val="9D174D"/>
+                <w:sz w:val="19"/>
+                <w:szCs w:val="19"/>
+                <w:lang w:val="en-US"/>
+              </w:rPr>
+              <w:t>Authentication failed</w:t>
+            </w:r>
+          </w:p>
+        </w:tc>
+        <w:tc>
+          <w:tcPr>
+            <w:tcW w:w="6026" w:type="dxa"/>
+            <w:tcBorders>
+              <w:top w:val="single" w:sz="4" w:space="0" w:color="D1D5DB"/>
+              <w:left w:val="single" w:sz="4" w:space="0" w:color="D1D5DB"/>
+              <w:bottom w:val="single" w:sz="4" w:space="0" w:color="D1D5DB"/>
+              <w:right w:val="single" w:sz="4" w:space="0" w:color="D1D5DB"/>
+            </w:tcBorders>
+            <w:tcMar>
+              <w:top w:w="60" w:type="dxa"/>
+              <w:left w:w="100" w:type="dxa"/>
+              <w:bottom w:w="60" w:type="dxa"/>
+              <w:right w:w="100" w:type="dxa"/>
+            </w:tcMar>
+          </w:tcPr>
+          <w:p>
+            <w:r>
+              <w:t xml:space="preserve">Se cambió </w:t>
+            </w:r>
+            <w:r>
+              <w:rPr>
+                <w:rFonts w:ascii="Consolas" w:eastAsia="Consolas" w:hAnsi="Consolas" w:cs="Consolas"/>
+                <w:color w:val="9D174D"/>
+                <w:sz w:val="19"/>
+                <w:szCs w:val="19"/>
+              </w:rPr>
+              <w:t>MONGO_ROOT_PASSWORD</w:t>
+            </w:r>
+            <w:r>
+              <w:t xml:space="preserve"> después del primer arranque. Vuelve a poner la clave original.</w:t>
+            </w:r>
+          </w:p>
+        </w:tc>
+      </w:tr>
+      <w:tr>
+        <w:tc>
+          <w:tcPr>
+            <w:tcW w:w="3694" w:type="dxa"/>
+            <w:tcBorders>
+              <w:top w:val="single" w:sz="4" w:space="0" w:color="D1D5DB"/>
+              <w:left w:val="single" w:sz="4" w:space="0" w:color="D1D5DB"/>
+              <w:bottom w:val="single" w:sz="4" w:space="0" w:color="D1D5DB"/>
+              <w:right w:val="single" w:sz="4" w:space="0" w:color="D1D5DB"/>
+            </w:tcBorders>
+            <w:tcMar>
+              <w:top w:w="60" w:type="dxa"/>
+              <w:left w:w="100" w:type="dxa"/>
+              <w:bottom w:w="60" w:type="dxa"/>
+              <w:right w:w="100" w:type="dxa"/>
+            </w:tcMar>
+          </w:tcPr>
+          <w:p>
+            <w:r>
+              <w:t>La página no carga y la VM está encendida</w:t>
+            </w:r>
+          </w:p>
+        </w:tc>
+        <w:tc>
+          <w:tcPr>
+            <w:tcW w:w="6026" w:type="dxa"/>
+            <w:tcBorders>
+              <w:top w:val="single" w:sz="4" w:space="0" w:color="D1D5DB"/>
+              <w:left w:val="single" w:sz="4" w:space="0" w:color="D1D5DB"/>
+              <w:bottom w:val="single" w:sz="4" w:space="0" w:color="D1D5DB"/>
+              <w:right w:val="single" w:sz="4" w:space="0" w:color="D1D5DB"/>
+            </w:tcBorders>
+            <w:tcMar>
+              <w:top w:w="60" w:type="dxa"/>
+              <w:left w:w="100" w:type="dxa"/>
+              <w:bottom w:w="60" w:type="dxa"/>
+              <w:right w:w="100" w:type="dxa"/>
+            </w:tcMar>
+          </w:tcPr>
+          <w:p>
+            <w:proofErr w:type="spellStart"/>
+            <w:r>
+              <w:rPr>
+                <w:rFonts w:ascii="Consolas" w:eastAsia="Consolas" w:hAnsi="Consolas" w:cs="Consolas"/>
+                <w:color w:val="9D174D"/>
+                <w:sz w:val="19"/>
+                <w:szCs w:val="19"/>
+              </w:rPr>
+              <w:t>docker</w:t>
+            </w:r>
+            <w:proofErr w:type="spellEnd"/>
+            <w:r>
+              <w:rPr>
+                <w:rFonts w:ascii="Consolas" w:eastAsia="Consolas" w:hAnsi="Consolas" w:cs="Consolas"/>
+                <w:color w:val="9D174D"/>
+                <w:sz w:val="19"/>
+                <w:szCs w:val="19"/>
+              </w:rPr>
+              <w:t xml:space="preserve"> </w:t>
+            </w:r>
+            <w:proofErr w:type="spellStart"/>
+            <w:r>
+              <w:rPr>
+                <w:rFonts w:ascii="Consolas" w:eastAsia="Consolas" w:hAnsi="Consolas" w:cs="Consolas"/>
+                <w:color w:val="9D174D"/>
+                <w:sz w:val="19"/>
+                <w:szCs w:val="19"/>
+              </w:rPr>
+              <w:t>ps</w:t>
+            </w:r>
+            <w:proofErr w:type="spellEnd"/>
+            <w:r>
+              <w:t xml:space="preserve">: si falta algún contenedor, ejecuta </w:t>
+            </w:r>
+            <w:proofErr w:type="spellStart"/>
+            <w:r>
+              <w:rPr>
+                <w:rFonts w:ascii="Consolas" w:eastAsia="Consolas" w:hAnsi="Consolas" w:cs="Consolas"/>
+                <w:color w:val="9D174D"/>
+                <w:sz w:val="19"/>
+                <w:szCs w:val="19"/>
+              </w:rPr>
+              <w:t>bash</w:t>
+            </w:r>
+            <w:proofErr w:type="spellEnd"/>
+            <w:r>
+              <w:rPr>
+                <w:rFonts w:ascii="Consolas" w:eastAsia="Consolas" w:hAnsi="Consolas" w:cs="Consolas"/>
+                <w:color w:val="9D174D"/>
+                <w:sz w:val="19"/>
+                <w:szCs w:val="19"/>
+              </w:rPr>
+              <w:t xml:space="preserve"> </w:t>
+            </w:r>
+            <w:proofErr w:type="spellStart"/>
+            <w:r>
+              <w:rPr>
+                <w:rFonts w:ascii="Consolas" w:eastAsia="Consolas" w:hAnsi="Consolas" w:cs="Consolas"/>
+                <w:color w:val="9D174D"/>
+                <w:sz w:val="19"/>
+                <w:szCs w:val="19"/>
+              </w:rPr>
+              <w:t>docker</w:t>
+            </w:r>
+            <w:proofErr w:type="spellEnd"/>
+            <w:r>
+              <w:rPr>
+                <w:rFonts w:ascii="Consolas" w:eastAsia="Consolas" w:hAnsi="Consolas" w:cs="Consolas"/>
+                <w:color w:val="9D174D"/>
+                <w:sz w:val="19"/>
+                <w:szCs w:val="19"/>
+              </w:rPr>
+              <w:t>/start.sh</w:t>
             </w:r>
             <w:r>
               <w:t>.</w:t>
@@ -12230,14 +13601,49 @@
         <w:shd w:val="clear" w:color="auto" w:fill="F3F4F6"/>
         <w:spacing w:before="60"/>
         <w:ind w:left="200"/>
+        <w:rPr>
+          <w:lang w:val="en-US"/>
+        </w:rPr>
       </w:pPr>
       <w:r>
         <w:rPr>
           <w:rFonts w:ascii="Consolas" w:eastAsia="Consolas" w:hAnsi="Consolas" w:cs="Consolas"/>
           <w:sz w:val="18"/>
           <w:szCs w:val="18"/>
-        </w:rPr>
-        <w:t>git log --oneline -5</w:t>
+          <w:lang w:val="en-US"/>
+        </w:rPr>
+        <w:t xml:space="preserve">git </w:t>
+      </w:r>
+      <w:proofErr w:type="gramStart"/>
+      <w:r>
+        <w:rPr>
+          <w:rFonts w:ascii="Consolas" w:eastAsia="Consolas" w:hAnsi="Consolas" w:cs="Consolas"/>
+          <w:sz w:val="18"/>
+          <w:szCs w:val="18"/>
+          <w:lang w:val="en-US"/>
+        </w:rPr>
+        <w:t>log --</w:t>
+      </w:r>
+      <w:proofErr w:type="spellStart"/>
+      <w:r>
+        <w:rPr>
+          <w:rFonts w:ascii="Consolas" w:eastAsia="Consolas" w:hAnsi="Consolas" w:cs="Consolas"/>
+          <w:sz w:val="18"/>
+          <w:szCs w:val="18"/>
+          <w:lang w:val="en-US"/>
+        </w:rPr>
+        <w:t>oneline</w:t>
+      </w:r>
+      <w:proofErr w:type="spellEnd"/>
+      <w:proofErr w:type="gramEnd"/>
+      <w:r>
+        <w:rPr>
+          <w:rFonts w:ascii="Consolas" w:eastAsia="Consolas" w:hAnsi="Consolas" w:cs="Consolas"/>
+          <w:sz w:val="18"/>
+          <w:szCs w:val="18"/>
+          <w:lang w:val="en-US"/>
+        </w:rPr>
+        <w:t xml:space="preserve"> -5</w:t>
       </w:r>
     </w:p>
     <w:p>
@@ -12247,12 +13653,16 @@
         </w:pBdr>
         <w:shd w:val="clear" w:color="auto" w:fill="F3F4F6"/>
         <w:ind w:left="200"/>
+        <w:rPr>
+          <w:lang w:val="en-US"/>
+        </w:rPr>
       </w:pPr>
       <w:r>
         <w:rPr>
           <w:rFonts w:ascii="Consolas" w:eastAsia="Consolas" w:hAnsi="Consolas" w:cs="Consolas"/>
           <w:sz w:val="18"/>
           <w:szCs w:val="18"/>
+          <w:lang w:val="en-US"/>
         </w:rPr>
         <w:t>git checkout CODIGO_DEL_COMMIT_ANTERIOR</w:t>
       </w:r>
@@ -12265,14 +13675,69 @@
         <w:shd w:val="clear" w:color="auto" w:fill="F3F4F6"/>
         <w:spacing w:after="160"/>
         <w:ind w:left="200"/>
-      </w:pPr>
+        <w:rPr>
+          <w:lang w:val="en-US"/>
+        </w:rPr>
+      </w:pPr>
+      <w:proofErr w:type="gramStart"/>
       <w:r>
         <w:rPr>
           <w:rFonts w:ascii="Consolas" w:eastAsia="Consolas" w:hAnsi="Consolas" w:cs="Consolas"/>
           <w:sz w:val="18"/>
           <w:szCs w:val="18"/>
-        </w:rPr>
-        <w:t>docker compose --env-file docker/.env -f docker/compose.app.yml up -d --build backend frontend</w:t>
+          <w:lang w:val="en-US"/>
+        </w:rPr>
+        <w:t>docker</w:t>
+      </w:r>
+      <w:proofErr w:type="gramEnd"/>
+      <w:r>
+        <w:rPr>
+          <w:rFonts w:ascii="Consolas" w:eastAsia="Consolas" w:hAnsi="Consolas" w:cs="Consolas"/>
+          <w:sz w:val="18"/>
+          <w:szCs w:val="18"/>
+          <w:lang w:val="en-US"/>
+        </w:rPr>
+        <w:t xml:space="preserve"> compose --env-file docker</w:t>
+      </w:r>
+      <w:proofErr w:type="gramStart"/>
+      <w:r>
+        <w:rPr>
+          <w:rFonts w:ascii="Consolas" w:eastAsia="Consolas" w:hAnsi="Consolas" w:cs="Consolas"/>
+          <w:sz w:val="18"/>
+          <w:szCs w:val="18"/>
+          <w:lang w:val="en-US"/>
+        </w:rPr>
+        <w:t>/.env</w:t>
+      </w:r>
+      <w:proofErr w:type="gramEnd"/>
+      <w:r>
+        <w:rPr>
+          <w:rFonts w:ascii="Consolas" w:eastAsia="Consolas" w:hAnsi="Consolas" w:cs="Consolas"/>
+          <w:sz w:val="18"/>
+          <w:szCs w:val="18"/>
+          <w:lang w:val="en-US"/>
+        </w:rPr>
+        <w:t xml:space="preserve"> -f docker/</w:t>
+      </w:r>
+      <w:proofErr w:type="spellStart"/>
+      <w:r>
+        <w:rPr>
+          <w:rFonts w:ascii="Consolas" w:eastAsia="Consolas" w:hAnsi="Consolas" w:cs="Consolas"/>
+          <w:sz w:val="18"/>
+          <w:szCs w:val="18"/>
+          <w:lang w:val="en-US"/>
+        </w:rPr>
+        <w:t>compose.app.yml</w:t>
+      </w:r>
+      <w:proofErr w:type="spellEnd"/>
+      <w:r>
+        <w:rPr>
+          <w:rFonts w:ascii="Consolas" w:eastAsia="Consolas" w:hAnsi="Consolas" w:cs="Consolas"/>
+          <w:sz w:val="18"/>
+          <w:szCs w:val="18"/>
+          <w:lang w:val="en-US"/>
+        </w:rPr>
+        <w:t xml:space="preserve"> up -d --build backend frontend</w:t>
       </w:r>
     </w:p>
     <w:p>
@@ -12291,15 +13756,112 @@
         <w:shd w:val="clear" w:color="auto" w:fill="F3F4F6"/>
         <w:spacing w:before="60" w:after="160"/>
         <w:ind w:left="200"/>
+        <w:rPr>
+          <w:lang w:val="en-US"/>
+        </w:rPr>
       </w:pPr>
       <w:r>
         <w:rPr>
           <w:rFonts w:ascii="Consolas" w:eastAsia="Consolas" w:hAnsi="Consolas" w:cs="Consolas"/>
           <w:sz w:val="18"/>
           <w:szCs w:val="18"/>
-        </w:rPr>
-        <w:t>docker exec -i mongo mongorestore -u root -p "CLAVE_DE_MONGO" --authenticationDatabase admin --drop --archive &lt; respaldo-AAAA-MM-DD.archive</w:t>
-      </w:r>
+          <w:lang w:val="en-US"/>
+        </w:rPr>
+        <w:t>docker exec -</w:t>
+      </w:r>
+      <w:proofErr w:type="spellStart"/>
+      <w:r>
+        <w:rPr>
+          <w:rFonts w:ascii="Consolas" w:eastAsia="Consolas" w:hAnsi="Consolas" w:cs="Consolas"/>
+          <w:sz w:val="18"/>
+          <w:szCs w:val="18"/>
+          <w:lang w:val="en-US"/>
+        </w:rPr>
+        <w:t>i</w:t>
+      </w:r>
+      <w:proofErr w:type="spellEnd"/>
+      <w:r>
+        <w:rPr>
+          <w:rFonts w:ascii="Consolas" w:eastAsia="Consolas" w:hAnsi="Consolas" w:cs="Consolas"/>
+          <w:sz w:val="18"/>
+          <w:szCs w:val="18"/>
+          <w:lang w:val="en-US"/>
+        </w:rPr>
+        <w:t xml:space="preserve"> mongo </w:t>
+      </w:r>
+      <w:proofErr w:type="spellStart"/>
+      <w:r>
+        <w:rPr>
+          <w:rFonts w:ascii="Consolas" w:eastAsia="Consolas" w:hAnsi="Consolas" w:cs="Consolas"/>
+          <w:sz w:val="18"/>
+          <w:szCs w:val="18"/>
+          <w:lang w:val="en-US"/>
+        </w:rPr>
+        <w:t>mongorestore</w:t>
+      </w:r>
+      <w:proofErr w:type="spellEnd"/>
+      <w:r>
+        <w:rPr>
+          <w:rFonts w:ascii="Consolas" w:eastAsia="Consolas" w:hAnsi="Consolas" w:cs="Consolas"/>
+          <w:sz w:val="18"/>
+          <w:szCs w:val="18"/>
+          <w:lang w:val="en-US"/>
+        </w:rPr>
+        <w:t xml:space="preserve"> -u root -p "CLAVE_DE_MONGO" --</w:t>
+      </w:r>
+      <w:proofErr w:type="spellStart"/>
+      <w:r>
+        <w:rPr>
+          <w:rFonts w:ascii="Consolas" w:eastAsia="Consolas" w:hAnsi="Consolas" w:cs="Consolas"/>
+          <w:sz w:val="18"/>
+          <w:szCs w:val="18"/>
+          <w:lang w:val="en-US"/>
+        </w:rPr>
+        <w:t>authenticationDatabase</w:t>
+      </w:r>
+      <w:proofErr w:type="spellEnd"/>
+      <w:r>
+        <w:rPr>
+          <w:rFonts w:ascii="Consolas" w:eastAsia="Consolas" w:hAnsi="Consolas" w:cs="Consolas"/>
+          <w:sz w:val="18"/>
+          <w:szCs w:val="18"/>
+          <w:lang w:val="en-US"/>
+        </w:rPr>
+        <w:t xml:space="preserve"> admin --drop --archive &lt; </w:t>
+      </w:r>
+      <w:proofErr w:type="spellStart"/>
+      <w:r>
+        <w:rPr>
+          <w:rFonts w:ascii="Consolas" w:eastAsia="Consolas" w:hAnsi="Consolas" w:cs="Consolas"/>
+          <w:sz w:val="18"/>
+          <w:szCs w:val="18"/>
+          <w:lang w:val="en-US"/>
+        </w:rPr>
+        <w:t>respaldo</w:t>
+      </w:r>
+      <w:proofErr w:type="spellEnd"/>
+      <w:r>
+        <w:rPr>
+          <w:rFonts w:ascii="Consolas" w:eastAsia="Consolas" w:hAnsi="Consolas" w:cs="Consolas"/>
+          <w:sz w:val="18"/>
+          <w:szCs w:val="18"/>
+          <w:lang w:val="en-US"/>
+        </w:rPr>
+        <w:t>-AAAA-MM-</w:t>
+      </w:r>
+      <w:proofErr w:type="spellStart"/>
+      <w:proofErr w:type="gramStart"/>
+      <w:r>
+        <w:rPr>
+          <w:rFonts w:ascii="Consolas" w:eastAsia="Consolas" w:hAnsi="Consolas" w:cs="Consolas"/>
+          <w:sz w:val="18"/>
+          <w:szCs w:val="18"/>
+          <w:lang w:val="en-US"/>
+        </w:rPr>
+        <w:t>DD.archive</w:t>
+      </w:r>
+      <w:proofErr w:type="spellEnd"/>
+      <w:proofErr w:type="gramEnd"/>
     </w:p>
     <w:p>
       <w:pPr>
@@ -12331,6 +13893,7 @@
       <w:r>
         <w:t xml:space="preserve">Último recurso: </w:t>
       </w:r>
+      <w:proofErr w:type="spellStart"/>
       <w:r>
         <w:rPr>
           <w:rFonts w:ascii="Consolas" w:eastAsia="Consolas" w:hAnsi="Consolas" w:cs="Consolas"/>
@@ -12338,11 +13901,9 @@
           <w:sz w:val="19"/>
           <w:szCs w:val="19"/>
         </w:rPr>
-        <w:t>bash docker/down.sh</w:t>
-      </w:r>
-      <w:r>
-        <w:t xml:space="preserve"> y </w:t>
-      </w:r>
+        <w:t>bash</w:t>
+      </w:r>
+      <w:proofErr w:type="spellEnd"/>
       <w:r>
         <w:rPr>
           <w:rFonts w:ascii="Consolas" w:eastAsia="Consolas" w:hAnsi="Consolas" w:cs="Consolas"/>
@@ -12350,7 +13911,30 @@
           <w:sz w:val="19"/>
           <w:szCs w:val="19"/>
         </w:rPr>
-        <w:t>bash docker/up.sh</w:t>
+        <w:t xml:space="preserve"> docker/down.sh</w:t>
+      </w:r>
+      <w:r>
+        <w:t xml:space="preserve"> y </w:t>
+      </w:r>
+      <w:proofErr w:type="spellStart"/>
+      <w:r>
+        <w:rPr>
+          <w:rFonts w:ascii="Consolas" w:eastAsia="Consolas" w:hAnsi="Consolas" w:cs="Consolas"/>
+          <w:color w:val="9D174D"/>
+          <w:sz w:val="19"/>
+          <w:szCs w:val="19"/>
+        </w:rPr>
+        <w:t>bash</w:t>
+      </w:r>
+      <w:proofErr w:type="spellEnd"/>
+      <w:r>
+        <w:rPr>
+          <w:rFonts w:ascii="Consolas" w:eastAsia="Consolas" w:hAnsi="Consolas" w:cs="Consolas"/>
+          <w:color w:val="9D174D"/>
+          <w:sz w:val="19"/>
+          <w:szCs w:val="19"/>
+        </w:rPr>
+        <w:t xml:space="preserve"> docker/up.sh</w:t>
       </w:r>
       <w:r>
         <w:t xml:space="preserve"> reinstalan todo desde cero, pero </w:t>
@@ -12407,6 +13991,7 @@
       <w:r>
         <w:t xml:space="preserve"> y abre </w:t>
       </w:r>
+      <w:proofErr w:type="spellStart"/>
       <w:r>
         <w:rPr>
           <w:rFonts w:ascii="Consolas" w:eastAsia="Consolas" w:hAnsi="Consolas" w:cs="Consolas"/>
@@ -12416,6 +14001,7 @@
         </w:rPr>
         <w:t>rg-trazadoc</w:t>
       </w:r>
+      <w:proofErr w:type="spellEnd"/>
       <w:r>
         <w:t>.</w:t>
       </w:r>
@@ -12507,176 +14093,200 @@
       <w:pPr>
         <w:spacing w:after="80"/>
       </w:pPr>
+      <w:proofErr w:type="gramStart"/>
       <w:r>
         <w:rPr>
           <w:sz w:val="26"/>
           <w:szCs w:val="26"/>
         </w:rPr>
-        <w:t>☐</w:t>
-      </w:r>
+        <w:t xml:space="preserve">☐  </w:t>
+      </w:r>
+      <w:r>
+        <w:t>Cambios</w:t>
+      </w:r>
+      <w:proofErr w:type="gramEnd"/>
+      <w:r>
+        <w:t xml:space="preserve"> subidos a GitHub (sección 2)</w:t>
+      </w:r>
+    </w:p>
+    <w:p>
+      <w:pPr>
+        <w:spacing w:after="80"/>
+        <w:rPr>
+          <w:lang w:val="en-US"/>
+        </w:rPr>
+      </w:pPr>
+      <w:proofErr w:type="gramStart"/>
       <w:r>
         <w:rPr>
           <w:sz w:val="26"/>
           <w:szCs w:val="26"/>
-        </w:rPr>
-        <w:t xml:space="preserve">  </w:t>
-      </w:r>
-      <w:r>
-        <w:t>Cambios subidos a GitHub (sección 2)</w:t>
+          <w:lang w:val="en-US"/>
+        </w:rPr>
+        <w:t xml:space="preserve">☐  </w:t>
+      </w:r>
+      <w:r>
+        <w:rPr>
+          <w:lang w:val="en-US"/>
+        </w:rPr>
+        <w:t>Azure</w:t>
+      </w:r>
+      <w:proofErr w:type="gramEnd"/>
+      <w:r>
+        <w:rPr>
+          <w:lang w:val="en-US"/>
+        </w:rPr>
+        <w:t xml:space="preserve"> for Students </w:t>
+      </w:r>
+      <w:proofErr w:type="spellStart"/>
+      <w:r>
+        <w:rPr>
+          <w:lang w:val="en-US"/>
+        </w:rPr>
+        <w:t>activo</w:t>
+      </w:r>
+      <w:proofErr w:type="spellEnd"/>
+      <w:r>
+        <w:rPr>
+          <w:lang w:val="en-US"/>
+        </w:rPr>
+        <w:t xml:space="preserve"> (paso 1)</w:t>
       </w:r>
     </w:p>
     <w:p>
       <w:pPr>
         <w:spacing w:after="80"/>
       </w:pPr>
+      <w:proofErr w:type="gramStart"/>
       <w:r>
         <w:rPr>
           <w:sz w:val="26"/>
           <w:szCs w:val="26"/>
         </w:rPr>
-        <w:t>☐</w:t>
-      </w:r>
+        <w:t xml:space="preserve">☐  </w:t>
+      </w:r>
+      <w:r>
+        <w:t>Región</w:t>
+      </w:r>
+      <w:proofErr w:type="gramEnd"/>
+      <w:r>
+        <w:t xml:space="preserve"> permitida identificada (paso 2)</w:t>
+      </w:r>
+    </w:p>
+    <w:p>
+      <w:pPr>
+        <w:spacing w:after="80"/>
+      </w:pPr>
+      <w:proofErr w:type="gramStart"/>
       <w:r>
         <w:rPr>
           <w:sz w:val="26"/>
           <w:szCs w:val="26"/>
         </w:rPr>
-        <w:t xml:space="preserve">  </w:t>
-      </w:r>
-      <w:r>
-        <w:t>Azure for Students activo (paso 1)</w:t>
+        <w:t xml:space="preserve">☐  </w:t>
+      </w:r>
+      <w:r>
+        <w:t>Clave</w:t>
+      </w:r>
+      <w:proofErr w:type="gramEnd"/>
+      <w:r>
+        <w:t xml:space="preserve"> SSH creada (paso 3)</w:t>
       </w:r>
     </w:p>
     <w:p>
       <w:pPr>
         <w:spacing w:after="80"/>
       </w:pPr>
+      <w:proofErr w:type="gramStart"/>
       <w:r>
         <w:rPr>
           <w:sz w:val="26"/>
           <w:szCs w:val="26"/>
         </w:rPr>
-        <w:t>☐</w:t>
-      </w:r>
+        <w:t xml:space="preserve">☐  </w:t>
+      </w:r>
+      <w:r>
+        <w:t>VM</w:t>
+      </w:r>
+      <w:proofErr w:type="gramEnd"/>
+      <w:r>
+        <w:t xml:space="preserve"> B2s creada con apagado automático (paso 4)</w:t>
+      </w:r>
+    </w:p>
+    <w:p>
+      <w:pPr>
+        <w:spacing w:after="80"/>
+      </w:pPr>
+      <w:proofErr w:type="gramStart"/>
       <w:r>
         <w:rPr>
           <w:sz w:val="26"/>
           <w:szCs w:val="26"/>
         </w:rPr>
-        <w:t xml:space="preserve">  </w:t>
-      </w:r>
-      <w:r>
-        <w:t>Región permitida identificada (paso 2)</w:t>
+        <w:t xml:space="preserve">☐  </w:t>
+      </w:r>
+      <w:r>
+        <w:t>Nombre</w:t>
+      </w:r>
+      <w:proofErr w:type="gramEnd"/>
+      <w:r>
+        <w:t xml:space="preserve"> DNS configurado y anotado (paso 5)</w:t>
       </w:r>
     </w:p>
     <w:p>
       <w:pPr>
         <w:spacing w:after="80"/>
       </w:pPr>
+      <w:proofErr w:type="gramStart"/>
       <w:r>
         <w:rPr>
           <w:sz w:val="26"/>
           <w:szCs w:val="26"/>
         </w:rPr>
-        <w:t>☐</w:t>
-      </w:r>
+        <w:t xml:space="preserve">☐  </w:t>
+      </w:r>
+      <w:r>
+        <w:t>Puertos</w:t>
+      </w:r>
+      <w:proofErr w:type="gramEnd"/>
+      <w:r>
+        <w:t xml:space="preserve"> 80 y 443 abiertos; 22 solo para tu IP (paso 6)</w:t>
+      </w:r>
+    </w:p>
+    <w:p>
+      <w:pPr>
+        <w:spacing w:after="80"/>
+      </w:pPr>
+      <w:proofErr w:type="gramStart"/>
       <w:r>
         <w:rPr>
           <w:sz w:val="26"/>
           <w:szCs w:val="26"/>
         </w:rPr>
-        <w:t xml:space="preserve">  </w:t>
-      </w:r>
-      <w:r>
-        <w:t>Clave SSH creada (paso 3)</w:t>
-      </w:r>
-    </w:p>
-    <w:p>
-      <w:pPr>
-        <w:spacing w:after="80"/>
-      </w:pPr>
-      <w:r>
-        <w:rPr>
-          <w:sz w:val="26"/>
-          <w:szCs w:val="26"/>
-        </w:rPr>
-        <w:t>☐</w:t>
-      </w:r>
-      <w:r>
-        <w:rPr>
-          <w:sz w:val="26"/>
-          <w:szCs w:val="26"/>
-        </w:rPr>
-        <w:t xml:space="preserve">  </w:t>
-      </w:r>
-      <w:r>
-        <w:t>VM B2s creada con apagado automático (paso 4)</w:t>
-      </w:r>
-    </w:p>
-    <w:p>
-      <w:pPr>
-        <w:spacing w:after="80"/>
-      </w:pPr>
-      <w:r>
-        <w:rPr>
-          <w:sz w:val="26"/>
-          <w:szCs w:val="26"/>
-        </w:rPr>
-        <w:t>☐</w:t>
-      </w:r>
-      <w:r>
-        <w:rPr>
-          <w:sz w:val="26"/>
-          <w:szCs w:val="26"/>
-        </w:rPr>
-        <w:t xml:space="preserve">  </w:t>
-      </w:r>
-      <w:r>
-        <w:t>Nombre DNS configurado y anotado (paso 5)</w:t>
-      </w:r>
-    </w:p>
-    <w:p>
-      <w:pPr>
-        <w:spacing w:after="80"/>
-      </w:pPr>
-      <w:r>
-        <w:rPr>
-          <w:sz w:val="26"/>
-          <w:szCs w:val="26"/>
-        </w:rPr>
-        <w:t>☐</w:t>
-      </w:r>
-      <w:r>
-        <w:rPr>
-          <w:sz w:val="26"/>
-          <w:szCs w:val="26"/>
-        </w:rPr>
-        <w:t xml:space="preserve">  </w:t>
-      </w:r>
-      <w:r>
-        <w:t>Puertos 80 y 443 abiertos; 22 solo para tu IP (paso 6)</w:t>
-      </w:r>
-    </w:p>
-    <w:p>
-      <w:pPr>
-        <w:spacing w:after="80"/>
-      </w:pPr>
-      <w:r>
-        <w:rPr>
-          <w:sz w:val="26"/>
-          <w:szCs w:val="26"/>
-        </w:rPr>
-        <w:t>☐</w:t>
-      </w:r>
-      <w:r>
-        <w:rPr>
-          <w:sz w:val="26"/>
-          <w:szCs w:val="26"/>
-        </w:rPr>
-        <w:t xml:space="preserve">  </w:t>
-      </w:r>
-      <w:r>
-        <w:t xml:space="preserve">Docker, Go y jq instalados; </w:t>
+        <w:t xml:space="preserve">☐  </w:t>
+      </w:r>
+      <w:r>
+        <w:t>Docker</w:t>
+      </w:r>
+      <w:proofErr w:type="gramEnd"/>
+      <w:r>
+        <w:t xml:space="preserve">, </w:t>
+      </w:r>
+      <w:proofErr w:type="spellStart"/>
+      <w:r>
+        <w:t>Go</w:t>
+      </w:r>
+      <w:proofErr w:type="spellEnd"/>
+      <w:r>
+        <w:t xml:space="preserve"> y </w:t>
+      </w:r>
+      <w:proofErr w:type="spellStart"/>
+      <w:r>
+        <w:t>jq</w:t>
+      </w:r>
+      <w:proofErr w:type="spellEnd"/>
+      <w:r>
+        <w:t xml:space="preserve"> instalados; </w:t>
       </w:r>
       <w:r>
         <w:rPr>
@@ -12695,42 +14305,35 @@
       <w:pPr>
         <w:spacing w:after="80"/>
       </w:pPr>
+      <w:proofErr w:type="gramStart"/>
       <w:r>
         <w:rPr>
           <w:sz w:val="26"/>
           <w:szCs w:val="26"/>
         </w:rPr>
-        <w:t>☐</w:t>
-      </w:r>
+        <w:t xml:space="preserve">☐  </w:t>
+      </w:r>
+      <w:r>
+        <w:t>Proyecto</w:t>
+      </w:r>
+      <w:proofErr w:type="gramEnd"/>
+      <w:r>
+        <w:t xml:space="preserve"> descargado en su última versión (paso 9)</w:t>
+      </w:r>
+    </w:p>
+    <w:p>
+      <w:pPr>
+        <w:spacing w:after="80"/>
+      </w:pPr>
+      <w:proofErr w:type="gramStart"/>
       <w:r>
         <w:rPr>
           <w:sz w:val="26"/>
           <w:szCs w:val="26"/>
         </w:rPr>
-        <w:t xml:space="preserve">  </w:t>
-      </w:r>
-      <w:r>
-        <w:t>Proyecto descargado en su última versión (paso 9)</w:t>
-      </w:r>
-    </w:p>
-    <w:p>
-      <w:pPr>
-        <w:spacing w:after="80"/>
-      </w:pPr>
-      <w:r>
-        <w:rPr>
-          <w:sz w:val="26"/>
-          <w:szCs w:val="26"/>
-        </w:rPr>
-        <w:t>☐</w:t>
-      </w:r>
-      <w:r>
-        <w:rPr>
-          <w:sz w:val="26"/>
-          <w:szCs w:val="26"/>
-        </w:rPr>
-        <w:t xml:space="preserve">  </w:t>
-      </w:r>
+        <w:t xml:space="preserve">☐  </w:t>
+      </w:r>
+      <w:proofErr w:type="spellStart"/>
       <w:r>
         <w:rPr>
           <w:rFonts w:ascii="Consolas" w:eastAsia="Consolas" w:hAnsi="Consolas" w:cs="Consolas"/>
@@ -12738,11 +14341,9 @@
           <w:sz w:val="19"/>
           <w:szCs w:val="19"/>
         </w:rPr>
-        <w:t>docker/.env</w:t>
-      </w:r>
-      <w:r>
-        <w:t xml:space="preserve"> con claves nuevas, Brevo y </w:t>
-      </w:r>
+        <w:t>docker</w:t>
+      </w:r>
+      <w:proofErr w:type="spellEnd"/>
       <w:r>
         <w:rPr>
           <w:rFonts w:ascii="Consolas" w:eastAsia="Consolas" w:hAnsi="Consolas" w:cs="Consolas"/>
@@ -12750,30 +14351,9 @@
           <w:sz w:val="19"/>
           <w:szCs w:val="19"/>
         </w:rPr>
-        <w:t>PUBLIC_DOMAIN</w:t>
-      </w:r>
-      <w:r>
-        <w:t xml:space="preserve"> (paso 10)</w:t>
-      </w:r>
-    </w:p>
-    <w:p>
-      <w:pPr>
-        <w:spacing w:after="80"/>
-      </w:pPr>
-      <w:r>
-        <w:rPr>
-          <w:sz w:val="26"/>
-          <w:szCs w:val="26"/>
-        </w:rPr>
-        <w:t>☐</w:t>
-      </w:r>
-      <w:r>
-        <w:rPr>
-          <w:sz w:val="26"/>
-          <w:szCs w:val="26"/>
-        </w:rPr>
-        <w:t xml:space="preserve">  </w:t>
-      </w:r>
+        <w:t>/.</w:t>
+      </w:r>
+      <w:proofErr w:type="spellStart"/>
       <w:r>
         <w:rPr>
           <w:rFonts w:ascii="Consolas" w:eastAsia="Consolas" w:hAnsi="Consolas" w:cs="Consolas"/>
@@ -12781,32 +14361,12 @@
           <w:sz w:val="19"/>
           <w:szCs w:val="19"/>
         </w:rPr>
-        <w:t>bash docker/up.sh</w:t>
-      </w:r>
-      <w:r>
-        <w:t xml:space="preserve"> terminó con todos los contenedores en Up (paso 11)</w:t>
-      </w:r>
-    </w:p>
-    <w:p>
-      <w:pPr>
-        <w:spacing w:after="80"/>
-      </w:pPr>
-      <w:r>
-        <w:rPr>
-          <w:sz w:val="26"/>
-          <w:szCs w:val="26"/>
-        </w:rPr>
-        <w:t>☐</w:t>
-      </w:r>
-      <w:r>
-        <w:rPr>
-          <w:sz w:val="26"/>
-          <w:szCs w:val="26"/>
-        </w:rPr>
-        <w:t xml:space="preserve">  </w:t>
-      </w:r>
-      <w:r>
-        <w:t xml:space="preserve">Página con candado, los 3 roles probados y </w:t>
+        <w:t>env</w:t>
+      </w:r>
+      <w:proofErr w:type="spellEnd"/>
+      <w:proofErr w:type="gramEnd"/>
+      <w:r>
+        <w:t xml:space="preserve"> con claves nuevas, Brevo y </w:t>
       </w:r>
       <w:r>
         <w:rPr>
@@ -12815,54 +14375,119 @@
           <w:sz w:val="19"/>
           <w:szCs w:val="19"/>
         </w:rPr>
-        <w:t>smoke-test.sh</w:t>
-      </w:r>
-      <w:r>
-        <w:t xml:space="preserve"> en PASS (paso 12)</w:t>
+        <w:t>PUBLIC_DOMAIN</w:t>
+      </w:r>
+      <w:r>
+        <w:t xml:space="preserve"> (paso 10)</w:t>
       </w:r>
     </w:p>
     <w:p>
       <w:pPr>
         <w:spacing w:after="80"/>
       </w:pPr>
+      <w:proofErr w:type="gramStart"/>
       <w:r>
         <w:rPr>
           <w:sz w:val="26"/>
           <w:szCs w:val="26"/>
         </w:rPr>
-        <w:t>☐</w:t>
-      </w:r>
+        <w:t xml:space="preserve">☐  </w:t>
+      </w:r>
+      <w:proofErr w:type="spellStart"/>
+      <w:r>
+        <w:rPr>
+          <w:rFonts w:ascii="Consolas" w:eastAsia="Consolas" w:hAnsi="Consolas" w:cs="Consolas"/>
+          <w:color w:val="9D174D"/>
+          <w:sz w:val="19"/>
+          <w:szCs w:val="19"/>
+        </w:rPr>
+        <w:t>bash</w:t>
+      </w:r>
+      <w:proofErr w:type="spellEnd"/>
+      <w:proofErr w:type="gramEnd"/>
+      <w:r>
+        <w:rPr>
+          <w:rFonts w:ascii="Consolas" w:eastAsia="Consolas" w:hAnsi="Consolas" w:cs="Consolas"/>
+          <w:color w:val="9D174D"/>
+          <w:sz w:val="19"/>
+          <w:szCs w:val="19"/>
+        </w:rPr>
+        <w:t xml:space="preserve"> docker/up.sh</w:t>
+      </w:r>
+      <w:r>
+        <w:t xml:space="preserve"> terminó con todos los contenedores en Up (paso 11)</w:t>
+      </w:r>
+    </w:p>
+    <w:p>
+      <w:pPr>
+        <w:spacing w:after="80"/>
+      </w:pPr>
+      <w:proofErr w:type="gramStart"/>
       <w:r>
         <w:rPr>
           <w:sz w:val="26"/>
           <w:szCs w:val="26"/>
         </w:rPr>
-        <w:t xml:space="preserve">  </w:t>
-      </w:r>
-      <w:r>
-        <w:t>Contraseñas de prueba cambiadas (paso 13)</w:t>
+        <w:t xml:space="preserve">☐  </w:t>
+      </w:r>
+      <w:r>
+        <w:t>Página</w:t>
+      </w:r>
+      <w:proofErr w:type="gramEnd"/>
+      <w:r>
+        <w:t xml:space="preserve"> con candado, los 3 roles probados y </w:t>
+      </w:r>
+      <w:r>
+        <w:rPr>
+          <w:rFonts w:ascii="Consolas" w:eastAsia="Consolas" w:hAnsi="Consolas" w:cs="Consolas"/>
+          <w:color w:val="9D174D"/>
+          <w:sz w:val="19"/>
+          <w:szCs w:val="19"/>
+        </w:rPr>
+        <w:t>smoke-test.sh</w:t>
+      </w:r>
+      <w:r>
+        <w:t xml:space="preserve"> en PASS (paso 12)</w:t>
       </w:r>
     </w:p>
     <w:p>
       <w:pPr>
         <w:spacing w:after="80"/>
       </w:pPr>
+      <w:proofErr w:type="gramStart"/>
       <w:r>
         <w:rPr>
           <w:sz w:val="26"/>
           <w:szCs w:val="26"/>
         </w:rPr>
-        <w:t>☐</w:t>
-      </w:r>
+        <w:t xml:space="preserve">☐  </w:t>
+      </w:r>
+      <w:r>
+        <w:t>Contraseñas</w:t>
+      </w:r>
+      <w:proofErr w:type="gramEnd"/>
+      <w:r>
+        <w:t xml:space="preserve"> de prueba cambiadas (paso 13)</w:t>
+      </w:r>
+    </w:p>
+    <w:p>
+      <w:pPr>
+        <w:spacing w:after="80"/>
+      </w:pPr>
+      <w:proofErr w:type="gramStart"/>
       <w:r>
         <w:rPr>
           <w:sz w:val="26"/>
           <w:szCs w:val="26"/>
         </w:rPr>
-        <w:t xml:space="preserve">  </w:t>
-      </w:r>
-      <w:r>
-        <w:t>Alerta de presupuesto creada (sección 3)</w:t>
+        <w:t xml:space="preserve">☐  </w:t>
+      </w:r>
+      <w:r>
+        <w:t>Alerta</w:t>
+      </w:r>
+      <w:proofErr w:type="gramEnd"/>
+      <w:r>
+        <w:t xml:space="preserve"> de presupuesto creada (sección 3)</w:t>
       </w:r>
     </w:p>
     <w:sectPr>
@@ -12901,13 +14526,41 @@
     <w:pPr>
       <w:jc w:val="center"/>
     </w:pPr>
+    <w:proofErr w:type="spellStart"/>
     <w:r>
       <w:rPr>
         <w:color w:val="6B7280"/>
         <w:sz w:val="18"/>
         <w:szCs w:val="18"/>
       </w:rPr>
-      <w:t xml:space="preserve">TrazaDoc · Despliegue en Azure for Students · </w:t>
+      <w:t>TrazaDoc</w:t>
+    </w:r>
+    <w:proofErr w:type="spellEnd"/>
+    <w:r>
+      <w:rPr>
+        <w:color w:val="6B7280"/>
+        <w:sz w:val="18"/>
+        <w:szCs w:val="18"/>
+      </w:rPr>
+      <w:t xml:space="preserve"> · Despliegue en Azure for </w:t>
+    </w:r>
+    <w:proofErr w:type="spellStart"/>
+    <w:r>
+      <w:rPr>
+        <w:color w:val="6B7280"/>
+        <w:sz w:val="18"/>
+        <w:szCs w:val="18"/>
+      </w:rPr>
+      <w:t>Students</w:t>
+    </w:r>
+    <w:proofErr w:type="spellEnd"/>
+    <w:r>
+      <w:rPr>
+        <w:color w:val="6B7280"/>
+        <w:sz w:val="18"/>
+        <w:szCs w:val="18"/>
+      </w:rPr>
+      <w:t xml:space="preserve"> · </w:t>
     </w:r>
     <w:r>
       <w:rPr>
